--- a/team/REPORT FOR REVIEW 1 TEMPLATE.docx
+++ b/team/REPORT FOR REVIEW 1 TEMPLATE.docx
@@ -166,6 +166,15 @@
     </w:p>
     <w:p>
       <w:pPr>
+        <w:ind w:firstLine="720"/>
+        <w:jc w:val="center"/>
+        <w:rPr>
+          <w:sz w:val="32"/>
+        </w:rPr>
+      </w:pPr>
+    </w:p>
+    <w:p>
+      <w:pPr>
         <w:spacing w:before="1"/>
         <w:ind w:left="2880" w:right="2676"/>
         <w:jc w:val="center"/>
@@ -211,7 +220,6 @@
         <w:pStyle w:val="BodyText"/>
         <w:spacing w:before="385"/>
         <w:ind w:left="0" w:firstLine="0"/>
-        <w:jc w:val="center"/>
         <w:rPr>
           <w:sz w:val="36"/>
         </w:rPr>
@@ -327,26 +335,44 @@
     <w:p>
       <w:pPr>
         <w:pStyle w:val="BodyText"/>
-        <w:spacing w:before="49"/>
         <w:ind w:left="0" w:firstLine="0"/>
         <w:jc w:val="center"/>
         <w:rPr>
           <w:sz w:val="20"/>
         </w:rPr>
       </w:pPr>
+    </w:p>
+    <w:p>
+      <w:pPr>
+        <w:pStyle w:val="BodyText"/>
+        <w:ind w:left="0" w:firstLine="0"/>
+        <w:rPr>
+          <w:sz w:val="20"/>
+        </w:rPr>
+      </w:pPr>
+    </w:p>
+    <w:p>
+      <w:pPr>
+        <w:pStyle w:val="BodyText"/>
+        <w:ind w:left="0" w:firstLine="0"/>
+        <w:jc w:val="center"/>
+        <w:rPr>
+          <w:sz w:val="20"/>
+        </w:rPr>
+      </w:pPr>
       <w:r>
         <w:rPr>
           <w:noProof/>
           <w:sz w:val="20"/>
         </w:rPr>
         <w:drawing>
-          <wp:anchor distT="0" distB="0" distL="0" distR="0" simplePos="0" relativeHeight="487587840" behindDoc="1" locked="0" layoutInCell="1" allowOverlap="1" wp14:anchorId="3A144B21" wp14:editId="37930895">
+          <wp:anchor distT="0" distB="0" distL="0" distR="0" simplePos="0" relativeHeight="487587840" behindDoc="1" locked="0" layoutInCell="1" allowOverlap="1" wp14:anchorId="3A144B21" wp14:editId="7D8767CB">
             <wp:simplePos x="0" y="0"/>
             <wp:positionH relativeFrom="page">
               <wp:posOffset>3185160</wp:posOffset>
             </wp:positionH>
             <wp:positionV relativeFrom="paragraph">
-              <wp:posOffset>192942</wp:posOffset>
+              <wp:posOffset>192405</wp:posOffset>
             </wp:positionV>
             <wp:extent cx="1188996" cy="655320"/>
             <wp:effectExtent l="0" t="0" r="0" b="0"/>
@@ -363,7 +389,7 @@
                     <pic:cNvPicPr/>
                   </pic:nvPicPr>
                   <pic:blipFill>
-                    <a:blip r:embed="rId6" cstate="print"/>
+                    <a:blip r:embed="rId8" cstate="print"/>
                     <a:stretch>
                       <a:fillRect/>
                     </a:stretch>
@@ -386,9 +412,26 @@
     </w:p>
     <w:p>
       <w:pPr>
-        <w:spacing w:before="407"/>
+        <w:pStyle w:val="BodyText"/>
+        <w:spacing w:before="49"/>
+        <w:ind w:left="0" w:firstLine="0"/>
+        <w:jc w:val="center"/>
+        <w:rPr>
+          <w:sz w:val="20"/>
+        </w:rPr>
+      </w:pPr>
+    </w:p>
+    <w:p>
+      <w:pPr>
+        <w:ind w:right="791"/>
+        <w:rPr>
+          <w:sz w:val="36"/>
+        </w:rPr>
+      </w:pPr>
+    </w:p>
+    <w:p>
+      <w:pPr>
         <w:ind w:left="929" w:right="791" w:hanging="48"/>
-        <w:jc w:val="center"/>
         <w:rPr>
           <w:sz w:val="36"/>
         </w:rPr>
@@ -397,7 +440,21 @@
         <w:rPr>
           <w:sz w:val="36"/>
         </w:rPr>
-        <w:t>Department of Computer Science and Engineering Sri</w:t>
+        <w:t>Department of Computer Science and Engineering</w:t>
+      </w:r>
+    </w:p>
+    <w:p>
+      <w:pPr>
+        <w:ind w:left="929" w:right="791" w:hanging="48"/>
+        <w:rPr>
+          <w:sz w:val="36"/>
+        </w:rPr>
+      </w:pPr>
+      <w:r>
+        <w:rPr>
+          <w:sz w:val="36"/>
+        </w:rPr>
+        <w:t>Sri</w:t>
       </w:r>
       <w:r>
         <w:rPr>
@@ -471,7 +528,7 @@
     <w:p>
       <w:pPr>
         <w:pStyle w:val="BodyText"/>
-        <w:spacing w:before="10" w:line="320" w:lineRule="exact"/>
+        <w:spacing w:line="320" w:lineRule="exact"/>
         <w:ind w:left="769" w:firstLine="0"/>
         <w:jc w:val="center"/>
       </w:pPr>
@@ -540,7 +597,6 @@
       <w:pPr>
         <w:spacing w:line="412" w:lineRule="exact"/>
         <w:ind w:left="2911" w:right="2911"/>
-        <w:jc w:val="center"/>
         <w:rPr>
           <w:sz w:val="36"/>
         </w:rPr>
@@ -584,7 +640,7 @@
     <w:p>
       <w:pPr>
         <w:spacing w:line="413" w:lineRule="exact"/>
-        <w:ind w:left="3690"/>
+        <w:ind w:left="2880" w:firstLine="720"/>
         <w:rPr>
           <w:sz w:val="36"/>
         </w:rPr>
@@ -635,19 +691,7 @@
     </w:p>
     <w:p>
       <w:pPr>
-        <w:pStyle w:val="BodyText"/>
-        <w:spacing w:before="122"/>
-        <w:ind w:left="0" w:firstLine="0"/>
-        <w:jc w:val="center"/>
-        <w:rPr>
-          <w:sz w:val="36"/>
-        </w:rPr>
-      </w:pPr>
-    </w:p>
-    <w:p>
-      <w:pPr>
-        <w:ind w:left="445"/>
-        <w:jc w:val="center"/>
+        <w:ind w:left="2880" w:firstLine="720"/>
         <w:rPr>
           <w:b/>
           <w:sz w:val="26"/>
@@ -686,15 +730,6 @@
     </w:p>
     <w:p>
       <w:pPr>
-        <w:pStyle w:val="BodyText"/>
-        <w:spacing w:before="4"/>
-        <w:ind w:left="0" w:firstLine="0"/>
-      </w:pPr>
-      <w:bookmarkStart w:id="0" w:name="For_Documentation"/>
-      <w:bookmarkEnd w:id="0"/>
-    </w:p>
-    <w:p>
-      <w:pPr>
         <w:pStyle w:val="ListParagraph"/>
         <w:numPr>
           <w:ilvl w:val="0"/>
@@ -713,7 +748,9 @@
           <w:szCs w:val="28"/>
         </w:rPr>
       </w:pPr>
+      <w:bookmarkStart w:id="0" w:name="For_Documentation"/>
       <w:bookmarkStart w:id="1" w:name="Table_of_Contents"/>
+      <w:bookmarkEnd w:id="0"/>
       <w:bookmarkEnd w:id="1"/>
       <w:r>
         <w:rPr>
@@ -723,6 +760,7 @@
           <w:sz w:val="28"/>
           <w:szCs w:val="28"/>
         </w:rPr>
+        <w:lastRenderedPageBreak/>
         <w:t>Abstract</w:t>
       </w:r>
     </w:p>
@@ -1556,7 +1594,6 @@
         <w:rPr>
           <w:lang w:val="en-IN"/>
         </w:rPr>
-        <w:lastRenderedPageBreak/>
         <w:t>Controlled runway usage</w:t>
       </w:r>
     </w:p>
@@ -1582,6 +1619,7 @@
         <w:rPr>
           <w:lang w:val="en-IN"/>
         </w:rPr>
+        <w:lastRenderedPageBreak/>
         <w:t>Validated baggage and check-in processes</w:t>
       </w:r>
     </w:p>
@@ -3125,6 +3163,7 @@
           <w:szCs w:val="28"/>
         </w:rPr>
         <w:sectPr>
+          <w:headerReference w:type="default" r:id="rId9"/>
           <w:pgSz w:w="11910" w:h="16840"/>
           <w:pgMar w:top="1340" w:right="1275" w:bottom="280" w:left="1275" w:header="720" w:footer="720" w:gutter="0"/>
           <w:cols w:space="720"/>
@@ -4704,21 +4743,21 @@
     </w:p>
     <w:tbl>
       <w:tblPr>
-        <w:tblW w:w="9004" w:type="dxa"/>
+        <w:tblW w:w="9891" w:type="dxa"/>
         <w:tblInd w:w="-383" w:type="dxa"/>
         <w:tblLook w:val="04A0" w:firstRow="1" w:lastRow="0" w:firstColumn="1" w:lastColumn="0" w:noHBand="0" w:noVBand="1"/>
       </w:tblPr>
       <w:tblGrid>
-        <w:gridCol w:w="1975"/>
-        <w:gridCol w:w="7029"/>
+        <w:gridCol w:w="2169"/>
+        <w:gridCol w:w="7722"/>
       </w:tblGrid>
       <w:tr>
         <w:trPr>
-          <w:trHeight w:val="357"/>
+          <w:trHeight w:val="379"/>
         </w:trPr>
         <w:tc>
           <w:tcPr>
-            <w:tcW w:w="1975" w:type="dxa"/>
+            <w:tcW w:w="2169" w:type="dxa"/>
             <w:tcBorders>
               <w:top w:val="single" w:sz="4" w:space="0" w:color="auto"/>
               <w:left w:val="single" w:sz="4" w:space="0" w:color="auto"/>
@@ -4758,7 +4797,7 @@
         </w:tc>
         <w:tc>
           <w:tcPr>
-            <w:tcW w:w="7029" w:type="dxa"/>
+            <w:tcW w:w="7722" w:type="dxa"/>
             <w:tcBorders>
               <w:top w:val="single" w:sz="4" w:space="0" w:color="auto"/>
               <w:left w:val="nil"/>
@@ -4799,11 +4838,11 @@
       </w:tr>
       <w:tr>
         <w:trPr>
-          <w:trHeight w:val="367"/>
+          <w:trHeight w:val="390"/>
         </w:trPr>
         <w:tc>
           <w:tcPr>
-            <w:tcW w:w="1975" w:type="dxa"/>
+            <w:tcW w:w="2169" w:type="dxa"/>
             <w:tcBorders>
               <w:top w:val="single" w:sz="8" w:space="0" w:color="auto"/>
               <w:left w:val="single" w:sz="4" w:space="0" w:color="auto"/>
@@ -4839,7 +4878,7 @@
         </w:tc>
         <w:tc>
           <w:tcPr>
-            <w:tcW w:w="7029" w:type="dxa"/>
+            <w:tcW w:w="7722" w:type="dxa"/>
             <w:tcBorders>
               <w:top w:val="single" w:sz="8" w:space="0" w:color="auto"/>
               <w:left w:val="nil"/>
@@ -4876,11 +4915,11 @@
       </w:tr>
       <w:tr>
         <w:trPr>
-          <w:trHeight w:val="367"/>
+          <w:trHeight w:val="390"/>
         </w:trPr>
         <w:tc>
           <w:tcPr>
-            <w:tcW w:w="1975" w:type="dxa"/>
+            <w:tcW w:w="2169" w:type="dxa"/>
             <w:tcBorders>
               <w:top w:val="single" w:sz="8" w:space="0" w:color="auto"/>
               <w:left w:val="single" w:sz="4" w:space="0" w:color="auto"/>
@@ -4916,7 +4955,7 @@
         </w:tc>
         <w:tc>
           <w:tcPr>
-            <w:tcW w:w="7029" w:type="dxa"/>
+            <w:tcW w:w="7722" w:type="dxa"/>
             <w:tcBorders>
               <w:top w:val="single" w:sz="8" w:space="0" w:color="auto"/>
               <w:left w:val="nil"/>
@@ -4946,6 +4985,15 @@
                 <w:szCs w:val="28"/>
                 <w:lang w:val="en-IN" w:eastAsia="en-IN"/>
               </w:rPr>
+              <w:t xml:space="preserve">Basic </w:t>
+            </w:r>
+            <w:r>
+              <w:rPr>
+                <w:color w:val="000000"/>
+                <w:sz w:val="28"/>
+                <w:szCs w:val="28"/>
+                <w:lang w:val="en-IN" w:eastAsia="en-IN"/>
+              </w:rPr>
               <w:t xml:space="preserve">UI design using </w:t>
             </w:r>
             <w:proofErr w:type="spellStart"/>
@@ -4964,11 +5012,11 @@
       </w:tr>
       <w:tr>
         <w:trPr>
-          <w:trHeight w:val="367"/>
+          <w:trHeight w:val="390"/>
         </w:trPr>
         <w:tc>
           <w:tcPr>
-            <w:tcW w:w="1975" w:type="dxa"/>
+            <w:tcW w:w="2169" w:type="dxa"/>
             <w:tcBorders>
               <w:top w:val="single" w:sz="8" w:space="0" w:color="auto"/>
               <w:left w:val="single" w:sz="4" w:space="0" w:color="auto"/>
@@ -5004,7 +5052,7 @@
         </w:tc>
         <w:tc>
           <w:tcPr>
-            <w:tcW w:w="7029" w:type="dxa"/>
+            <w:tcW w:w="7722" w:type="dxa"/>
             <w:tcBorders>
               <w:top w:val="single" w:sz="8" w:space="0" w:color="auto"/>
               <w:left w:val="nil"/>
@@ -5041,11 +5089,11 @@
       </w:tr>
       <w:tr>
         <w:trPr>
-          <w:trHeight w:val="367"/>
+          <w:trHeight w:val="390"/>
         </w:trPr>
         <w:tc>
           <w:tcPr>
-            <w:tcW w:w="1975" w:type="dxa"/>
+            <w:tcW w:w="2169" w:type="dxa"/>
             <w:tcBorders>
               <w:top w:val="single" w:sz="8" w:space="0" w:color="auto"/>
               <w:left w:val="single" w:sz="4" w:space="0" w:color="auto"/>
@@ -5081,7 +5129,7 @@
         </w:tc>
         <w:tc>
           <w:tcPr>
-            <w:tcW w:w="7029" w:type="dxa"/>
+            <w:tcW w:w="7722" w:type="dxa"/>
             <w:tcBorders>
               <w:top w:val="single" w:sz="8" w:space="0" w:color="auto"/>
               <w:left w:val="nil"/>
@@ -5118,11 +5166,11 @@
       </w:tr>
       <w:tr>
         <w:trPr>
-          <w:trHeight w:val="367"/>
+          <w:trHeight w:val="390"/>
         </w:trPr>
         <w:tc>
           <w:tcPr>
-            <w:tcW w:w="1975" w:type="dxa"/>
+            <w:tcW w:w="2169" w:type="dxa"/>
             <w:tcBorders>
               <w:top w:val="single" w:sz="8" w:space="0" w:color="auto"/>
               <w:left w:val="single" w:sz="4" w:space="0" w:color="auto"/>
@@ -5158,7 +5206,7 @@
         </w:tc>
         <w:tc>
           <w:tcPr>
-            <w:tcW w:w="7029" w:type="dxa"/>
+            <w:tcW w:w="7722" w:type="dxa"/>
             <w:tcBorders>
               <w:top w:val="single" w:sz="8" w:space="0" w:color="auto"/>
               <w:left w:val="nil"/>
@@ -5195,11 +5243,11 @@
       </w:tr>
       <w:tr>
         <w:trPr>
-          <w:trHeight w:val="367"/>
+          <w:trHeight w:val="390"/>
         </w:trPr>
         <w:tc>
           <w:tcPr>
-            <w:tcW w:w="1975" w:type="dxa"/>
+            <w:tcW w:w="2169" w:type="dxa"/>
             <w:tcBorders>
               <w:top w:val="single" w:sz="8" w:space="0" w:color="auto"/>
               <w:left w:val="single" w:sz="4" w:space="0" w:color="auto"/>
@@ -5235,7 +5283,7 @@
         </w:tc>
         <w:tc>
           <w:tcPr>
-            <w:tcW w:w="7029" w:type="dxa"/>
+            <w:tcW w:w="7722" w:type="dxa"/>
             <w:tcBorders>
               <w:top w:val="single" w:sz="8" w:space="0" w:color="auto"/>
               <w:left w:val="nil"/>
@@ -5272,11 +5320,11 @@
       </w:tr>
       <w:tr>
         <w:trPr>
-          <w:trHeight w:val="367"/>
+          <w:trHeight w:val="390"/>
         </w:trPr>
         <w:tc>
           <w:tcPr>
-            <w:tcW w:w="1975" w:type="dxa"/>
+            <w:tcW w:w="2169" w:type="dxa"/>
             <w:tcBorders>
               <w:top w:val="single" w:sz="8" w:space="0" w:color="auto"/>
               <w:left w:val="single" w:sz="4" w:space="0" w:color="auto"/>
@@ -5312,7 +5360,7 @@
         </w:tc>
         <w:tc>
           <w:tcPr>
-            <w:tcW w:w="7029" w:type="dxa"/>
+            <w:tcW w:w="7722" w:type="dxa"/>
             <w:tcBorders>
               <w:top w:val="single" w:sz="8" w:space="0" w:color="auto"/>
               <w:left w:val="nil"/>
@@ -5349,11 +5397,11 @@
       </w:tr>
       <w:tr>
         <w:trPr>
-          <w:trHeight w:val="367"/>
+          <w:trHeight w:val="390"/>
         </w:trPr>
         <w:tc>
           <w:tcPr>
-            <w:tcW w:w="1975" w:type="dxa"/>
+            <w:tcW w:w="2169" w:type="dxa"/>
             <w:tcBorders>
               <w:top w:val="single" w:sz="8" w:space="0" w:color="auto"/>
               <w:left w:val="single" w:sz="4" w:space="0" w:color="auto"/>
@@ -5389,7 +5437,7 @@
         </w:tc>
         <w:tc>
           <w:tcPr>
-            <w:tcW w:w="7029" w:type="dxa"/>
+            <w:tcW w:w="7722" w:type="dxa"/>
             <w:tcBorders>
               <w:top w:val="single" w:sz="8" w:space="0" w:color="auto"/>
               <w:left w:val="nil"/>
@@ -5426,11 +5474,11 @@
       </w:tr>
       <w:tr>
         <w:trPr>
-          <w:trHeight w:val="367"/>
+          <w:trHeight w:val="390"/>
         </w:trPr>
         <w:tc>
           <w:tcPr>
-            <w:tcW w:w="1975" w:type="dxa"/>
+            <w:tcW w:w="2169" w:type="dxa"/>
             <w:tcBorders>
               <w:top w:val="single" w:sz="8" w:space="0" w:color="auto"/>
               <w:left w:val="single" w:sz="4" w:space="0" w:color="auto"/>
@@ -5465,7 +5513,7 @@
         </w:tc>
         <w:tc>
           <w:tcPr>
-            <w:tcW w:w="7029" w:type="dxa"/>
+            <w:tcW w:w="7722" w:type="dxa"/>
             <w:tcBorders>
               <w:top w:val="single" w:sz="8" w:space="0" w:color="auto"/>
               <w:left w:val="nil"/>
@@ -5501,11 +5549,11 @@
       </w:tr>
       <w:tr>
         <w:trPr>
-          <w:trHeight w:val="367"/>
+          <w:trHeight w:val="390"/>
         </w:trPr>
         <w:tc>
           <w:tcPr>
-            <w:tcW w:w="1975" w:type="dxa"/>
+            <w:tcW w:w="2169" w:type="dxa"/>
             <w:tcBorders>
               <w:top w:val="single" w:sz="8" w:space="0" w:color="auto"/>
               <w:left w:val="single" w:sz="4" w:space="0" w:color="auto"/>
@@ -5540,7 +5588,7 @@
         </w:tc>
         <w:tc>
           <w:tcPr>
-            <w:tcW w:w="7029" w:type="dxa"/>
+            <w:tcW w:w="7722" w:type="dxa"/>
             <w:tcBorders>
               <w:top w:val="single" w:sz="8" w:space="0" w:color="auto"/>
               <w:left w:val="nil"/>
@@ -5589,6 +5637,54 @@
     </w:sectPr>
   </w:body>
 </w:document>
+</file>
+
+<file path=word/endnotes.xml><?xml version="1.0" encoding="utf-8"?>
+<w:endnotes xmlns:wpc="http://schemas.microsoft.com/office/word/2010/wordprocessingCanvas" xmlns:cx="http://schemas.microsoft.com/office/drawing/2014/chartex" xmlns:cx1="http://schemas.microsoft.com/office/drawing/2015/9/8/chartex" xmlns:cx2="http://schemas.microsoft.com/office/drawing/2015/10/21/chartex" xmlns:cx3="http://schemas.microsoft.com/office/drawing/2016/5/9/chartex" xmlns:cx4="http://schemas.microsoft.com/office/drawing/2016/5/10/chartex" xmlns:cx5="http://schemas.microsoft.com/office/drawing/2016/5/11/chartex" xmlns:cx6="http://schemas.microsoft.com/office/drawing/2016/5/12/chartex" xmlns:cx7="http://schemas.microsoft.com/office/drawing/2016/5/13/chartex" xmlns:cx8="http://schemas.microsoft.com/office/drawing/2016/5/14/chartex" xmlns:mc="http://schemas.openxmlformats.org/markup-compatibility/2006" xmlns:aink="http://schemas.microsoft.com/office/drawing/2016/ink" xmlns:am3d="http://schemas.microsoft.com/office/drawing/2017/model3d" xmlns:o="urn:schemas-microsoft-com:office:office" xmlns:oel="http://schemas.microsoft.com/office/2019/extlst" xmlns:r="http://schemas.openxmlformats.org/officeDocument/2006/relationships" xmlns:m="http://schemas.openxmlformats.org/officeDocument/2006/math" xmlns:v="urn:schemas-microsoft-com:vml" xmlns:wp14="http://schemas.microsoft.com/office/word/2010/wordprocessingDrawing" xmlns:wp="http://schemas.openxmlformats.org/drawingml/2006/wordprocessingDrawing" xmlns:w10="urn:schemas-microsoft-com:office:word" xmlns:w="http://schemas.openxmlformats.org/wordprocessingml/2006/main" xmlns:w14="http://schemas.microsoft.com/office/word/2010/wordml" xmlns:w15="http://schemas.microsoft.com/office/word/2012/wordml" xmlns:w16cex="http://schemas.microsoft.com/office/word/2018/wordml/cex" xmlns:w16cid="http://schemas.microsoft.com/office/word/2016/wordml/cid" xmlns:w16="http://schemas.microsoft.com/office/word/2018/wordml" xmlns:w16du="http://schemas.microsoft.com/office/word/2023/wordml/word16du" xmlns:w16sdtdh="http://schemas.microsoft.com/office/word/2020/wordml/sdtdatahash" xmlns:w16sdtfl="http://schemas.microsoft.com/office/word/2024/wordml/sdtformatlock" xmlns:w16se="http://schemas.microsoft.com/office/word/2015/wordml/symex" xmlns:wpg="http://schemas.microsoft.com/office/word/2010/wordprocessingGroup" xmlns:wpi="http://schemas.microsoft.com/office/word/2010/wordprocessingInk" xmlns:wne="http://schemas.microsoft.com/office/word/2006/wordml" xmlns:wps="http://schemas.microsoft.com/office/word/2010/wordprocessingShape" mc:Ignorable="w14 w15 w16se w16cid w16 w16cex w16sdtdh w16sdtfl w16du wp14">
+  <w:endnote w:type="separator" w:id="-1">
+    <w:p>
+      <w:r>
+        <w:separator/>
+      </w:r>
+    </w:p>
+  </w:endnote>
+  <w:endnote w:type="continuationSeparator" w:id="0">
+    <w:p>
+      <w:r>
+        <w:continuationSeparator/>
+      </w:r>
+    </w:p>
+  </w:endnote>
+</w:endnotes>
+</file>
+
+<file path=word/footnotes.xml><?xml version="1.0" encoding="utf-8"?>
+<w:footnotes xmlns:wpc="http://schemas.microsoft.com/office/word/2010/wordprocessingCanvas" xmlns:cx="http://schemas.microsoft.com/office/drawing/2014/chartex" xmlns:cx1="http://schemas.microsoft.com/office/drawing/2015/9/8/chartex" xmlns:cx2="http://schemas.microsoft.com/office/drawing/2015/10/21/chartex" xmlns:cx3="http://schemas.microsoft.com/office/drawing/2016/5/9/chartex" xmlns:cx4="http://schemas.microsoft.com/office/drawing/2016/5/10/chartex" xmlns:cx5="http://schemas.microsoft.com/office/drawing/2016/5/11/chartex" xmlns:cx6="http://schemas.microsoft.com/office/drawing/2016/5/12/chartex" xmlns:cx7="http://schemas.microsoft.com/office/drawing/2016/5/13/chartex" xmlns:cx8="http://schemas.microsoft.com/office/drawing/2016/5/14/chartex" xmlns:mc="http://schemas.openxmlformats.org/markup-compatibility/2006" xmlns:aink="http://schemas.microsoft.com/office/drawing/2016/ink" xmlns:am3d="http://schemas.microsoft.com/office/drawing/2017/model3d" xmlns:o="urn:schemas-microsoft-com:office:office" xmlns:oel="http://schemas.microsoft.com/office/2019/extlst" xmlns:r="http://schemas.openxmlformats.org/officeDocument/2006/relationships" xmlns:m="http://schemas.openxmlformats.org/officeDocument/2006/math" xmlns:v="urn:schemas-microsoft-com:vml" xmlns:wp14="http://schemas.microsoft.com/office/word/2010/wordprocessingDrawing" xmlns:wp="http://schemas.openxmlformats.org/drawingml/2006/wordprocessingDrawing" xmlns:w10="urn:schemas-microsoft-com:office:word" xmlns:w="http://schemas.openxmlformats.org/wordprocessingml/2006/main" xmlns:w14="http://schemas.microsoft.com/office/word/2010/wordml" xmlns:w15="http://schemas.microsoft.com/office/word/2012/wordml" xmlns:w16cex="http://schemas.microsoft.com/office/word/2018/wordml/cex" xmlns:w16cid="http://schemas.microsoft.com/office/word/2016/wordml/cid" xmlns:w16="http://schemas.microsoft.com/office/word/2018/wordml" xmlns:w16du="http://schemas.microsoft.com/office/word/2023/wordml/word16du" xmlns:w16sdtdh="http://schemas.microsoft.com/office/word/2020/wordml/sdtdatahash" xmlns:w16sdtfl="http://schemas.microsoft.com/office/word/2024/wordml/sdtformatlock" xmlns:w16se="http://schemas.microsoft.com/office/word/2015/wordml/symex" xmlns:wpg="http://schemas.microsoft.com/office/word/2010/wordprocessingGroup" xmlns:wpi="http://schemas.microsoft.com/office/word/2010/wordprocessingInk" xmlns:wne="http://schemas.microsoft.com/office/word/2006/wordml" xmlns:wps="http://schemas.microsoft.com/office/word/2010/wordprocessingShape" mc:Ignorable="w14 w15 w16se w16cid w16 w16cex w16sdtdh w16sdtfl w16du wp14">
+  <w:footnote w:type="separator" w:id="-1">
+    <w:p>
+      <w:r>
+        <w:separator/>
+      </w:r>
+    </w:p>
+  </w:footnote>
+  <w:footnote w:type="continuationSeparator" w:id="0">
+    <w:p>
+      <w:r>
+        <w:continuationSeparator/>
+      </w:r>
+    </w:p>
+  </w:footnote>
+</w:footnotes>
+</file>
+
+<file path=word/header1.xml><?xml version="1.0" encoding="utf-8"?>
+<w:hdr xmlns:wpc="http://schemas.microsoft.com/office/word/2010/wordprocessingCanvas" xmlns:cx="http://schemas.microsoft.com/office/drawing/2014/chartex" xmlns:cx1="http://schemas.microsoft.com/office/drawing/2015/9/8/chartex" xmlns:cx2="http://schemas.microsoft.com/office/drawing/2015/10/21/chartex" xmlns:cx3="http://schemas.microsoft.com/office/drawing/2016/5/9/chartex" xmlns:cx4="http://schemas.microsoft.com/office/drawing/2016/5/10/chartex" xmlns:cx5="http://schemas.microsoft.com/office/drawing/2016/5/11/chartex" xmlns:cx6="http://schemas.microsoft.com/office/drawing/2016/5/12/chartex" xmlns:cx7="http://schemas.microsoft.com/office/drawing/2016/5/13/chartex" xmlns:cx8="http://schemas.microsoft.com/office/drawing/2016/5/14/chartex" xmlns:mc="http://schemas.openxmlformats.org/markup-compatibility/2006" xmlns:aink="http://schemas.microsoft.com/office/drawing/2016/ink" xmlns:am3d="http://schemas.microsoft.com/office/drawing/2017/model3d" xmlns:o="urn:schemas-microsoft-com:office:office" xmlns:oel="http://schemas.microsoft.com/office/2019/extlst" xmlns:r="http://schemas.openxmlformats.org/officeDocument/2006/relationships" xmlns:m="http://schemas.openxmlformats.org/officeDocument/2006/math" xmlns:v="urn:schemas-microsoft-com:vml" xmlns:wp14="http://schemas.microsoft.com/office/word/2010/wordprocessingDrawing" xmlns:wp="http://schemas.openxmlformats.org/drawingml/2006/wordprocessingDrawing" xmlns:w10="urn:schemas-microsoft-com:office:word" xmlns:w="http://schemas.openxmlformats.org/wordprocessingml/2006/main" xmlns:w14="http://schemas.microsoft.com/office/word/2010/wordml" xmlns:w15="http://schemas.microsoft.com/office/word/2012/wordml" xmlns:w16cex="http://schemas.microsoft.com/office/word/2018/wordml/cex" xmlns:w16cid="http://schemas.microsoft.com/office/word/2016/wordml/cid" xmlns:w16="http://schemas.microsoft.com/office/word/2018/wordml" xmlns:w16du="http://schemas.microsoft.com/office/word/2023/wordml/word16du" xmlns:w16sdtdh="http://schemas.microsoft.com/office/word/2020/wordml/sdtdatahash" xmlns:w16sdtfl="http://schemas.microsoft.com/office/word/2024/wordml/sdtformatlock" xmlns:w16se="http://schemas.microsoft.com/office/word/2015/wordml/symex" xmlns:wpg="http://schemas.microsoft.com/office/word/2010/wordprocessingGroup" xmlns:wpi="http://schemas.microsoft.com/office/word/2010/wordprocessingInk" xmlns:wne="http://schemas.microsoft.com/office/word/2006/wordml" xmlns:wps="http://schemas.microsoft.com/office/word/2010/wordprocessingShape" mc:Ignorable="w14 w15 w16se w16cid w16 w16cex w16sdtdh w16sdtfl w16du wp14">
+  <w:p>
+    <w:pPr>
+      <w:pStyle w:val="Header"/>
+    </w:pPr>
+  </w:p>
+</w:hdr>
 </file>
 
 <file path=word/numbering.xml><?xml version="1.0" encoding="utf-8"?>
@@ -10445,6 +10541,7 @@
   <w:style w:type="character" w:default="1" w:styleId="DefaultParagraphFont">
     <w:name w:val="Default Paragraph Font"/>
     <w:uiPriority w:val="1"/>
+    <w:semiHidden/>
     <w:unhideWhenUsed/>
   </w:style>
   <w:style w:type="table" w:default="1" w:styleId="TableNormal">
@@ -10553,6 +10650,54 @@
       <w:rFonts w:ascii="Times New Roman" w:eastAsia="Times New Roman" w:hAnsi="Times New Roman" w:cs="Times New Roman"/>
       <w:sz w:val="28"/>
       <w:szCs w:val="28"/>
+    </w:rPr>
+  </w:style>
+  <w:style w:type="paragraph" w:styleId="Header">
+    <w:name w:val="header"/>
+    <w:basedOn w:val="Normal"/>
+    <w:link w:val="HeaderChar"/>
+    <w:uiPriority w:val="99"/>
+    <w:unhideWhenUsed/>
+    <w:rsid w:val="009B2690"/>
+    <w:pPr>
+      <w:tabs>
+        <w:tab w:val="center" w:pos="4513"/>
+        <w:tab w:val="right" w:pos="9026"/>
+      </w:tabs>
+    </w:pPr>
+  </w:style>
+  <w:style w:type="character" w:customStyle="1" w:styleId="HeaderChar">
+    <w:name w:val="Header Char"/>
+    <w:basedOn w:val="DefaultParagraphFont"/>
+    <w:link w:val="Header"/>
+    <w:uiPriority w:val="99"/>
+    <w:rsid w:val="009B2690"/>
+    <w:rPr>
+      <w:rFonts w:ascii="Times New Roman" w:eastAsia="Times New Roman" w:hAnsi="Times New Roman" w:cs="Times New Roman"/>
+    </w:rPr>
+  </w:style>
+  <w:style w:type="paragraph" w:styleId="Footer">
+    <w:name w:val="footer"/>
+    <w:basedOn w:val="Normal"/>
+    <w:link w:val="FooterChar"/>
+    <w:uiPriority w:val="99"/>
+    <w:unhideWhenUsed/>
+    <w:rsid w:val="009B2690"/>
+    <w:pPr>
+      <w:tabs>
+        <w:tab w:val="center" w:pos="4513"/>
+        <w:tab w:val="right" w:pos="9026"/>
+      </w:tabs>
+    </w:pPr>
+  </w:style>
+  <w:style w:type="character" w:customStyle="1" w:styleId="FooterChar">
+    <w:name w:val="Footer Char"/>
+    <w:basedOn w:val="DefaultParagraphFont"/>
+    <w:link w:val="Footer"/>
+    <w:uiPriority w:val="99"/>
+    <w:rsid w:val="009B2690"/>
+    <w:rPr>
+      <w:rFonts w:ascii="Times New Roman" w:eastAsia="Times New Roman" w:hAnsi="Times New Roman" w:cs="Times New Roman"/>
     </w:rPr>
   </w:style>
 </w:styles>

--- a/team/REPORT FOR REVIEW 1 TEMPLATE.docx
+++ b/team/REPORT FOR REVIEW 1 TEMPLATE.docx
@@ -7,30 +7,31 @@
         <w:pStyle w:val="Title"/>
         <w:jc w:val="left"/>
         <w:rPr>
+          <w:sz w:val="44"/>
+          <w:szCs w:val="44"/>
+        </w:rPr>
+      </w:pPr>
+      <w:r>
+        <w:rPr>
           <w:spacing w:val="-2"/>
-        </w:rPr>
-      </w:pPr>
+          <w:sz w:val="44"/>
+          <w:szCs w:val="44"/>
+        </w:rPr>
+        <w:t>AIRPORT MANAGEMENT</w:t>
+      </w:r>
       <w:r>
         <w:rPr>
           <w:spacing w:val="-2"/>
-        </w:rPr>
-        <w:t xml:space="preserve">         </w:t>
+          <w:sz w:val="44"/>
+          <w:szCs w:val="44"/>
+        </w:rPr>
+        <w:t xml:space="preserve"> </w:t>
       </w:r>
       <w:r>
         <w:rPr>
           <w:spacing w:val="-2"/>
-        </w:rPr>
-        <w:t>AIRPORT MANAGEMENT</w:t>
-      </w:r>
-    </w:p>
-    <w:p>
-      <w:pPr>
-        <w:pStyle w:val="Title"/>
-        <w:ind w:left="0"/>
-      </w:pPr>
-      <w:r>
-        <w:rPr>
-          <w:spacing w:val="-2"/>
+          <w:sz w:val="44"/>
+          <w:szCs w:val="44"/>
         </w:rPr>
         <w:t>APPLICATION</w:t>
       </w:r>
@@ -43,7 +44,8 @@
         <w:jc w:val="center"/>
         <w:rPr>
           <w:b/>
-          <w:sz w:val="48"/>
+          <w:sz w:val="36"/>
+          <w:szCs w:val="36"/>
         </w:rPr>
       </w:pPr>
     </w:p>
@@ -53,104 +55,120 @@
         <w:jc w:val="center"/>
         <w:rPr>
           <w:spacing w:val="-2"/>
-          <w:sz w:val="32"/>
-        </w:rPr>
-      </w:pPr>
-      <w:r>
-        <w:rPr>
-          <w:sz w:val="32"/>
+          <w:sz w:val="36"/>
+          <w:szCs w:val="36"/>
+        </w:rPr>
+      </w:pPr>
+      <w:r>
+        <w:rPr>
+          <w:sz w:val="36"/>
+          <w:szCs w:val="36"/>
         </w:rPr>
         <w:t>ICS1261</w:t>
       </w:r>
       <w:r>
         <w:rPr>
           <w:spacing w:val="-6"/>
-          <w:sz w:val="32"/>
+          <w:sz w:val="36"/>
+          <w:szCs w:val="36"/>
         </w:rPr>
         <w:t xml:space="preserve"> </w:t>
       </w:r>
       <w:r>
         <w:rPr>
-          <w:sz w:val="32"/>
+          <w:sz w:val="36"/>
+          <w:szCs w:val="36"/>
         </w:rPr>
         <w:t>-</w:t>
       </w:r>
       <w:r>
         <w:rPr>
           <w:spacing w:val="-7"/>
-          <w:sz w:val="32"/>
+          <w:sz w:val="36"/>
+          <w:szCs w:val="36"/>
         </w:rPr>
         <w:t xml:space="preserve"> </w:t>
       </w:r>
       <w:r>
         <w:rPr>
-          <w:sz w:val="32"/>
+          <w:sz w:val="36"/>
+          <w:szCs w:val="36"/>
         </w:rPr>
         <w:t>Software</w:t>
       </w:r>
       <w:r>
         <w:rPr>
           <w:spacing w:val="-11"/>
-          <w:sz w:val="32"/>
+          <w:sz w:val="36"/>
+          <w:szCs w:val="36"/>
         </w:rPr>
         <w:t xml:space="preserve"> </w:t>
       </w:r>
       <w:r>
         <w:rPr>
-          <w:sz w:val="32"/>
+          <w:sz w:val="36"/>
+          <w:szCs w:val="36"/>
         </w:rPr>
         <w:t>Development</w:t>
       </w:r>
       <w:r>
         <w:rPr>
           <w:spacing w:val="-5"/>
-          <w:sz w:val="32"/>
+          <w:sz w:val="36"/>
+          <w:szCs w:val="36"/>
         </w:rPr>
         <w:t xml:space="preserve"> </w:t>
       </w:r>
       <w:r>
         <w:rPr>
-          <w:sz w:val="32"/>
+          <w:sz w:val="36"/>
+          <w:szCs w:val="36"/>
         </w:rPr>
         <w:t>and</w:t>
       </w:r>
       <w:r>
         <w:rPr>
           <w:spacing w:val="-9"/>
-          <w:sz w:val="32"/>
+          <w:sz w:val="36"/>
+          <w:szCs w:val="36"/>
         </w:rPr>
         <w:t xml:space="preserve"> </w:t>
       </w:r>
       <w:r>
         <w:rPr>
-          <w:sz w:val="32"/>
+          <w:sz w:val="36"/>
+          <w:szCs w:val="36"/>
         </w:rPr>
         <w:t>Practice</w:t>
       </w:r>
       <w:r>
         <w:rPr>
           <w:spacing w:val="-14"/>
-          <w:sz w:val="32"/>
+          <w:sz w:val="36"/>
+          <w:szCs w:val="36"/>
         </w:rPr>
         <w:t xml:space="preserve"> </w:t>
       </w:r>
       <w:r>
         <w:rPr>
-          <w:sz w:val="32"/>
+          <w:sz w:val="36"/>
+          <w:szCs w:val="36"/>
         </w:rPr>
         <w:t>using</w:t>
       </w:r>
       <w:r>
         <w:rPr>
           <w:spacing w:val="-8"/>
-          <w:sz w:val="32"/>
+          <w:sz w:val="36"/>
+          <w:szCs w:val="36"/>
         </w:rPr>
         <w:t xml:space="preserve"> </w:t>
       </w:r>
       <w:r>
         <w:rPr>
           <w:spacing w:val="-2"/>
-          <w:sz w:val="32"/>
+          <w:sz w:val="36"/>
+          <w:szCs w:val="36"/>
         </w:rPr>
         <w:t>Python</w:t>
       </w:r>
@@ -160,31 +178,25 @@
         <w:ind w:firstLine="720"/>
         <w:jc w:val="center"/>
         <w:rPr>
-          <w:sz w:val="32"/>
-        </w:rPr>
-      </w:pPr>
-    </w:p>
-    <w:p>
-      <w:pPr>
-        <w:ind w:firstLine="720"/>
+          <w:sz w:val="36"/>
+          <w:szCs w:val="36"/>
+        </w:rPr>
+      </w:pPr>
+    </w:p>
+    <w:p>
+      <w:pPr>
+        <w:spacing w:before="1"/>
+        <w:ind w:left="2160" w:right="2676"/>
         <w:jc w:val="center"/>
         <w:rPr>
-          <w:sz w:val="32"/>
-        </w:rPr>
-      </w:pPr>
-    </w:p>
-    <w:p>
-      <w:pPr>
-        <w:spacing w:before="1"/>
-        <w:ind w:left="2880" w:right="2676"/>
-        <w:jc w:val="center"/>
-        <w:rPr>
           <w:sz w:val="36"/>
+          <w:szCs w:val="36"/>
         </w:rPr>
       </w:pPr>
       <w:r>
         <w:rPr>
           <w:sz w:val="36"/>
+          <w:szCs w:val="36"/>
         </w:rPr>
         <w:t>FIRST</w:t>
       </w:r>
@@ -192,18 +204,21 @@
         <w:rPr>
           <w:spacing w:val="-26"/>
           <w:sz w:val="36"/>
+          <w:szCs w:val="36"/>
         </w:rPr>
         <w:t xml:space="preserve"> </w:t>
       </w:r>
       <w:r>
         <w:rPr>
           <w:sz w:val="36"/>
+          <w:szCs w:val="36"/>
         </w:rPr>
         <w:t>REVIEW</w:t>
       </w:r>
       <w:r>
         <w:rPr>
           <w:sz w:val="36"/>
+          <w:szCs w:val="36"/>
         </w:rPr>
         <w:t xml:space="preserve"> </w:t>
       </w:r>
@@ -211,6 +226,7 @@
         <w:rPr>
           <w:spacing w:val="-2"/>
           <w:sz w:val="36"/>
+          <w:szCs w:val="36"/>
         </w:rPr>
         <w:t>REPORT</w:t>
       </w:r>
@@ -220,21 +236,26 @@
         <w:pStyle w:val="BodyText"/>
         <w:spacing w:before="385"/>
         <w:ind w:left="0" w:firstLine="0"/>
+        <w:jc w:val="center"/>
         <w:rPr>
           <w:sz w:val="36"/>
-        </w:rPr>
-      </w:pPr>
-    </w:p>
-    <w:p>
-      <w:pPr>
-        <w:ind w:left="3663" w:firstLine="11"/>
-        <w:rPr>
+          <w:szCs w:val="36"/>
+        </w:rPr>
+      </w:pPr>
+    </w:p>
+    <w:p>
+      <w:pPr>
+        <w:ind w:left="2682" w:firstLine="720"/>
+        <w:rPr>
+          <w:spacing w:val="-5"/>
           <w:sz w:val="36"/>
+          <w:szCs w:val="36"/>
         </w:rPr>
       </w:pPr>
       <w:r>
         <w:rPr>
           <w:sz w:val="36"/>
+          <w:szCs w:val="36"/>
         </w:rPr>
         <w:t>Submitted</w:t>
       </w:r>
@@ -242,6 +263,7 @@
         <w:rPr>
           <w:spacing w:val="-4"/>
           <w:sz w:val="36"/>
+          <w:szCs w:val="36"/>
         </w:rPr>
         <w:t xml:space="preserve"> </w:t>
       </w:r>
@@ -249,9 +271,20 @@
         <w:rPr>
           <w:spacing w:val="-5"/>
           <w:sz w:val="36"/>
+          <w:szCs w:val="36"/>
         </w:rPr>
         <w:t>By</w:t>
       </w:r>
+    </w:p>
+    <w:p>
+      <w:pPr>
+        <w:ind w:left="3663" w:firstLine="11"/>
+        <w:rPr>
+          <w:spacing w:val="-5"/>
+          <w:sz w:val="36"/>
+          <w:szCs w:val="36"/>
+        </w:rPr>
+      </w:pPr>
     </w:p>
     <w:p>
       <w:pPr>
@@ -263,15 +296,17 @@
         <w:tabs>
           <w:tab w:val="left" w:pos="3674"/>
         </w:tabs>
-        <w:spacing w:line="413" w:lineRule="exact"/>
+        <w:spacing w:line="411" w:lineRule="exact"/>
         <w:ind w:left="3674" w:hanging="272"/>
         <w:rPr>
           <w:sz w:val="36"/>
+          <w:szCs w:val="36"/>
         </w:rPr>
       </w:pPr>
       <w:r>
         <w:rPr>
           <w:sz w:val="36"/>
+          <w:szCs w:val="36"/>
         </w:rPr>
         <w:t>Santhosh M</w:t>
       </w:r>
@@ -290,11 +325,13 @@
         <w:ind w:left="3674" w:hanging="272"/>
         <w:rPr>
           <w:sz w:val="36"/>
+          <w:szCs w:val="36"/>
         </w:rPr>
       </w:pPr>
       <w:r>
         <w:rPr>
           <w:sz w:val="36"/>
+          <w:szCs w:val="36"/>
         </w:rPr>
         <w:t>Jishnu P L</w:t>
       </w:r>
@@ -313,66 +350,51 @@
         <w:ind w:left="3674" w:hanging="272"/>
         <w:rPr>
           <w:sz w:val="36"/>
+          <w:szCs w:val="36"/>
         </w:rPr>
       </w:pPr>
       <w:r>
         <w:rPr>
           <w:sz w:val="36"/>
+          <w:szCs w:val="36"/>
         </w:rPr>
         <w:t>Sri Vikash N S</w:t>
       </w:r>
     </w:p>
     <w:p>
       <w:pPr>
-        <w:pStyle w:val="BodyText"/>
+        <w:ind w:left="3663" w:firstLine="11"/>
+        <w:rPr>
+          <w:sz w:val="36"/>
+          <w:szCs w:val="36"/>
+        </w:rPr>
+      </w:pPr>
+    </w:p>
+    <w:p>
+      <w:pPr>
+        <w:pStyle w:val="BodyText"/>
+        <w:spacing w:before="49"/>
         <w:ind w:left="0" w:firstLine="0"/>
         <w:jc w:val="center"/>
         <w:rPr>
-          <w:sz w:val="20"/>
-        </w:rPr>
-      </w:pPr>
-    </w:p>
-    <w:p>
-      <w:pPr>
-        <w:pStyle w:val="BodyText"/>
-        <w:ind w:left="0" w:firstLine="0"/>
-        <w:jc w:val="center"/>
-        <w:rPr>
-          <w:sz w:val="20"/>
-        </w:rPr>
-      </w:pPr>
-    </w:p>
-    <w:p>
-      <w:pPr>
-        <w:pStyle w:val="BodyText"/>
-        <w:ind w:left="0" w:firstLine="0"/>
-        <w:rPr>
-          <w:sz w:val="20"/>
-        </w:rPr>
-      </w:pPr>
-    </w:p>
-    <w:p>
-      <w:pPr>
-        <w:pStyle w:val="BodyText"/>
-        <w:ind w:left="0" w:firstLine="0"/>
-        <w:jc w:val="center"/>
-        <w:rPr>
-          <w:sz w:val="20"/>
+          <w:sz w:val="36"/>
+          <w:szCs w:val="36"/>
         </w:rPr>
       </w:pPr>
       <w:r>
         <w:rPr>
           <w:noProof/>
-          <w:sz w:val="20"/>
+          <w:sz w:val="36"/>
+          <w:szCs w:val="36"/>
         </w:rPr>
         <w:drawing>
-          <wp:anchor distT="0" distB="0" distL="0" distR="0" simplePos="0" relativeHeight="487587840" behindDoc="1" locked="0" layoutInCell="1" allowOverlap="1" wp14:anchorId="3A144B21" wp14:editId="7D8767CB">
+          <wp:anchor distT="0" distB="0" distL="0" distR="0" simplePos="0" relativeHeight="251617280" behindDoc="1" locked="0" layoutInCell="1" allowOverlap="1" wp14:anchorId="3A144B21" wp14:editId="37930895">
             <wp:simplePos x="0" y="0"/>
             <wp:positionH relativeFrom="page">
               <wp:posOffset>3185160</wp:posOffset>
             </wp:positionH>
             <wp:positionV relativeFrom="paragraph">
-              <wp:posOffset>192405</wp:posOffset>
+              <wp:posOffset>192942</wp:posOffset>
             </wp:positionV>
             <wp:extent cx="1188996" cy="655320"/>
             <wp:effectExtent l="0" t="0" r="0" b="0"/>
@@ -389,7 +411,7 @@
                     <pic:cNvPicPr/>
                   </pic:nvPicPr>
                   <pic:blipFill>
-                    <a:blip r:embed="rId8" cstate="print"/>
+                    <a:blip r:embed="rId6" cstate="print"/>
                     <a:stretch>
                       <a:fillRect/>
                     </a:stretch>
@@ -412,252 +434,311 @@
     </w:p>
     <w:p>
       <w:pPr>
-        <w:pStyle w:val="BodyText"/>
-        <w:spacing w:before="49"/>
+        <w:ind w:left="929" w:right="791" w:hanging="48"/>
+        <w:jc w:val="center"/>
+        <w:rPr>
+          <w:sz w:val="36"/>
+          <w:szCs w:val="36"/>
+        </w:rPr>
+      </w:pPr>
+      <w:r>
+        <w:rPr>
+          <w:sz w:val="36"/>
+          <w:szCs w:val="36"/>
+        </w:rPr>
+        <w:t xml:space="preserve">Department of Computer Science and Engineering </w:t>
+      </w:r>
+    </w:p>
+    <w:p>
+      <w:pPr>
+        <w:ind w:left="929" w:right="791"/>
+        <w:jc w:val="center"/>
+        <w:rPr>
+          <w:sz w:val="36"/>
+          <w:szCs w:val="36"/>
+        </w:rPr>
+      </w:pPr>
+      <w:r>
+        <w:rPr>
+          <w:sz w:val="36"/>
+          <w:szCs w:val="36"/>
+        </w:rPr>
+        <w:t>Sri</w:t>
+      </w:r>
+      <w:r>
+        <w:rPr>
+          <w:spacing w:val="-8"/>
+          <w:sz w:val="36"/>
+          <w:szCs w:val="36"/>
+        </w:rPr>
+        <w:t xml:space="preserve"> </w:t>
+      </w:r>
+      <w:proofErr w:type="spellStart"/>
+      <w:r>
+        <w:rPr>
+          <w:sz w:val="36"/>
+          <w:szCs w:val="36"/>
+        </w:rPr>
+        <w:t>Sivasubramaniya</w:t>
+      </w:r>
+      <w:proofErr w:type="spellEnd"/>
+      <w:r>
+        <w:rPr>
+          <w:spacing w:val="-3"/>
+          <w:sz w:val="36"/>
+          <w:szCs w:val="36"/>
+        </w:rPr>
+        <w:t xml:space="preserve"> </w:t>
+      </w:r>
+      <w:r>
+        <w:rPr>
+          <w:sz w:val="36"/>
+          <w:szCs w:val="36"/>
+        </w:rPr>
+        <w:t>Nadar</w:t>
+      </w:r>
+      <w:r>
+        <w:rPr>
+          <w:spacing w:val="-2"/>
+          <w:sz w:val="36"/>
+          <w:szCs w:val="36"/>
+        </w:rPr>
+        <w:t xml:space="preserve"> </w:t>
+      </w:r>
+      <w:r>
+        <w:rPr>
+          <w:sz w:val="36"/>
+          <w:szCs w:val="36"/>
+        </w:rPr>
+        <w:t>College</w:t>
+      </w:r>
+      <w:r>
+        <w:rPr>
+          <w:spacing w:val="3"/>
+          <w:sz w:val="36"/>
+          <w:szCs w:val="36"/>
+        </w:rPr>
+        <w:t xml:space="preserve"> </w:t>
+      </w:r>
+      <w:r>
+        <w:rPr>
+          <w:sz w:val="36"/>
+          <w:szCs w:val="36"/>
+        </w:rPr>
+        <w:t>of</w:t>
+      </w:r>
+      <w:r>
+        <w:rPr>
+          <w:spacing w:val="74"/>
+          <w:sz w:val="36"/>
+          <w:szCs w:val="36"/>
+        </w:rPr>
+        <w:t xml:space="preserve"> </w:t>
+      </w:r>
+      <w:r>
+        <w:rPr>
+          <w:spacing w:val="-2"/>
+          <w:sz w:val="36"/>
+          <w:szCs w:val="36"/>
+        </w:rPr>
+        <w:t>Engineering</w:t>
+      </w:r>
+    </w:p>
+    <w:p>
+      <w:pPr>
+        <w:pStyle w:val="BodyText"/>
+        <w:spacing w:line="320" w:lineRule="exact"/>
+        <w:ind w:left="1221" w:firstLine="0"/>
+        <w:rPr>
+          <w:sz w:val="34"/>
+          <w:szCs w:val="34"/>
+        </w:rPr>
+      </w:pPr>
+      <w:r>
+        <w:rPr>
+          <w:sz w:val="34"/>
+          <w:szCs w:val="34"/>
+        </w:rPr>
+        <w:t>(An</w:t>
+      </w:r>
+      <w:r>
+        <w:rPr>
+          <w:spacing w:val="-18"/>
+          <w:sz w:val="34"/>
+          <w:szCs w:val="34"/>
+        </w:rPr>
+        <w:t xml:space="preserve"> </w:t>
+      </w:r>
+      <w:r>
+        <w:rPr>
+          <w:sz w:val="34"/>
+          <w:szCs w:val="34"/>
+        </w:rPr>
+        <w:t>Autonomous</w:t>
+      </w:r>
+      <w:r>
+        <w:rPr>
+          <w:spacing w:val="-12"/>
+          <w:sz w:val="34"/>
+          <w:szCs w:val="34"/>
+        </w:rPr>
+        <w:t xml:space="preserve"> </w:t>
+      </w:r>
+      <w:r>
+        <w:rPr>
+          <w:sz w:val="34"/>
+          <w:szCs w:val="34"/>
+        </w:rPr>
+        <w:t>Institution,</w:t>
+      </w:r>
+      <w:r>
+        <w:rPr>
+          <w:spacing w:val="-11"/>
+          <w:sz w:val="34"/>
+          <w:szCs w:val="34"/>
+        </w:rPr>
+        <w:t xml:space="preserve"> </w:t>
+      </w:r>
+      <w:r>
+        <w:rPr>
+          <w:sz w:val="34"/>
+          <w:szCs w:val="34"/>
+        </w:rPr>
+        <w:t>Affiliated</w:t>
+      </w:r>
+      <w:r>
+        <w:rPr>
+          <w:spacing w:val="-14"/>
+          <w:sz w:val="34"/>
+          <w:szCs w:val="34"/>
+        </w:rPr>
+        <w:t xml:space="preserve"> </w:t>
+      </w:r>
+      <w:r>
+        <w:rPr>
+          <w:sz w:val="34"/>
+          <w:szCs w:val="34"/>
+        </w:rPr>
+        <w:t>to</w:t>
+      </w:r>
+      <w:r>
+        <w:rPr>
+          <w:spacing w:val="-14"/>
+          <w:sz w:val="34"/>
+          <w:szCs w:val="34"/>
+        </w:rPr>
+        <w:t xml:space="preserve"> </w:t>
+      </w:r>
+      <w:r>
+        <w:rPr>
+          <w:sz w:val="34"/>
+          <w:szCs w:val="34"/>
+        </w:rPr>
+        <w:t>Anna</w:t>
+      </w:r>
+      <w:r>
+        <w:rPr>
+          <w:spacing w:val="-14"/>
+          <w:sz w:val="34"/>
+          <w:szCs w:val="34"/>
+        </w:rPr>
+        <w:t xml:space="preserve"> </w:t>
+      </w:r>
+      <w:r>
+        <w:rPr>
+          <w:spacing w:val="-2"/>
+          <w:sz w:val="34"/>
+          <w:szCs w:val="34"/>
+        </w:rPr>
+        <w:t>University)</w:t>
+      </w:r>
+    </w:p>
+    <w:p>
+      <w:pPr>
+        <w:spacing w:line="412" w:lineRule="exact"/>
+        <w:ind w:left="2911" w:right="2911"/>
+        <w:jc w:val="center"/>
+        <w:rPr>
+          <w:sz w:val="36"/>
+          <w:szCs w:val="36"/>
+        </w:rPr>
+      </w:pPr>
+      <w:proofErr w:type="spellStart"/>
+      <w:r>
+        <w:rPr>
+          <w:sz w:val="36"/>
+          <w:szCs w:val="36"/>
+        </w:rPr>
+        <w:t>Kalavakkam</w:t>
+      </w:r>
+      <w:proofErr w:type="spellEnd"/>
+      <w:r>
+        <w:rPr>
+          <w:spacing w:val="-6"/>
+          <w:sz w:val="36"/>
+          <w:szCs w:val="36"/>
+        </w:rPr>
+        <w:t xml:space="preserve"> </w:t>
+      </w:r>
+      <w:r>
+        <w:rPr>
+          <w:sz w:val="36"/>
+          <w:szCs w:val="36"/>
+        </w:rPr>
+        <w:t>–</w:t>
+      </w:r>
+      <w:r>
+        <w:rPr>
+          <w:spacing w:val="1"/>
+          <w:sz w:val="36"/>
+          <w:szCs w:val="36"/>
+        </w:rPr>
+        <w:t xml:space="preserve"> </w:t>
+      </w:r>
+      <w:r>
+        <w:rPr>
+          <w:spacing w:val="-2"/>
+          <w:sz w:val="36"/>
+          <w:szCs w:val="36"/>
+        </w:rPr>
+        <w:t>603110</w:t>
+      </w:r>
+    </w:p>
+    <w:p>
+      <w:pPr>
+        <w:spacing w:line="413" w:lineRule="exact"/>
+        <w:ind w:left="3690"/>
+        <w:rPr>
+          <w:sz w:val="36"/>
+          <w:szCs w:val="36"/>
+        </w:rPr>
+      </w:pPr>
+      <w:r>
+        <w:rPr>
+          <w:sz w:val="36"/>
+          <w:szCs w:val="36"/>
+        </w:rPr>
+        <w:t>February</w:t>
+      </w:r>
+      <w:r>
+        <w:rPr>
+          <w:spacing w:val="-4"/>
+          <w:sz w:val="36"/>
+          <w:szCs w:val="36"/>
+        </w:rPr>
+        <w:t xml:space="preserve"> 2025</w:t>
+      </w:r>
+    </w:p>
+    <w:p>
+      <w:pPr>
+        <w:pStyle w:val="BodyText"/>
         <w:ind w:left="0" w:firstLine="0"/>
         <w:jc w:val="center"/>
         <w:rPr>
-          <w:sz w:val="20"/>
-        </w:rPr>
-      </w:pPr>
-    </w:p>
-    <w:p>
-      <w:pPr>
-        <w:ind w:right="791"/>
-        <w:rPr>
           <w:sz w:val="36"/>
-        </w:rPr>
-      </w:pPr>
-    </w:p>
-    <w:p>
-      <w:pPr>
-        <w:ind w:left="929" w:right="791" w:hanging="48"/>
-        <w:rPr>
-          <w:sz w:val="36"/>
-        </w:rPr>
-      </w:pPr>
-      <w:r>
-        <w:rPr>
-          <w:sz w:val="36"/>
-        </w:rPr>
-        <w:t>Department of Computer Science and Engineering</w:t>
-      </w:r>
-    </w:p>
-    <w:p>
-      <w:pPr>
-        <w:ind w:left="929" w:right="791" w:hanging="48"/>
-        <w:rPr>
-          <w:sz w:val="36"/>
-        </w:rPr>
-      </w:pPr>
-      <w:r>
-        <w:rPr>
-          <w:sz w:val="36"/>
-        </w:rPr>
-        <w:t>Sri</w:t>
-      </w:r>
-      <w:r>
-        <w:rPr>
-          <w:spacing w:val="-8"/>
-          <w:sz w:val="36"/>
-        </w:rPr>
-        <w:t xml:space="preserve"> </w:t>
-      </w:r>
-      <w:proofErr w:type="spellStart"/>
-      <w:r>
-        <w:rPr>
-          <w:sz w:val="36"/>
-        </w:rPr>
-        <w:t>Sivasubramaniya</w:t>
-      </w:r>
-      <w:proofErr w:type="spellEnd"/>
-      <w:r>
-        <w:rPr>
-          <w:spacing w:val="-3"/>
-          <w:sz w:val="36"/>
-        </w:rPr>
-        <w:t xml:space="preserve"> </w:t>
-      </w:r>
-      <w:r>
-        <w:rPr>
-          <w:sz w:val="36"/>
-        </w:rPr>
-        <w:t>Nadar</w:t>
-      </w:r>
-      <w:r>
-        <w:rPr>
-          <w:spacing w:val="-2"/>
-          <w:sz w:val="36"/>
-        </w:rPr>
-        <w:t xml:space="preserve"> </w:t>
-      </w:r>
-      <w:r>
-        <w:rPr>
-          <w:sz w:val="36"/>
-        </w:rPr>
-        <w:t>College</w:t>
-      </w:r>
-      <w:r>
-        <w:rPr>
-          <w:spacing w:val="3"/>
-          <w:sz w:val="36"/>
-        </w:rPr>
-        <w:t xml:space="preserve"> </w:t>
-      </w:r>
-      <w:r>
-        <w:rPr>
-          <w:sz w:val="36"/>
-        </w:rPr>
-        <w:t>of</w:t>
-      </w:r>
-      <w:r>
-        <w:rPr>
-          <w:spacing w:val="74"/>
-          <w:sz w:val="36"/>
-        </w:rPr>
-        <w:t xml:space="preserve"> </w:t>
-      </w:r>
-      <w:r>
-        <w:rPr>
-          <w:spacing w:val="-2"/>
-          <w:sz w:val="36"/>
-        </w:rPr>
-        <w:t>Engineering</w:t>
-      </w:r>
-    </w:p>
-    <w:p>
-      <w:pPr>
-        <w:pStyle w:val="BodyText"/>
-        <w:spacing w:line="320" w:lineRule="exact"/>
-        <w:ind w:left="769" w:firstLine="0"/>
-        <w:jc w:val="center"/>
-      </w:pPr>
-      <w:r>
-        <w:t>(An</w:t>
-      </w:r>
-      <w:r>
-        <w:rPr>
-          <w:spacing w:val="-18"/>
-        </w:rPr>
-        <w:t xml:space="preserve"> </w:t>
-      </w:r>
-      <w:r>
-        <w:t>Autonomous</w:t>
-      </w:r>
-      <w:r>
-        <w:rPr>
-          <w:spacing w:val="-12"/>
-        </w:rPr>
-        <w:t xml:space="preserve"> </w:t>
-      </w:r>
-      <w:r>
-        <w:t>Institution,</w:t>
-      </w:r>
-      <w:r>
-        <w:rPr>
-          <w:spacing w:val="-11"/>
-        </w:rPr>
-        <w:t xml:space="preserve"> </w:t>
-      </w:r>
-      <w:r>
-        <w:t>Affiliated</w:t>
-      </w:r>
-      <w:r>
-        <w:rPr>
-          <w:spacing w:val="-14"/>
-        </w:rPr>
-        <w:t xml:space="preserve"> </w:t>
-      </w:r>
-      <w:r>
-        <w:t>to</w:t>
-      </w:r>
-      <w:r>
-        <w:rPr>
-          <w:spacing w:val="-14"/>
-        </w:rPr>
-        <w:t xml:space="preserve"> </w:t>
-      </w:r>
-      <w:r>
-        <w:t>Anna</w:t>
-      </w:r>
-      <w:r>
-        <w:rPr>
-          <w:spacing w:val="-14"/>
-        </w:rPr>
-        <w:t xml:space="preserve"> </w:t>
-      </w:r>
-      <w:r>
-        <w:rPr>
-          <w:spacing w:val="-2"/>
-        </w:rPr>
-        <w:t>University)</w:t>
-      </w:r>
-    </w:p>
-    <w:p>
-      <w:pPr>
-        <w:spacing w:line="412" w:lineRule="exact"/>
-        <w:ind w:left="2911" w:right="2911"/>
-        <w:rPr>
-          <w:sz w:val="36"/>
-        </w:rPr>
-      </w:pPr>
-      <w:proofErr w:type="spellStart"/>
-      <w:r>
-        <w:rPr>
-          <w:sz w:val="36"/>
-        </w:rPr>
-        <w:t>Kalavakkam</w:t>
-      </w:r>
-      <w:proofErr w:type="spellEnd"/>
-      <w:r>
-        <w:rPr>
-          <w:spacing w:val="-6"/>
-          <w:sz w:val="36"/>
-        </w:rPr>
-        <w:t xml:space="preserve"> </w:t>
-      </w:r>
-      <w:r>
-        <w:rPr>
-          <w:sz w:val="36"/>
-        </w:rPr>
-        <w:t>–</w:t>
-      </w:r>
-      <w:r>
-        <w:rPr>
-          <w:spacing w:val="1"/>
-          <w:sz w:val="36"/>
-        </w:rPr>
-        <w:t xml:space="preserve"> </w:t>
-      </w:r>
-      <w:r>
-        <w:rPr>
-          <w:spacing w:val="-2"/>
-          <w:sz w:val="36"/>
-        </w:rPr>
-        <w:t>603110</w:t>
-      </w:r>
-    </w:p>
-    <w:p>
-      <w:pPr>
-        <w:spacing w:line="413" w:lineRule="exact"/>
-        <w:ind w:left="2880" w:firstLine="720"/>
-        <w:rPr>
-          <w:sz w:val="36"/>
-        </w:rPr>
-      </w:pPr>
-      <w:r>
-        <w:rPr>
-          <w:sz w:val="36"/>
-        </w:rPr>
-        <w:t>February</w:t>
-      </w:r>
-      <w:r>
-        <w:rPr>
-          <w:spacing w:val="-4"/>
-          <w:sz w:val="36"/>
-        </w:rPr>
-        <w:t xml:space="preserve"> 2025</w:t>
-      </w:r>
+          <w:szCs w:val="36"/>
+        </w:rPr>
+      </w:pPr>
     </w:p>
     <w:p>
       <w:pPr>
@@ -666,6 +747,7 @@
         <w:jc w:val="center"/>
         <w:rPr>
           <w:sz w:val="36"/>
+          <w:szCs w:val="36"/>
         </w:rPr>
       </w:pPr>
     </w:p>
@@ -676,25 +758,30 @@
         <w:jc w:val="center"/>
         <w:rPr>
           <w:sz w:val="36"/>
-        </w:rPr>
-      </w:pPr>
-    </w:p>
-    <w:p>
-      <w:pPr>
-        <w:pStyle w:val="BodyText"/>
+          <w:szCs w:val="36"/>
+        </w:rPr>
+      </w:pPr>
+    </w:p>
+    <w:p>
+      <w:pPr>
+        <w:pStyle w:val="BodyText"/>
+        <w:spacing w:before="122"/>
         <w:ind w:left="0" w:firstLine="0"/>
         <w:jc w:val="center"/>
         <w:rPr>
           <w:sz w:val="36"/>
-        </w:rPr>
-      </w:pPr>
-    </w:p>
-    <w:p>
-      <w:pPr>
-        <w:ind w:left="2880" w:firstLine="720"/>
+          <w:szCs w:val="36"/>
+        </w:rPr>
+      </w:pPr>
+    </w:p>
+    <w:p>
+      <w:pPr>
+        <w:ind w:left="445"/>
+        <w:jc w:val="center"/>
         <w:rPr>
           <w:b/>
-          <w:sz w:val="26"/>
+          <w:sz w:val="36"/>
+          <w:szCs w:val="36"/>
         </w:rPr>
         <w:sectPr>
           <w:type w:val="continuous"/>
@@ -707,7 +794,8 @@
         <w:rPr>
           <w:b/>
           <w:spacing w:val="-2"/>
-          <w:sz w:val="26"/>
+          <w:sz w:val="36"/>
+          <w:szCs w:val="36"/>
         </w:rPr>
         <w:t>Subject</w:t>
       </w:r>
@@ -715,7 +803,8 @@
         <w:rPr>
           <w:b/>
           <w:spacing w:val="3"/>
-          <w:sz w:val="26"/>
+          <w:sz w:val="36"/>
+          <w:szCs w:val="36"/>
         </w:rPr>
         <w:t xml:space="preserve"> </w:t>
       </w:r>
@@ -723,7 +812,8 @@
         <w:rPr>
           <w:b/>
           <w:spacing w:val="-2"/>
-          <w:sz w:val="26"/>
+          <w:sz w:val="36"/>
+          <w:szCs w:val="36"/>
         </w:rPr>
         <w:t>in-charge</w:t>
       </w:r>
@@ -854,15 +944,7 @@
           <w:bCs/>
           <w:lang w:val="en-IN"/>
         </w:rPr>
-        <w:t>B</w:t>
-      </w:r>
-      <w:r>
-        <w:rPr>
-          <w:b/>
-          <w:bCs/>
-          <w:lang w:val="en-IN"/>
-        </w:rPr>
-        <w:t>ackground of the Problem</w:t>
+        <w:t>Background of the Problem</w:t>
       </w:r>
     </w:p>
     <w:p>
@@ -1245,13 +1327,7 @@
         <w:rPr>
           <w:lang w:val="en-IN"/>
         </w:rPr>
-        <w:t xml:space="preserve">within a </w:t>
-      </w:r>
-      <w:r>
-        <w:rPr>
-          <w:lang w:val="en-IN"/>
-        </w:rPr>
-        <w:t xml:space="preserve">single </w:t>
+        <w:t xml:space="preserve">within a single </w:t>
       </w:r>
       <w:proofErr w:type="spellStart"/>
       <w:r>
@@ -1738,7 +1814,7 @@
       <w:pPr>
         <w:pStyle w:val="BodyText"/>
         <w:spacing w:before="4"/>
-        <w:ind w:left="-501" w:firstLine="720"/>
+        <w:ind w:left="0" w:firstLine="720"/>
         <w:jc w:val="both"/>
         <w:rPr>
           <w:b/>
@@ -1764,10 +1840,10 @@
         </w:numPr>
         <w:tabs>
           <w:tab w:val="clear" w:pos="1080"/>
-          <w:tab w:val="num" w:pos="579"/>
-        </w:tabs>
-        <w:spacing w:before="4"/>
-        <w:ind w:left="579"/>
+          <w:tab w:val="num" w:pos="803"/>
+        </w:tabs>
+        <w:spacing w:before="4"/>
+        <w:ind w:left="803"/>
         <w:jc w:val="both"/>
         <w:rPr>
           <w:lang w:val="en-IN"/>
@@ -1789,10 +1865,10 @@
         </w:numPr>
         <w:tabs>
           <w:tab w:val="clear" w:pos="1080"/>
-          <w:tab w:val="num" w:pos="579"/>
-        </w:tabs>
-        <w:spacing w:before="4"/>
-        <w:ind w:left="579"/>
+          <w:tab w:val="num" w:pos="803"/>
+        </w:tabs>
+        <w:spacing w:before="4"/>
+        <w:ind w:left="803"/>
         <w:jc w:val="both"/>
         <w:rPr>
           <w:lang w:val="en-IN"/>
@@ -1814,10 +1890,10 @@
         </w:numPr>
         <w:tabs>
           <w:tab w:val="clear" w:pos="1080"/>
-          <w:tab w:val="num" w:pos="579"/>
-        </w:tabs>
-        <w:spacing w:before="4"/>
-        <w:ind w:left="579"/>
+          <w:tab w:val="num" w:pos="803"/>
+        </w:tabs>
+        <w:spacing w:before="4"/>
+        <w:ind w:left="803"/>
         <w:jc w:val="both"/>
         <w:rPr>
           <w:lang w:val="en-IN"/>
@@ -1839,10 +1915,10 @@
         </w:numPr>
         <w:tabs>
           <w:tab w:val="clear" w:pos="1080"/>
-          <w:tab w:val="num" w:pos="579"/>
-        </w:tabs>
-        <w:spacing w:before="4"/>
-        <w:ind w:left="579"/>
+          <w:tab w:val="num" w:pos="803"/>
+        </w:tabs>
+        <w:spacing w:before="4"/>
+        <w:ind w:left="803"/>
         <w:jc w:val="both"/>
         <w:rPr>
           <w:lang w:val="en-IN"/>
@@ -1859,7 +1935,7 @@
       <w:pPr>
         <w:pStyle w:val="BodyText"/>
         <w:spacing w:before="4"/>
-        <w:ind w:left="-501" w:firstLine="720"/>
+        <w:ind w:left="0" w:firstLine="720"/>
         <w:jc w:val="both"/>
         <w:rPr>
           <w:b/>
@@ -1885,10 +1961,10 @@
         </w:numPr>
         <w:tabs>
           <w:tab w:val="clear" w:pos="1080"/>
-          <w:tab w:val="num" w:pos="579"/>
-        </w:tabs>
-        <w:spacing w:before="4"/>
-        <w:ind w:left="579"/>
+          <w:tab w:val="num" w:pos="803"/>
+        </w:tabs>
+        <w:spacing w:before="4"/>
+        <w:ind w:left="803"/>
         <w:jc w:val="both"/>
         <w:rPr>
           <w:lang w:val="en-IN"/>
@@ -1910,10 +1986,10 @@
         </w:numPr>
         <w:tabs>
           <w:tab w:val="clear" w:pos="1080"/>
-          <w:tab w:val="num" w:pos="579"/>
-        </w:tabs>
-        <w:spacing w:before="4"/>
-        <w:ind w:left="579"/>
+          <w:tab w:val="num" w:pos="803"/>
+        </w:tabs>
+        <w:spacing w:before="4"/>
+        <w:ind w:left="803"/>
         <w:jc w:val="both"/>
         <w:rPr>
           <w:lang w:val="en-IN"/>
@@ -1935,10 +2011,10 @@
         </w:numPr>
         <w:tabs>
           <w:tab w:val="clear" w:pos="1080"/>
-          <w:tab w:val="num" w:pos="579"/>
-        </w:tabs>
-        <w:spacing w:before="4"/>
-        <w:ind w:left="579"/>
+          <w:tab w:val="num" w:pos="803"/>
+        </w:tabs>
+        <w:spacing w:before="4"/>
+        <w:ind w:left="803"/>
         <w:jc w:val="both"/>
         <w:rPr>
           <w:lang w:val="en-IN"/>
@@ -1960,10 +2036,10 @@
         </w:numPr>
         <w:tabs>
           <w:tab w:val="clear" w:pos="1080"/>
-          <w:tab w:val="num" w:pos="579"/>
-        </w:tabs>
-        <w:spacing w:before="4"/>
-        <w:ind w:left="579"/>
+          <w:tab w:val="num" w:pos="803"/>
+        </w:tabs>
+        <w:spacing w:before="4"/>
+        <w:ind w:left="803"/>
         <w:jc w:val="both"/>
         <w:rPr>
           <w:lang w:val="en-IN"/>
@@ -1980,7 +2056,7 @@
       <w:pPr>
         <w:pStyle w:val="BodyText"/>
         <w:spacing w:before="4"/>
-        <w:ind w:left="-501" w:firstLine="720"/>
+        <w:ind w:left="0" w:firstLine="720"/>
         <w:jc w:val="both"/>
         <w:rPr>
           <w:b/>
@@ -2001,7 +2077,7 @@
       <w:pPr>
         <w:pStyle w:val="BodyText"/>
         <w:spacing w:before="4"/>
-        <w:ind w:left="-141" w:firstLine="360"/>
+        <w:ind w:left="83" w:firstLine="360"/>
         <w:jc w:val="both"/>
         <w:rPr>
           <w:lang w:val="en-IN"/>
@@ -2023,10 +2099,10 @@
         </w:numPr>
         <w:tabs>
           <w:tab w:val="clear" w:pos="1080"/>
-          <w:tab w:val="num" w:pos="579"/>
-        </w:tabs>
-        <w:spacing w:before="4"/>
-        <w:ind w:left="579"/>
+          <w:tab w:val="num" w:pos="803"/>
+        </w:tabs>
+        <w:spacing w:before="4"/>
+        <w:ind w:left="803"/>
         <w:jc w:val="both"/>
         <w:rPr>
           <w:lang w:val="en-IN"/>
@@ -2048,10 +2124,10 @@
         </w:numPr>
         <w:tabs>
           <w:tab w:val="clear" w:pos="1080"/>
-          <w:tab w:val="num" w:pos="579"/>
-        </w:tabs>
-        <w:spacing w:before="4"/>
-        <w:ind w:left="579"/>
+          <w:tab w:val="num" w:pos="803"/>
+        </w:tabs>
+        <w:spacing w:before="4"/>
+        <w:ind w:left="803"/>
         <w:jc w:val="both"/>
         <w:rPr>
           <w:lang w:val="en-IN"/>
@@ -2073,10 +2149,10 @@
         </w:numPr>
         <w:tabs>
           <w:tab w:val="clear" w:pos="1080"/>
-          <w:tab w:val="num" w:pos="579"/>
-        </w:tabs>
-        <w:spacing w:before="4"/>
-        <w:ind w:left="579"/>
+          <w:tab w:val="num" w:pos="803"/>
+        </w:tabs>
+        <w:spacing w:before="4"/>
+        <w:ind w:left="803"/>
         <w:jc w:val="both"/>
         <w:rPr>
           <w:lang w:val="en-IN"/>
@@ -2098,10 +2174,10 @@
         </w:numPr>
         <w:tabs>
           <w:tab w:val="clear" w:pos="1080"/>
-          <w:tab w:val="num" w:pos="579"/>
-        </w:tabs>
-        <w:spacing w:before="4"/>
-        <w:ind w:left="579"/>
+          <w:tab w:val="num" w:pos="803"/>
+        </w:tabs>
+        <w:spacing w:before="4"/>
+        <w:ind w:left="803"/>
         <w:jc w:val="both"/>
         <w:rPr>
           <w:lang w:val="en-IN"/>
@@ -2123,10 +2199,10 @@
         </w:numPr>
         <w:tabs>
           <w:tab w:val="clear" w:pos="1080"/>
-          <w:tab w:val="num" w:pos="579"/>
-        </w:tabs>
-        <w:spacing w:before="4"/>
-        <w:ind w:left="579"/>
+          <w:tab w:val="num" w:pos="803"/>
+        </w:tabs>
+        <w:spacing w:before="4"/>
+        <w:ind w:left="803"/>
         <w:jc w:val="both"/>
         <w:rPr>
           <w:lang w:val="en-IN"/>
@@ -2143,7 +2219,7 @@
       <w:pPr>
         <w:pStyle w:val="BodyText"/>
         <w:spacing w:before="4"/>
-        <w:ind w:left="-501" w:firstLine="720"/>
+        <w:ind w:left="0" w:firstLine="720"/>
         <w:jc w:val="both"/>
         <w:rPr>
           <w:b/>
@@ -2164,7 +2240,7 @@
       <w:pPr>
         <w:pStyle w:val="BodyText"/>
         <w:spacing w:before="4"/>
-        <w:ind w:left="-501" w:firstLine="720"/>
+        <w:ind w:left="0" w:firstLine="720"/>
         <w:jc w:val="both"/>
         <w:rPr>
           <w:lang w:val="en-IN"/>
@@ -2186,10 +2262,10 @@
         </w:numPr>
         <w:tabs>
           <w:tab w:val="clear" w:pos="1080"/>
-          <w:tab w:val="num" w:pos="579"/>
-        </w:tabs>
-        <w:spacing w:before="4"/>
-        <w:ind w:left="579"/>
+          <w:tab w:val="num" w:pos="803"/>
+        </w:tabs>
+        <w:spacing w:before="4"/>
+        <w:ind w:left="803"/>
         <w:jc w:val="both"/>
         <w:rPr>
           <w:lang w:val="en-IN"/>
@@ -2211,10 +2287,10 @@
         </w:numPr>
         <w:tabs>
           <w:tab w:val="clear" w:pos="1080"/>
-          <w:tab w:val="num" w:pos="579"/>
-        </w:tabs>
-        <w:spacing w:before="4"/>
-        <w:ind w:left="579"/>
+          <w:tab w:val="num" w:pos="803"/>
+        </w:tabs>
+        <w:spacing w:before="4"/>
+        <w:ind w:left="803"/>
         <w:jc w:val="both"/>
         <w:rPr>
           <w:lang w:val="en-IN"/>
@@ -2236,21 +2312,15 @@
         </w:numPr>
         <w:tabs>
           <w:tab w:val="clear" w:pos="1080"/>
-          <w:tab w:val="num" w:pos="579"/>
-        </w:tabs>
-        <w:spacing w:before="4"/>
-        <w:ind w:left="579"/>
+          <w:tab w:val="num" w:pos="803"/>
+        </w:tabs>
+        <w:spacing w:before="4"/>
+        <w:ind w:left="803"/>
         <w:jc w:val="both"/>
         <w:rPr>
           <w:lang w:val="en-IN"/>
         </w:rPr>
       </w:pPr>
-      <w:r>
-        <w:rPr>
-          <w:lang w:val="en-IN"/>
-        </w:rPr>
-        <w:t>Runway allocation status</w:t>
-      </w:r>
     </w:p>
     <w:p>
       <w:pPr>
@@ -2261,10 +2331,10 @@
         </w:numPr>
         <w:tabs>
           <w:tab w:val="clear" w:pos="1080"/>
-          <w:tab w:val="num" w:pos="579"/>
-        </w:tabs>
-        <w:spacing w:before="4"/>
-        <w:ind w:left="579"/>
+          <w:tab w:val="num" w:pos="803"/>
+        </w:tabs>
+        <w:spacing w:before="4"/>
+        <w:ind w:left="803"/>
         <w:jc w:val="both"/>
         <w:rPr>
           <w:lang w:val="en-IN"/>
@@ -2274,6 +2344,31 @@
         <w:rPr>
           <w:lang w:val="en-IN"/>
         </w:rPr>
+        <w:t>Runway allocation status</w:t>
+      </w:r>
+    </w:p>
+    <w:p>
+      <w:pPr>
+        <w:pStyle w:val="BodyText"/>
+        <w:numPr>
+          <w:ilvl w:val="0"/>
+          <w:numId w:val="10"/>
+        </w:numPr>
+        <w:tabs>
+          <w:tab w:val="clear" w:pos="1080"/>
+          <w:tab w:val="num" w:pos="803"/>
+        </w:tabs>
+        <w:spacing w:before="4"/>
+        <w:ind w:left="803"/>
+        <w:jc w:val="both"/>
+        <w:rPr>
+          <w:lang w:val="en-IN"/>
+        </w:rPr>
+      </w:pPr>
+      <w:r>
+        <w:rPr>
+          <w:lang w:val="en-IN"/>
+        </w:rPr>
         <w:t>Boarding validation</w:t>
       </w:r>
     </w:p>
@@ -2281,7 +2376,7 @@
       <w:pPr>
         <w:pStyle w:val="BodyText"/>
         <w:spacing w:before="4"/>
-        <w:ind w:left="-501" w:firstLine="720"/>
+        <w:ind w:left="0" w:firstLine="720"/>
         <w:jc w:val="both"/>
         <w:rPr>
           <w:b/>
@@ -2306,11 +2401,10 @@
           <w:numId w:val="29"/>
         </w:numPr>
         <w:tabs>
-          <w:tab w:val="clear" w:pos="1080"/>
-          <w:tab w:val="num" w:pos="579"/>
-        </w:tabs>
-        <w:spacing w:before="4"/>
-        <w:ind w:left="579"/>
+          <w:tab w:val="num" w:pos="803"/>
+        </w:tabs>
+        <w:spacing w:before="4"/>
+        <w:ind w:left="803"/>
         <w:jc w:val="both"/>
         <w:rPr>
           <w:lang w:val="en-IN"/>
@@ -2331,11 +2425,10 @@
           <w:numId w:val="29"/>
         </w:numPr>
         <w:tabs>
-          <w:tab w:val="clear" w:pos="1080"/>
-          <w:tab w:val="num" w:pos="579"/>
-        </w:tabs>
-        <w:spacing w:before="4"/>
-        <w:ind w:left="579"/>
+          <w:tab w:val="num" w:pos="803"/>
+        </w:tabs>
+        <w:spacing w:before="4"/>
+        <w:ind w:left="803"/>
         <w:jc w:val="both"/>
         <w:rPr>
           <w:lang w:val="en-IN"/>
@@ -2356,11 +2449,10 @@
           <w:numId w:val="29"/>
         </w:numPr>
         <w:tabs>
-          <w:tab w:val="clear" w:pos="1080"/>
-          <w:tab w:val="num" w:pos="579"/>
-        </w:tabs>
-        <w:spacing w:before="4"/>
-        <w:ind w:left="579"/>
+          <w:tab w:val="num" w:pos="803"/>
+        </w:tabs>
+        <w:spacing w:before="4"/>
+        <w:ind w:left="803"/>
         <w:jc w:val="both"/>
         <w:rPr>
           <w:lang w:val="en-IN"/>
@@ -2381,11 +2473,10 @@
           <w:numId w:val="29"/>
         </w:numPr>
         <w:tabs>
-          <w:tab w:val="clear" w:pos="1080"/>
-          <w:tab w:val="num" w:pos="579"/>
-        </w:tabs>
-        <w:spacing w:before="4"/>
-        <w:ind w:left="579"/>
+          <w:tab w:val="num" w:pos="803"/>
+        </w:tabs>
+        <w:spacing w:before="4"/>
+        <w:ind w:left="803"/>
         <w:jc w:val="both"/>
         <w:rPr>
           <w:lang w:val="en-IN"/>
@@ -2490,261 +2581,305 @@
     <w:p>
       <w:pPr>
         <w:pStyle w:val="ListParagraph"/>
-        <w:numPr>
-          <w:ilvl w:val="1"/>
-          <w:numId w:val="1"/>
-        </w:numPr>
-        <w:tabs>
-          <w:tab w:val="left" w:pos="1581"/>
-        </w:tabs>
-        <w:spacing w:line="341" w:lineRule="exact"/>
-        <w:ind w:left="1080"/>
+        <w:tabs>
+          <w:tab w:val="left" w:pos="418"/>
+        </w:tabs>
+        <w:spacing w:line="322" w:lineRule="exact"/>
+        <w:ind w:left="0" w:firstLine="0"/>
+        <w:jc w:val="right"/>
         <w:rPr>
           <w:sz w:val="28"/>
           <w:szCs w:val="28"/>
         </w:rPr>
       </w:pPr>
-      <w:r>
+    </w:p>
+    <w:p>
+      <w:pPr>
+        <w:pStyle w:val="ListParagraph"/>
+        <w:numPr>
+          <w:ilvl w:val="0"/>
+          <w:numId w:val="32"/>
+        </w:numPr>
+        <w:tabs>
+          <w:tab w:val="left" w:pos="1581"/>
+        </w:tabs>
         <w:rPr>
           <w:sz w:val="28"/>
           <w:szCs w:val="28"/>
         </w:rPr>
-        <w:t>A</w:t>
-      </w:r>
-      <w:r>
-        <w:rPr>
-          <w:spacing w:val="-18"/>
+      </w:pPr>
+      <w:proofErr w:type="spellStart"/>
+      <w:r>
+        <w:rPr>
           <w:sz w:val="28"/>
           <w:szCs w:val="28"/>
         </w:rPr>
-        <w:t xml:space="preserve"> </w:t>
-      </w:r>
+        <w:t>Karahasanovic</w:t>
+      </w:r>
+      <w:proofErr w:type="spellEnd"/>
       <w:r>
         <w:rPr>
           <w:sz w:val="28"/>
           <w:szCs w:val="28"/>
         </w:rPr>
-        <w:t>comparative</w:t>
-      </w:r>
-      <w:r>
-        <w:rPr>
-          <w:spacing w:val="-17"/>
+        <w:t xml:space="preserve"> et al., "Can holistic optimization improve airport air traffic management performance? - Developing and evaluating an optimization algorithm," in </w:t>
+      </w:r>
+      <w:r>
+        <w:rPr>
+          <w:i/>
+          <w:iCs/>
           <w:sz w:val="28"/>
           <w:szCs w:val="28"/>
         </w:rPr>
-        <w:t xml:space="preserve"> </w:t>
+        <w:t>Proc. IEEE Int. Conf. Digit. Aviation Technol.</w:t>
       </w:r>
       <w:r>
         <w:rPr>
           <w:sz w:val="28"/>
           <w:szCs w:val="28"/>
         </w:rPr>
-        <w:t>analysis</w:t>
-      </w:r>
-      <w:r>
-        <w:rPr>
-          <w:spacing w:val="-18"/>
+        <w:t xml:space="preserve">, 2019, </w:t>
+      </w:r>
+      <w:proofErr w:type="spellStart"/>
+      <w:r>
+        <w:rPr>
           <w:sz w:val="28"/>
           <w:szCs w:val="28"/>
         </w:rPr>
-        <w:t xml:space="preserve"> </w:t>
-      </w:r>
+        <w:t>doi</w:t>
+      </w:r>
+      <w:proofErr w:type="spellEnd"/>
       <w:r>
         <w:rPr>
           <w:sz w:val="28"/>
           <w:szCs w:val="28"/>
         </w:rPr>
-        <w:t>of</w:t>
-      </w:r>
-      <w:r>
-        <w:rPr>
-          <w:spacing w:val="-17"/>
+        <w:t>: 10.1109/DAVT.2019.8953390.</w:t>
+      </w:r>
+    </w:p>
+    <w:p>
+      <w:pPr>
+        <w:tabs>
+          <w:tab w:val="left" w:pos="1581"/>
+        </w:tabs>
+        <w:ind w:left="720"/>
+        <w:rPr>
           <w:sz w:val="28"/>
           <w:szCs w:val="28"/>
         </w:rPr>
-        <w:t xml:space="preserve"> </w:t>
-      </w:r>
-      <w:r>
+      </w:pPr>
+    </w:p>
+    <w:p>
+      <w:pPr>
+        <w:pStyle w:val="ListParagraph"/>
+        <w:numPr>
+          <w:ilvl w:val="0"/>
+          <w:numId w:val="32"/>
+        </w:numPr>
+        <w:tabs>
+          <w:tab w:val="left" w:pos="1581"/>
+        </w:tabs>
         <w:rPr>
           <w:sz w:val="28"/>
           <w:szCs w:val="28"/>
         </w:rPr>
-        <w:t>any</w:t>
-      </w:r>
-      <w:r>
-        <w:rPr>
-          <w:spacing w:val="-18"/>
+      </w:pPr>
+      <w:r>
+        <w:rPr>
           <w:sz w:val="28"/>
           <w:szCs w:val="28"/>
         </w:rPr>
-        <w:t xml:space="preserve"> </w:t>
-      </w:r>
+        <w:t xml:space="preserve">H. Danah et al., "Intelligent airport management system," in Proc. IEEE Int. Conf. </w:t>
+      </w:r>
+      <w:proofErr w:type="spellStart"/>
       <w:r>
         <w:rPr>
           <w:sz w:val="28"/>
           <w:szCs w:val="28"/>
         </w:rPr>
-        <w:t>5-10</w:t>
-      </w:r>
-      <w:r>
-        <w:rPr>
-          <w:spacing w:val="-17"/>
+        <w:t>Intell</w:t>
+      </w:r>
+      <w:proofErr w:type="spellEnd"/>
+      <w:r>
+        <w:rPr>
           <w:sz w:val="28"/>
           <w:szCs w:val="28"/>
         </w:rPr>
-        <w:t xml:space="preserve"> </w:t>
-      </w:r>
+        <w:t xml:space="preserve">. Syst. </w:t>
+      </w:r>
+      <w:proofErr w:type="spellStart"/>
       <w:r>
         <w:rPr>
           <w:sz w:val="28"/>
           <w:szCs w:val="28"/>
         </w:rPr>
-        <w:t>latest</w:t>
-      </w:r>
-      <w:r>
-        <w:rPr>
-          <w:spacing w:val="-15"/>
+        <w:t>Comput</w:t>
+      </w:r>
+      <w:proofErr w:type="spellEnd"/>
+      <w:r>
+        <w:rPr>
           <w:sz w:val="28"/>
           <w:szCs w:val="28"/>
         </w:rPr>
-        <w:t xml:space="preserve"> </w:t>
-      </w:r>
+        <w:t xml:space="preserve">., 2023, </w:t>
+      </w:r>
+      <w:proofErr w:type="spellStart"/>
       <w:r>
         <w:rPr>
           <w:sz w:val="28"/>
           <w:szCs w:val="28"/>
         </w:rPr>
-        <w:t>research</w:t>
-      </w:r>
-      <w:r>
-        <w:rPr>
-          <w:spacing w:val="-18"/>
+        <w:t>doi</w:t>
+      </w:r>
+      <w:proofErr w:type="spellEnd"/>
+      <w:r>
+        <w:rPr>
           <w:sz w:val="28"/>
           <w:szCs w:val="28"/>
         </w:rPr>
-        <w:t xml:space="preserve"> </w:t>
-      </w:r>
-      <w:r>
+        <w:t>: 10.1109/icisc.2023.10085083.</w:t>
+      </w:r>
+    </w:p>
+    <w:p>
+      <w:pPr>
+        <w:tabs>
+          <w:tab w:val="left" w:pos="1581"/>
+        </w:tabs>
+        <w:ind w:left="720"/>
         <w:rPr>
           <w:sz w:val="28"/>
           <w:szCs w:val="28"/>
         </w:rPr>
-        <w:t>papers</w:t>
-      </w:r>
-      <w:r>
-        <w:rPr>
-          <w:spacing w:val="-16"/>
+      </w:pPr>
+    </w:p>
+    <w:p>
+      <w:pPr>
+        <w:pStyle w:val="ListParagraph"/>
+        <w:numPr>
+          <w:ilvl w:val="0"/>
+          <w:numId w:val="32"/>
+        </w:numPr>
+        <w:tabs>
+          <w:tab w:val="left" w:pos="1581"/>
+        </w:tabs>
+        <w:rPr>
           <w:sz w:val="28"/>
           <w:szCs w:val="28"/>
-        </w:rPr>
-        <w:t xml:space="preserve"> </w:t>
-      </w:r>
+          <w:lang w:val="en-IN"/>
+        </w:rPr>
+      </w:pPr>
       <w:r>
         <w:rPr>
           <w:sz w:val="28"/>
           <w:szCs w:val="28"/>
-        </w:rPr>
-        <w:t>on</w:t>
-      </w:r>
-      <w:r>
-        <w:rPr>
-          <w:spacing w:val="-18"/>
+          <w:lang w:val="en-IN"/>
+        </w:rPr>
+        <w:lastRenderedPageBreak/>
+        <w:t xml:space="preserve">M. A. </w:t>
+      </w:r>
+      <w:proofErr w:type="spellStart"/>
+      <w:r>
+        <w:rPr>
           <w:sz w:val="28"/>
           <w:szCs w:val="28"/>
-        </w:rPr>
-        <w:t xml:space="preserve"> </w:t>
-      </w:r>
+          <w:lang w:val="en-IN"/>
+        </w:rPr>
+        <w:t>Bouyakoub</w:t>
+      </w:r>
+      <w:proofErr w:type="spellEnd"/>
       <w:r>
         <w:rPr>
           <w:sz w:val="28"/>
           <w:szCs w:val="28"/>
-        </w:rPr>
-        <w:t>this</w:t>
-      </w:r>
-      <w:r>
-        <w:rPr>
-          <w:spacing w:val="-13"/>
+          <w:lang w:val="en-IN"/>
+        </w:rPr>
+        <w:t xml:space="preserve"> et al., "Intelligent Baggage Management in Airports: A Cognitive IoT Approach," in </w:t>
+      </w:r>
+      <w:r>
+        <w:rPr>
+          <w:i/>
+          <w:iCs/>
           <w:sz w:val="28"/>
           <w:szCs w:val="28"/>
-        </w:rPr>
-        <w:t xml:space="preserve"> </w:t>
-      </w:r>
-      <w:r>
-        <w:rPr>
-          <w:spacing w:val="-2"/>
+          <w:lang w:val="en-IN"/>
+        </w:rPr>
+        <w:t xml:space="preserve">Proc. IEEE Int. Conf. Innov. </w:t>
+      </w:r>
+      <w:proofErr w:type="spellStart"/>
+      <w:r>
+        <w:rPr>
+          <w:i/>
+          <w:iCs/>
           <w:sz w:val="28"/>
           <w:szCs w:val="28"/>
-        </w:rPr>
-        <w:t>topic</w:t>
-      </w:r>
-    </w:p>
-    <w:p>
-      <w:pPr>
-        <w:pStyle w:val="ListParagraph"/>
-        <w:numPr>
-          <w:ilvl w:val="1"/>
-          <w:numId w:val="1"/>
-        </w:numPr>
-        <w:tabs>
-          <w:tab w:val="left" w:pos="1581"/>
-        </w:tabs>
-        <w:spacing w:line="341" w:lineRule="exact"/>
-        <w:ind w:left="1080"/>
-        <w:rPr>
+          <w:lang w:val="en-IN"/>
+        </w:rPr>
+        <w:t>Intell</w:t>
+      </w:r>
+      <w:proofErr w:type="spellEnd"/>
+      <w:r>
+        <w:rPr>
+          <w:i/>
+          <w:iCs/>
           <w:sz w:val="28"/>
           <w:szCs w:val="28"/>
-        </w:rPr>
-      </w:pPr>
+          <w:lang w:val="en-IN"/>
+        </w:rPr>
+        <w:t>. Syst. Appl.</w:t>
+      </w:r>
       <w:r>
         <w:rPr>
           <w:sz w:val="28"/>
           <w:szCs w:val="28"/>
-        </w:rPr>
-        <w:t>Features</w:t>
-      </w:r>
-      <w:r>
-        <w:rPr>
-          <w:spacing w:val="-18"/>
+          <w:lang w:val="en-IN"/>
+        </w:rPr>
+        <w:t xml:space="preserve">, 2023, </w:t>
+      </w:r>
+      <w:proofErr w:type="spellStart"/>
+      <w:r>
+        <w:rPr>
           <w:sz w:val="28"/>
           <w:szCs w:val="28"/>
-        </w:rPr>
-        <w:t xml:space="preserve"> </w:t>
-      </w:r>
+          <w:lang w:val="en-IN"/>
+        </w:rPr>
+        <w:t>doi</w:t>
+      </w:r>
+      <w:proofErr w:type="spellEnd"/>
       <w:r>
         <w:rPr>
           <w:sz w:val="28"/>
           <w:szCs w:val="28"/>
-        </w:rPr>
-        <w:t>not</w:t>
-      </w:r>
-      <w:r>
-        <w:rPr>
-          <w:spacing w:val="-16"/>
+          <w:lang w:val="en-IN"/>
+        </w:rPr>
+        <w:t>: 10.1109/inista59066.2023.10395201</w:t>
+      </w:r>
+      <w:r>
+        <w:rPr>
           <w:sz w:val="28"/>
           <w:szCs w:val="28"/>
-        </w:rPr>
-        <w:t xml:space="preserve"> </w:t>
-      </w:r>
-      <w:r>
-        <w:rPr>
-          <w:spacing w:val="-2"/>
+          <w:lang w:val="en-IN"/>
+        </w:rPr>
+        <w:t xml:space="preserve">. </w:t>
+      </w:r>
+    </w:p>
+    <w:p>
+      <w:pPr>
+        <w:tabs>
+          <w:tab w:val="left" w:pos="1581"/>
+        </w:tabs>
+        <w:ind w:left="720"/>
+        <w:rPr>
           <w:sz w:val="28"/>
           <w:szCs w:val="28"/>
         </w:rPr>
-        <w:t>included</w:t>
-      </w:r>
-    </w:p>
-    <w:p>
-      <w:pPr>
-        <w:pStyle w:val="ListParagraph"/>
-        <w:numPr>
-          <w:ilvl w:val="1"/>
-          <w:numId w:val="1"/>
-        </w:numPr>
+      </w:pPr>
+    </w:p>
+    <w:p>
+      <w:pPr>
         <w:tabs>
           <w:tab w:val="left" w:pos="1581"/>
         </w:tabs>
-        <w:ind w:left="1080"/>
+        <w:ind w:left="720"/>
         <w:rPr>
           <w:sz w:val="28"/>
           <w:szCs w:val="28"/>
@@ -2752,28 +2887,44 @@
       </w:pPr>
       <w:r>
         <w:rPr>
-          <w:spacing w:val="-2"/>
           <w:sz w:val="28"/>
           <w:szCs w:val="28"/>
         </w:rPr>
-        <w:t>Assumptions</w:t>
-      </w:r>
-      <w:r>
-        <w:rPr>
-          <w:spacing w:val="-12"/>
+        <w:t>​</w:t>
+      </w:r>
+    </w:p>
+    <w:p>
+      <w:pPr>
+        <w:tabs>
+          <w:tab w:val="left" w:pos="1581"/>
+        </w:tabs>
+        <w:rPr>
           <w:sz w:val="28"/>
           <w:szCs w:val="28"/>
         </w:rPr>
-        <w:t xml:space="preserve"> </w:t>
-      </w:r>
-      <w:r>
-        <w:rPr>
-          <w:spacing w:val="-4"/>
+      </w:pPr>
+    </w:p>
+    <w:p>
+      <w:pPr>
+        <w:tabs>
+          <w:tab w:val="left" w:pos="1581"/>
+        </w:tabs>
+        <w:rPr>
           <w:sz w:val="28"/>
           <w:szCs w:val="28"/>
         </w:rPr>
-        <w:t>made</w:t>
-      </w:r>
+      </w:pPr>
+    </w:p>
+    <w:p>
+      <w:pPr>
+        <w:tabs>
+          <w:tab w:val="left" w:pos="1581"/>
+        </w:tabs>
+        <w:rPr>
+          <w:sz w:val="28"/>
+          <w:szCs w:val="28"/>
+        </w:rPr>
+      </w:pPr>
     </w:p>
     <w:p>
       <w:pPr>
@@ -2859,15 +3010,10 @@
     </w:p>
     <w:p>
       <w:pPr>
-        <w:pStyle w:val="ListParagraph"/>
-        <w:numPr>
-          <w:ilvl w:val="1"/>
-          <w:numId w:val="1"/>
-        </w:numPr>
-        <w:tabs>
-          <w:tab w:val="left" w:pos="1581"/>
-        </w:tabs>
-        <w:ind w:left="1080"/>
+        <w:tabs>
+          <w:tab w:val="left" w:pos="418"/>
+        </w:tabs>
+        <w:spacing w:line="322" w:lineRule="exact"/>
         <w:rPr>
           <w:sz w:val="28"/>
           <w:szCs w:val="28"/>
@@ -2875,299 +3021,169 @@
       </w:pPr>
       <w:r>
         <w:rPr>
-          <w:spacing w:val="-2"/>
+          <w:noProof/>
           <w:sz w:val="28"/>
           <w:szCs w:val="28"/>
         </w:rPr>
-        <w:t>Overall</w:t>
-      </w:r>
-      <w:r>
-        <w:rPr>
-          <w:spacing w:val="-8"/>
+        <w:drawing>
+          <wp:anchor distT="0" distB="0" distL="114300" distR="114300" simplePos="0" relativeHeight="251687936" behindDoc="0" locked="0" layoutInCell="1" allowOverlap="1" wp14:anchorId="6DC311DA" wp14:editId="555AF4DD">
+            <wp:simplePos x="0" y="0"/>
+            <wp:positionH relativeFrom="column">
+              <wp:posOffset>-345168</wp:posOffset>
+            </wp:positionH>
+            <wp:positionV relativeFrom="page">
+              <wp:posOffset>3653971</wp:posOffset>
+            </wp:positionV>
+            <wp:extent cx="6756400" cy="5549900"/>
+            <wp:effectExtent l="0" t="0" r="6350" b="0"/>
+            <wp:wrapTopAndBottom/>
+            <wp:docPr id="678199585" name="Picture 1"/>
+            <wp:cNvGraphicFramePr>
+              <a:graphicFrameLocks xmlns:a="http://schemas.openxmlformats.org/drawingml/2006/main" noChangeAspect="1"/>
+            </wp:cNvGraphicFramePr>
+            <a:graphic xmlns:a="http://schemas.openxmlformats.org/drawingml/2006/main">
+              <a:graphicData uri="http://schemas.openxmlformats.org/drawingml/2006/picture">
+                <pic:pic xmlns:pic="http://schemas.openxmlformats.org/drawingml/2006/picture">
+                  <pic:nvPicPr>
+                    <pic:cNvPr id="0" name="Picture 1"/>
+                    <pic:cNvPicPr>
+                      <a:picLocks noChangeAspect="1" noChangeArrowheads="1"/>
+                    </pic:cNvPicPr>
+                  </pic:nvPicPr>
+                  <pic:blipFill>
+                    <a:blip r:embed="rId7">
+                      <a:extLst>
+                        <a:ext uri="{28A0092B-C50C-407E-A947-70E740481C1C}">
+                          <a14:useLocalDpi xmlns:a14="http://schemas.microsoft.com/office/drawing/2010/main" val="0"/>
+                        </a:ext>
+                      </a:extLst>
+                    </a:blip>
+                    <a:srcRect/>
+                    <a:stretch>
+                      <a:fillRect/>
+                    </a:stretch>
+                  </pic:blipFill>
+                  <pic:spPr bwMode="auto">
+                    <a:xfrm>
+                      <a:off x="0" y="0"/>
+                      <a:ext cx="6756400" cy="5549900"/>
+                    </a:xfrm>
+                    <a:prstGeom prst="rect">
+                      <a:avLst/>
+                    </a:prstGeom>
+                    <a:noFill/>
+                    <a:ln>
+                      <a:noFill/>
+                    </a:ln>
+                  </pic:spPr>
+                </pic:pic>
+              </a:graphicData>
+            </a:graphic>
+            <wp14:sizeRelH relativeFrom="margin">
+              <wp14:pctWidth>0</wp14:pctWidth>
+            </wp14:sizeRelH>
+            <wp14:sizeRelV relativeFrom="margin">
+              <wp14:pctHeight>0</wp14:pctHeight>
+            </wp14:sizeRelV>
+          </wp:anchor>
+        </w:drawing>
+      </w:r>
+    </w:p>
+    <w:p>
+      <w:pPr>
+        <w:pStyle w:val="ListParagraph"/>
+        <w:tabs>
+          <w:tab w:val="left" w:pos="418"/>
+        </w:tabs>
+        <w:spacing w:line="322" w:lineRule="exact"/>
+        <w:ind w:left="361" w:firstLine="0"/>
+        <w:rPr>
           <w:sz w:val="28"/>
           <w:szCs w:val="28"/>
         </w:rPr>
-        <w:t xml:space="preserve"> </w:t>
-      </w:r>
-      <w:r>
-        <w:rPr>
-          <w:spacing w:val="-2"/>
+      </w:pPr>
+    </w:p>
+    <w:p>
+      <w:pPr>
+        <w:pStyle w:val="ListParagraph"/>
+        <w:tabs>
+          <w:tab w:val="left" w:pos="418"/>
+        </w:tabs>
+        <w:spacing w:line="322" w:lineRule="exact"/>
+        <w:ind w:left="361" w:firstLine="0"/>
+        <w:rPr>
           <w:sz w:val="28"/>
           <w:szCs w:val="28"/>
         </w:rPr>
-        <w:t>system</w:t>
-      </w:r>
-      <w:r>
-        <w:rPr>
-          <w:spacing w:val="-11"/>
+      </w:pPr>
+    </w:p>
+    <w:p>
+      <w:pPr>
+        <w:pStyle w:val="ListParagraph"/>
+        <w:tabs>
+          <w:tab w:val="left" w:pos="418"/>
+        </w:tabs>
+        <w:spacing w:line="322" w:lineRule="exact"/>
+        <w:ind w:left="361" w:firstLine="0"/>
+        <w:rPr>
           <w:sz w:val="28"/>
           <w:szCs w:val="28"/>
         </w:rPr>
-        <w:t xml:space="preserve"> </w:t>
-      </w:r>
-      <w:r>
-        <w:rPr>
-          <w:spacing w:val="-2"/>
+      </w:pPr>
+    </w:p>
+    <w:p>
+      <w:pPr>
+        <w:tabs>
+          <w:tab w:val="left" w:pos="418"/>
+        </w:tabs>
+        <w:spacing w:line="322" w:lineRule="exact"/>
+        <w:rPr>
           <w:sz w:val="28"/>
           <w:szCs w:val="28"/>
         </w:rPr>
-        <w:t>architecture</w:t>
-      </w:r>
+      </w:pPr>
     </w:p>
     <w:p>
       <w:pPr>
         <w:pStyle w:val="ListParagraph"/>
-        <w:numPr>
-          <w:ilvl w:val="1"/>
-          <w:numId w:val="1"/>
-        </w:numPr>
-        <w:tabs>
-          <w:tab w:val="left" w:pos="1581"/>
-        </w:tabs>
-        <w:spacing w:line="341" w:lineRule="exact"/>
-        <w:ind w:left="1080"/>
+        <w:tabs>
+          <w:tab w:val="left" w:pos="418"/>
+        </w:tabs>
+        <w:spacing w:line="322" w:lineRule="exact"/>
+        <w:ind w:left="361" w:firstLine="0"/>
         <w:rPr>
           <w:sz w:val="28"/>
           <w:szCs w:val="28"/>
         </w:rPr>
       </w:pPr>
-      <w:r>
+    </w:p>
+    <w:p>
+      <w:pPr>
+        <w:pStyle w:val="ListParagraph"/>
+        <w:tabs>
+          <w:tab w:val="left" w:pos="418"/>
+        </w:tabs>
+        <w:spacing w:line="322" w:lineRule="exact"/>
+        <w:ind w:left="361" w:firstLine="0"/>
         <w:rPr>
           <w:sz w:val="28"/>
           <w:szCs w:val="28"/>
         </w:rPr>
-        <w:t>Module</w:t>
-      </w:r>
-      <w:r>
-        <w:rPr>
-          <w:spacing w:val="-17"/>
+      </w:pPr>
+    </w:p>
+    <w:p>
+      <w:pPr>
+        <w:pStyle w:val="ListParagraph"/>
+        <w:tabs>
+          <w:tab w:val="left" w:pos="418"/>
+        </w:tabs>
+        <w:spacing w:line="322" w:lineRule="exact"/>
+        <w:ind w:left="361" w:firstLine="0"/>
+        <w:jc w:val="right"/>
+        <w:rPr>
           <w:sz w:val="28"/>
           <w:szCs w:val="28"/>
         </w:rPr>
-        <w:t xml:space="preserve"> </w:t>
-      </w:r>
-      <w:r>
-        <w:rPr>
-          <w:spacing w:val="-2"/>
-          <w:sz w:val="28"/>
-          <w:szCs w:val="28"/>
-        </w:rPr>
-        <w:t>interaction</w:t>
-      </w:r>
-    </w:p>
-    <w:p>
-      <w:pPr>
-        <w:pStyle w:val="ListParagraph"/>
-        <w:numPr>
-          <w:ilvl w:val="1"/>
-          <w:numId w:val="1"/>
-        </w:numPr>
-        <w:tabs>
-          <w:tab w:val="left" w:pos="1581"/>
-        </w:tabs>
-        <w:ind w:left="1080"/>
-        <w:rPr>
-          <w:sz w:val="28"/>
-          <w:szCs w:val="28"/>
-        </w:rPr>
-      </w:pPr>
-      <w:r>
-        <w:rPr>
-          <w:sz w:val="28"/>
-          <w:szCs w:val="28"/>
-        </w:rPr>
-        <w:t>Data</w:t>
-      </w:r>
-      <w:r>
-        <w:rPr>
-          <w:spacing w:val="-9"/>
-          <w:sz w:val="28"/>
-          <w:szCs w:val="28"/>
-        </w:rPr>
-        <w:t xml:space="preserve"> </w:t>
-      </w:r>
-      <w:r>
-        <w:rPr>
-          <w:spacing w:val="-4"/>
-          <w:sz w:val="28"/>
-          <w:szCs w:val="28"/>
-        </w:rPr>
-        <w:t>flow</w:t>
-      </w:r>
-    </w:p>
-    <w:p>
-      <w:pPr>
-        <w:pStyle w:val="ListParagraph"/>
-        <w:numPr>
-          <w:ilvl w:val="1"/>
-          <w:numId w:val="1"/>
-        </w:numPr>
-        <w:tabs>
-          <w:tab w:val="left" w:pos="1581"/>
-        </w:tabs>
-        <w:spacing w:before="2"/>
-        <w:ind w:left="1080"/>
-        <w:rPr>
-          <w:sz w:val="28"/>
-          <w:szCs w:val="28"/>
-        </w:rPr>
-      </w:pPr>
-      <w:r>
-        <w:rPr>
-          <w:sz w:val="28"/>
-          <w:szCs w:val="28"/>
-        </w:rPr>
-        <w:t>Input</w:t>
-      </w:r>
-      <w:r>
-        <w:rPr>
-          <w:spacing w:val="-14"/>
-          <w:sz w:val="28"/>
-          <w:szCs w:val="28"/>
-        </w:rPr>
-        <w:t xml:space="preserve"> </w:t>
-      </w:r>
-      <w:r>
-        <w:rPr>
-          <w:sz w:val="28"/>
-          <w:szCs w:val="28"/>
-        </w:rPr>
-        <w:t>→</w:t>
-      </w:r>
-      <w:r>
-        <w:rPr>
-          <w:spacing w:val="-13"/>
-          <w:sz w:val="28"/>
-          <w:szCs w:val="28"/>
-        </w:rPr>
-        <w:t xml:space="preserve"> </w:t>
-      </w:r>
-      <w:r>
-        <w:rPr>
-          <w:sz w:val="28"/>
-          <w:szCs w:val="28"/>
-        </w:rPr>
-        <w:t>Processing</w:t>
-      </w:r>
-      <w:r>
-        <w:rPr>
-          <w:spacing w:val="-17"/>
-          <w:sz w:val="28"/>
-          <w:szCs w:val="28"/>
-        </w:rPr>
-        <w:t xml:space="preserve"> </w:t>
-      </w:r>
-      <w:r>
-        <w:rPr>
-          <w:sz w:val="28"/>
-          <w:szCs w:val="28"/>
-        </w:rPr>
-        <w:t>→</w:t>
-      </w:r>
-      <w:r>
-        <w:rPr>
-          <w:spacing w:val="-13"/>
-          <w:sz w:val="28"/>
-          <w:szCs w:val="28"/>
-        </w:rPr>
-        <w:t xml:space="preserve"> </w:t>
-      </w:r>
-      <w:r>
-        <w:rPr>
-          <w:spacing w:val="-2"/>
-          <w:sz w:val="28"/>
-          <w:szCs w:val="28"/>
-        </w:rPr>
-        <w:t>Output</w:t>
-      </w:r>
-    </w:p>
-    <w:p>
-      <w:pPr>
-        <w:pStyle w:val="ListParagraph"/>
-        <w:numPr>
-          <w:ilvl w:val="1"/>
-          <w:numId w:val="1"/>
-        </w:numPr>
-        <w:tabs>
-          <w:tab w:val="left" w:pos="1581"/>
-        </w:tabs>
-        <w:ind w:left="1080"/>
-        <w:rPr>
-          <w:sz w:val="28"/>
-          <w:szCs w:val="28"/>
-        </w:rPr>
-      </w:pPr>
-      <w:r>
-        <w:rPr>
-          <w:spacing w:val="-2"/>
-          <w:sz w:val="28"/>
-          <w:szCs w:val="28"/>
-        </w:rPr>
-        <w:t>Explanation</w:t>
-      </w:r>
-      <w:r>
-        <w:rPr>
-          <w:spacing w:val="-6"/>
-          <w:sz w:val="28"/>
-          <w:szCs w:val="28"/>
-        </w:rPr>
-        <w:t xml:space="preserve"> </w:t>
-      </w:r>
-      <w:r>
-        <w:rPr>
-          <w:spacing w:val="-2"/>
-          <w:sz w:val="28"/>
-          <w:szCs w:val="28"/>
-        </w:rPr>
-        <w:t>of</w:t>
-      </w:r>
-      <w:r>
-        <w:rPr>
-          <w:spacing w:val="-8"/>
-          <w:sz w:val="28"/>
-          <w:szCs w:val="28"/>
-        </w:rPr>
-        <w:t xml:space="preserve"> </w:t>
-      </w:r>
-      <w:r>
-        <w:rPr>
-          <w:spacing w:val="-2"/>
-          <w:sz w:val="28"/>
-          <w:szCs w:val="28"/>
-        </w:rPr>
-        <w:t>each</w:t>
-      </w:r>
-      <w:r>
-        <w:rPr>
-          <w:spacing w:val="-10"/>
-          <w:sz w:val="28"/>
-          <w:szCs w:val="28"/>
-        </w:rPr>
-        <w:t xml:space="preserve"> </w:t>
-      </w:r>
-      <w:r>
-        <w:rPr>
-          <w:spacing w:val="-2"/>
-          <w:sz w:val="28"/>
-          <w:szCs w:val="28"/>
-        </w:rPr>
-        <w:t>component</w:t>
-      </w:r>
-    </w:p>
-    <w:p>
-      <w:pPr>
-        <w:pStyle w:val="ListParagraph"/>
-        <w:ind w:left="1080"/>
-        <w:rPr>
-          <w:sz w:val="28"/>
-          <w:szCs w:val="28"/>
-        </w:rPr>
-        <w:sectPr>
-          <w:headerReference w:type="default" r:id="rId9"/>
-          <w:pgSz w:w="11910" w:h="16840"/>
-          <w:pgMar w:top="1340" w:right="1275" w:bottom="280" w:left="1275" w:header="720" w:footer="720" w:gutter="0"/>
-          <w:cols w:space="720"/>
-        </w:sectPr>
       </w:pPr>
     </w:p>
     <w:p>
@@ -3180,8 +3196,7 @@
         <w:tabs>
           <w:tab w:val="left" w:pos="418"/>
         </w:tabs>
-        <w:spacing w:before="75" w:line="321" w:lineRule="exact"/>
-        <w:ind w:left="0" w:hanging="277"/>
+        <w:spacing w:line="322" w:lineRule="exact"/>
         <w:jc w:val="left"/>
         <w:rPr>
           <w:sz w:val="28"/>
@@ -3217,213 +3232,604 @@
     <w:p>
       <w:pPr>
         <w:pStyle w:val="ListParagraph"/>
-        <w:numPr>
-          <w:ilvl w:val="1"/>
-          <w:numId w:val="1"/>
-        </w:numPr>
-        <w:tabs>
-          <w:tab w:val="left" w:pos="1581"/>
-        </w:tabs>
-        <w:ind w:left="1080"/>
+        <w:tabs>
+          <w:tab w:val="left" w:pos="418"/>
+        </w:tabs>
+        <w:spacing w:line="322" w:lineRule="exact"/>
+        <w:ind w:left="361" w:firstLine="0"/>
+        <w:jc w:val="right"/>
         <w:rPr>
           <w:sz w:val="28"/>
           <w:szCs w:val="28"/>
         </w:rPr>
       </w:pPr>
-      <w:r>
+    </w:p>
+    <w:p>
+      <w:pPr>
+        <w:pStyle w:val="ListParagraph"/>
+        <w:tabs>
+          <w:tab w:val="left" w:pos="418"/>
+        </w:tabs>
+        <w:spacing w:line="322" w:lineRule="exact"/>
+        <w:ind w:left="361" w:firstLine="0"/>
         <w:rPr>
           <w:sz w:val="28"/>
           <w:szCs w:val="28"/>
         </w:rPr>
-        <w:t>Flowchart</w:t>
-      </w:r>
-      <w:r>
-        <w:rPr>
-          <w:spacing w:val="-18"/>
+      </w:pPr>
+      <w:r>
+        <w:rPr>
+          <w:noProof/>
           <w:sz w:val="28"/>
           <w:szCs w:val="28"/>
         </w:rPr>
-        <w:t xml:space="preserve"> </w:t>
+        <w:drawing>
+          <wp:anchor distT="0" distB="0" distL="114300" distR="114300" simplePos="0" relativeHeight="251683840" behindDoc="0" locked="0" layoutInCell="1" allowOverlap="1" wp14:anchorId="01AC90FF" wp14:editId="6150F3BB">
+            <wp:simplePos x="0" y="0"/>
+            <wp:positionH relativeFrom="column">
+              <wp:posOffset>462915</wp:posOffset>
+            </wp:positionH>
+            <wp:positionV relativeFrom="paragraph">
+              <wp:posOffset>631190</wp:posOffset>
+            </wp:positionV>
+            <wp:extent cx="3467100" cy="4081145"/>
+            <wp:effectExtent l="0" t="0" r="0" b="0"/>
+            <wp:wrapTopAndBottom/>
+            <wp:docPr id="1866319806" name="Picture 2"/>
+            <wp:cNvGraphicFramePr>
+              <a:graphicFrameLocks xmlns:a="http://schemas.openxmlformats.org/drawingml/2006/main" noChangeAspect="1"/>
+            </wp:cNvGraphicFramePr>
+            <a:graphic xmlns:a="http://schemas.openxmlformats.org/drawingml/2006/main">
+              <a:graphicData uri="http://schemas.openxmlformats.org/drawingml/2006/picture">
+                <pic:pic xmlns:pic="http://schemas.openxmlformats.org/drawingml/2006/picture">
+                  <pic:nvPicPr>
+                    <pic:cNvPr id="0" name="Picture 3"/>
+                    <pic:cNvPicPr>
+                      <a:picLocks noChangeAspect="1" noChangeArrowheads="1"/>
+                    </pic:cNvPicPr>
+                  </pic:nvPicPr>
+                  <pic:blipFill rotWithShape="1">
+                    <a:blip r:embed="rId8">
+                      <a:extLst>
+                        <a:ext uri="{28A0092B-C50C-407E-A947-70E740481C1C}">
+                          <a14:useLocalDpi xmlns:a14="http://schemas.microsoft.com/office/drawing/2010/main" val="0"/>
+                        </a:ext>
+                      </a:extLst>
+                    </a:blip>
+                    <a:srcRect l="61404" t="61045"/>
+                    <a:stretch>
+                      <a:fillRect/>
+                    </a:stretch>
+                  </pic:blipFill>
+                  <pic:spPr bwMode="auto">
+                    <a:xfrm>
+                      <a:off x="0" y="0"/>
+                      <a:ext cx="3467100" cy="4081145"/>
+                    </a:xfrm>
+                    <a:prstGeom prst="rect">
+                      <a:avLst/>
+                    </a:prstGeom>
+                    <a:noFill/>
+                    <a:ln>
+                      <a:noFill/>
+                    </a:ln>
+                    <a:extLst>
+                      <a:ext uri="{53640926-AAD7-44D8-BBD7-CCE9431645EC}">
+                        <a14:shadowObscured xmlns:a14="http://schemas.microsoft.com/office/drawing/2010/main"/>
+                      </a:ext>
+                    </a:extLst>
+                  </pic:spPr>
+                </pic:pic>
+              </a:graphicData>
+            </a:graphic>
+            <wp14:sizeRelH relativeFrom="margin">
+              <wp14:pctWidth>0</wp14:pctWidth>
+            </wp14:sizeRelH>
+            <wp14:sizeRelV relativeFrom="margin">
+              <wp14:pctHeight>0</wp14:pctHeight>
+            </wp14:sizeRelV>
+          </wp:anchor>
+        </w:drawing>
       </w:r>
       <w:r>
         <w:rPr>
           <w:sz w:val="28"/>
           <w:szCs w:val="28"/>
         </w:rPr>
-        <w:t>of</w:t>
-      </w:r>
-      <w:r>
-        <w:rPr>
-          <w:spacing w:val="-17"/>
+        <w:t>This flowchart illustrates the overall control flow of the application, from system initialization and authentication to module selection and program termination.</w:t>
+      </w:r>
+    </w:p>
+    <w:p>
+      <w:pPr>
+        <w:pStyle w:val="NormalWeb"/>
+        <w:ind w:left="361"/>
+        <w:jc w:val="center"/>
+        <w:rPr>
           <w:sz w:val="28"/>
           <w:szCs w:val="28"/>
         </w:rPr>
-        <w:t xml:space="preserve"> </w:t>
-      </w:r>
-      <w:r>
+      </w:pPr>
+    </w:p>
+    <w:p>
+      <w:pPr>
+        <w:pStyle w:val="NormalWeb"/>
+        <w:ind w:left="361"/>
         <w:rPr>
           <w:sz w:val="28"/>
           <w:szCs w:val="28"/>
         </w:rPr>
-        <w:t>main</w:t>
-      </w:r>
-      <w:r>
-        <w:rPr>
-          <w:spacing w:val="-18"/>
+      </w:pPr>
+      <w:r>
+        <w:rPr>
           <w:sz w:val="28"/>
           <w:szCs w:val="28"/>
         </w:rPr>
-        <w:t xml:space="preserve"> </w:t>
-      </w:r>
-      <w:r>
-        <w:rPr>
-          <w:spacing w:val="-2"/>
+        <w:t>This flowchart illustrates the logical sequence involved in validating flight availability, checking seat status, and confirming passenger booking.</w:t>
+      </w:r>
+    </w:p>
+    <w:p>
+      <w:pPr>
+        <w:pStyle w:val="NormalWeb"/>
+        <w:ind w:left="361"/>
+        <w:rPr>
           <w:sz w:val="28"/>
           <w:szCs w:val="28"/>
         </w:rPr>
-        <w:t>program</w:t>
-      </w:r>
-    </w:p>
-    <w:p>
-      <w:pPr>
-        <w:pStyle w:val="ListParagraph"/>
-        <w:numPr>
-          <w:ilvl w:val="1"/>
-          <w:numId w:val="1"/>
-        </w:numPr>
-        <w:tabs>
-          <w:tab w:val="left" w:pos="1581"/>
-        </w:tabs>
-        <w:spacing w:before="3"/>
-        <w:ind w:left="1080"/>
-        <w:rPr>
+      </w:pPr>
+      <w:r>
+        <w:rPr>
+          <w:noProof/>
           <w:sz w:val="28"/>
           <w:szCs w:val="28"/>
         </w:rPr>
-      </w:pPr>
-      <w:r>
+        <w:drawing>
+          <wp:anchor distT="0" distB="0" distL="114300" distR="114300" simplePos="0" relativeHeight="251693056" behindDoc="0" locked="0" layoutInCell="1" allowOverlap="1" wp14:anchorId="5D0F0602" wp14:editId="128676D3">
+            <wp:simplePos x="0" y="0"/>
+            <wp:positionH relativeFrom="column">
+              <wp:posOffset>2101215</wp:posOffset>
+            </wp:positionH>
+            <wp:positionV relativeFrom="paragraph">
+              <wp:posOffset>32385</wp:posOffset>
+            </wp:positionV>
+            <wp:extent cx="2072640" cy="3079066"/>
+            <wp:effectExtent l="0" t="0" r="3810" b="7620"/>
+            <wp:wrapNone/>
+            <wp:docPr id="992881671" name="Picture 1"/>
+            <wp:cNvGraphicFramePr>
+              <a:graphicFrameLocks xmlns:a="http://schemas.openxmlformats.org/drawingml/2006/main" noChangeAspect="1"/>
+            </wp:cNvGraphicFramePr>
+            <a:graphic xmlns:a="http://schemas.openxmlformats.org/drawingml/2006/main">
+              <a:graphicData uri="http://schemas.openxmlformats.org/drawingml/2006/picture">
+                <pic:pic xmlns:pic="http://schemas.openxmlformats.org/drawingml/2006/picture">
+                  <pic:nvPicPr>
+                    <pic:cNvPr id="992881671" name=""/>
+                    <pic:cNvPicPr/>
+                  </pic:nvPicPr>
+                  <pic:blipFill>
+                    <a:blip r:embed="rId9">
+                      <a:extLst>
+                        <a:ext uri="{28A0092B-C50C-407E-A947-70E740481C1C}">
+                          <a14:useLocalDpi xmlns:a14="http://schemas.microsoft.com/office/drawing/2010/main" val="0"/>
+                        </a:ext>
+                      </a:extLst>
+                    </a:blip>
+                    <a:stretch>
+                      <a:fillRect/>
+                    </a:stretch>
+                  </pic:blipFill>
+                  <pic:spPr>
+                    <a:xfrm>
+                      <a:off x="0" y="0"/>
+                      <a:ext cx="2072640" cy="3079066"/>
+                    </a:xfrm>
+                    <a:prstGeom prst="rect">
+                      <a:avLst/>
+                    </a:prstGeom>
+                  </pic:spPr>
+                </pic:pic>
+              </a:graphicData>
+            </a:graphic>
+            <wp14:sizeRelH relativeFrom="margin">
+              <wp14:pctWidth>0</wp14:pctWidth>
+            </wp14:sizeRelH>
+            <wp14:sizeRelV relativeFrom="margin">
+              <wp14:pctHeight>0</wp14:pctHeight>
+            </wp14:sizeRelV>
+          </wp:anchor>
+        </w:drawing>
+      </w:r>
+    </w:p>
+    <w:p>
+      <w:pPr>
+        <w:pStyle w:val="ListParagraph"/>
+        <w:tabs>
+          <w:tab w:val="left" w:pos="418"/>
+        </w:tabs>
+        <w:spacing w:before="320" w:line="240" w:lineRule="auto"/>
+        <w:ind w:left="0" w:right="6098" w:firstLine="0"/>
         <w:rPr>
           <w:sz w:val="28"/>
           <w:szCs w:val="28"/>
         </w:rPr>
-        <w:t>Flowchart</w:t>
-      </w:r>
-      <w:r>
-        <w:rPr>
-          <w:spacing w:val="-12"/>
+      </w:pPr>
+    </w:p>
+    <w:p>
+      <w:pPr>
+        <w:pStyle w:val="ListParagraph"/>
+        <w:tabs>
+          <w:tab w:val="left" w:pos="418"/>
+        </w:tabs>
+        <w:spacing w:before="320" w:line="240" w:lineRule="auto"/>
+        <w:ind w:left="0" w:right="6098" w:firstLine="0"/>
+        <w:rPr>
           <w:sz w:val="28"/>
           <w:szCs w:val="28"/>
         </w:rPr>
-        <w:t xml:space="preserve"> </w:t>
-      </w:r>
-      <w:r>
+      </w:pPr>
+    </w:p>
+    <w:p>
+      <w:pPr>
+        <w:pStyle w:val="ListParagraph"/>
+        <w:tabs>
+          <w:tab w:val="left" w:pos="418"/>
+        </w:tabs>
+        <w:spacing w:before="320" w:line="240" w:lineRule="auto"/>
+        <w:ind w:left="0" w:right="6098" w:firstLine="0"/>
         <w:rPr>
           <w:sz w:val="28"/>
           <w:szCs w:val="28"/>
         </w:rPr>
-        <w:t>of</w:t>
-      </w:r>
-      <w:r>
-        <w:rPr>
-          <w:spacing w:val="-17"/>
+      </w:pPr>
+    </w:p>
+    <w:p>
+      <w:pPr>
+        <w:pStyle w:val="ListParagraph"/>
+        <w:tabs>
+          <w:tab w:val="left" w:pos="418"/>
+        </w:tabs>
+        <w:spacing w:before="320" w:line="240" w:lineRule="auto"/>
+        <w:ind w:left="0" w:right="6098" w:firstLine="0"/>
+        <w:rPr>
           <w:sz w:val="28"/>
           <w:szCs w:val="28"/>
         </w:rPr>
-        <w:t xml:space="preserve"> </w:t>
-      </w:r>
-      <w:r>
+      </w:pPr>
+    </w:p>
+    <w:p>
+      <w:pPr>
+        <w:pStyle w:val="ListParagraph"/>
+        <w:tabs>
+          <w:tab w:val="left" w:pos="418"/>
+        </w:tabs>
+        <w:spacing w:before="320" w:line="240" w:lineRule="auto"/>
+        <w:ind w:left="0" w:right="6098" w:firstLine="0"/>
         <w:rPr>
           <w:sz w:val="28"/>
           <w:szCs w:val="28"/>
         </w:rPr>
-        <w:t>key</w:t>
-      </w:r>
-      <w:r>
-        <w:rPr>
-          <w:spacing w:val="-15"/>
+      </w:pPr>
+    </w:p>
+    <w:p>
+      <w:pPr>
+        <w:pStyle w:val="ListParagraph"/>
+        <w:tabs>
+          <w:tab w:val="left" w:pos="418"/>
+        </w:tabs>
+        <w:spacing w:before="320" w:line="240" w:lineRule="auto"/>
+        <w:ind w:left="0" w:right="6098" w:firstLine="0"/>
+        <w:rPr>
           <w:sz w:val="28"/>
           <w:szCs w:val="28"/>
         </w:rPr>
-        <w:t xml:space="preserve"> </w:t>
-      </w:r>
-      <w:r>
-        <w:rPr>
-          <w:spacing w:val="-2"/>
+      </w:pPr>
+    </w:p>
+    <w:p>
+      <w:pPr>
+        <w:pStyle w:val="ListParagraph"/>
+        <w:tabs>
+          <w:tab w:val="left" w:pos="418"/>
+        </w:tabs>
+        <w:spacing w:before="320" w:line="240" w:lineRule="auto"/>
+        <w:ind w:left="0" w:right="6098" w:firstLine="0"/>
+        <w:rPr>
           <w:sz w:val="28"/>
           <w:szCs w:val="28"/>
         </w:rPr>
-        <w:t>functions</w:t>
+      </w:pPr>
+    </w:p>
+    <w:p>
+      <w:pPr>
+        <w:pStyle w:val="BodyText"/>
+        <w:spacing w:before="3"/>
+        <w:ind w:left="0" w:firstLine="0"/>
+      </w:pPr>
+    </w:p>
+    <w:p>
+      <w:pPr>
+        <w:pStyle w:val="BodyText"/>
+        <w:spacing w:before="3"/>
+        <w:ind w:left="0" w:firstLine="0"/>
+      </w:pPr>
+      <w:r>
+        <w:t>This flowchart demonstrates the validation process for confirmed bookings and baggage weight before approving boarding.</w:t>
+      </w:r>
+    </w:p>
+    <w:p>
+      <w:pPr>
+        <w:pStyle w:val="BodyText"/>
+        <w:spacing w:before="3"/>
+        <w:ind w:left="0" w:firstLine="0"/>
+      </w:pPr>
+      <w:r>
+        <w:rPr>
+          <w:noProof/>
+        </w:rPr>
+        <w:drawing>
+          <wp:anchor distT="0" distB="0" distL="114300" distR="114300" simplePos="0" relativeHeight="251696128" behindDoc="0" locked="0" layoutInCell="1" allowOverlap="1" wp14:anchorId="46FB7C72" wp14:editId="002332ED">
+            <wp:simplePos x="0" y="0"/>
+            <wp:positionH relativeFrom="column">
+              <wp:posOffset>1977118</wp:posOffset>
+            </wp:positionH>
+            <wp:positionV relativeFrom="paragraph">
+              <wp:posOffset>155756</wp:posOffset>
+            </wp:positionV>
+            <wp:extent cx="1658076" cy="3488668"/>
+            <wp:effectExtent l="0" t="0" r="0" b="0"/>
+            <wp:wrapNone/>
+            <wp:docPr id="1119566117" name="Picture 1"/>
+            <wp:cNvGraphicFramePr>
+              <a:graphicFrameLocks xmlns:a="http://schemas.openxmlformats.org/drawingml/2006/main" noChangeAspect="1"/>
+            </wp:cNvGraphicFramePr>
+            <a:graphic xmlns:a="http://schemas.openxmlformats.org/drawingml/2006/main">
+              <a:graphicData uri="http://schemas.openxmlformats.org/drawingml/2006/picture">
+                <pic:pic xmlns:pic="http://schemas.openxmlformats.org/drawingml/2006/picture">
+                  <pic:nvPicPr>
+                    <pic:cNvPr id="1119566117" name=""/>
+                    <pic:cNvPicPr/>
+                  </pic:nvPicPr>
+                  <pic:blipFill>
+                    <a:blip r:embed="rId10">
+                      <a:extLst>
+                        <a:ext uri="{28A0092B-C50C-407E-A947-70E740481C1C}">
+                          <a14:useLocalDpi xmlns:a14="http://schemas.microsoft.com/office/drawing/2010/main" val="0"/>
+                        </a:ext>
+                      </a:extLst>
+                    </a:blip>
+                    <a:stretch>
+                      <a:fillRect/>
+                    </a:stretch>
+                  </pic:blipFill>
+                  <pic:spPr>
+                    <a:xfrm>
+                      <a:off x="0" y="0"/>
+                      <a:ext cx="1664204" cy="3501561"/>
+                    </a:xfrm>
+                    <a:prstGeom prst="rect">
+                      <a:avLst/>
+                    </a:prstGeom>
+                  </pic:spPr>
+                </pic:pic>
+              </a:graphicData>
+            </a:graphic>
+            <wp14:sizeRelH relativeFrom="margin">
+              <wp14:pctWidth>0</wp14:pctWidth>
+            </wp14:sizeRelH>
+            <wp14:sizeRelV relativeFrom="margin">
+              <wp14:pctHeight>0</wp14:pctHeight>
+            </wp14:sizeRelV>
+          </wp:anchor>
+        </w:drawing>
       </w:r>
     </w:p>
     <w:p>
       <w:pPr>
         <w:pStyle w:val="ListParagraph"/>
-        <w:numPr>
-          <w:ilvl w:val="1"/>
-          <w:numId w:val="1"/>
-        </w:numPr>
-        <w:tabs>
-          <w:tab w:val="left" w:pos="1581"/>
-        </w:tabs>
-        <w:ind w:left="1080"/>
+        <w:tabs>
+          <w:tab w:val="left" w:pos="418"/>
+        </w:tabs>
+        <w:spacing w:before="320" w:line="240" w:lineRule="auto"/>
+        <w:ind w:left="0" w:right="6098" w:firstLine="0"/>
         <w:rPr>
           <w:sz w:val="28"/>
           <w:szCs w:val="28"/>
         </w:rPr>
       </w:pPr>
-      <w:r>
+    </w:p>
+    <w:p>
+      <w:pPr>
+        <w:pStyle w:val="ListParagraph"/>
+        <w:tabs>
+          <w:tab w:val="left" w:pos="418"/>
+        </w:tabs>
+        <w:spacing w:before="320" w:line="240" w:lineRule="auto"/>
+        <w:ind w:left="0" w:right="6098" w:firstLine="0"/>
         <w:rPr>
           <w:sz w:val="28"/>
           <w:szCs w:val="28"/>
         </w:rPr>
-        <w:t>Flow</w:t>
-      </w:r>
-      <w:r>
-        <w:rPr>
-          <w:spacing w:val="-15"/>
+      </w:pPr>
+    </w:p>
+    <w:p>
+      <w:pPr>
+        <w:pStyle w:val="ListParagraph"/>
+        <w:tabs>
+          <w:tab w:val="left" w:pos="418"/>
+        </w:tabs>
+        <w:spacing w:before="320" w:line="240" w:lineRule="auto"/>
+        <w:ind w:left="0" w:right="6098" w:firstLine="0"/>
+        <w:rPr>
           <w:sz w:val="28"/>
           <w:szCs w:val="28"/>
         </w:rPr>
-        <w:t xml:space="preserve"> </w:t>
-      </w:r>
-      <w:r>
+      </w:pPr>
+    </w:p>
+    <w:p>
+      <w:pPr>
+        <w:pStyle w:val="ListParagraph"/>
+        <w:tabs>
+          <w:tab w:val="left" w:pos="418"/>
+        </w:tabs>
+        <w:spacing w:before="320" w:line="240" w:lineRule="auto"/>
+        <w:ind w:left="0" w:right="6098" w:firstLine="0"/>
         <w:rPr>
           <w:sz w:val="28"/>
           <w:szCs w:val="28"/>
         </w:rPr>
-        <w:t>between</w:t>
-      </w:r>
-      <w:r>
-        <w:rPr>
-          <w:spacing w:val="-17"/>
+      </w:pPr>
+    </w:p>
+    <w:p>
+      <w:pPr>
+        <w:pStyle w:val="ListParagraph"/>
+        <w:tabs>
+          <w:tab w:val="left" w:pos="418"/>
+        </w:tabs>
+        <w:spacing w:before="320" w:line="240" w:lineRule="auto"/>
+        <w:ind w:left="0" w:right="6098" w:firstLine="0"/>
+        <w:rPr>
           <w:sz w:val="28"/>
           <w:szCs w:val="28"/>
         </w:rPr>
-        <w:t xml:space="preserve"> </w:t>
-      </w:r>
-      <w:r>
+      </w:pPr>
+    </w:p>
+    <w:p>
+      <w:pPr>
+        <w:pStyle w:val="ListParagraph"/>
+        <w:tabs>
+          <w:tab w:val="left" w:pos="418"/>
+        </w:tabs>
+        <w:spacing w:before="320" w:line="240" w:lineRule="auto"/>
+        <w:ind w:left="0" w:right="6098" w:firstLine="0"/>
         <w:rPr>
           <w:sz w:val="28"/>
           <w:szCs w:val="28"/>
         </w:rPr>
-        <w:t>all</w:t>
-      </w:r>
-      <w:r>
-        <w:rPr>
-          <w:spacing w:val="-17"/>
+      </w:pPr>
+    </w:p>
+    <w:p>
+      <w:pPr>
+        <w:pStyle w:val="ListParagraph"/>
+        <w:tabs>
+          <w:tab w:val="left" w:pos="418"/>
+        </w:tabs>
+        <w:spacing w:before="320" w:line="240" w:lineRule="auto"/>
+        <w:ind w:left="0" w:right="6098" w:firstLine="0"/>
+        <w:rPr>
           <w:sz w:val="28"/>
           <w:szCs w:val="28"/>
         </w:rPr>
-        <w:t xml:space="preserve"> </w:t>
-      </w:r>
-      <w:r>
-        <w:rPr>
-          <w:spacing w:val="-2"/>
+      </w:pPr>
+    </w:p>
+    <w:p>
+      <w:pPr>
+        <w:pStyle w:val="ListParagraph"/>
+        <w:tabs>
+          <w:tab w:val="left" w:pos="418"/>
+        </w:tabs>
+        <w:spacing w:before="320" w:line="240" w:lineRule="auto"/>
+        <w:ind w:left="0" w:right="6098" w:firstLine="0"/>
+        <w:rPr>
           <w:sz w:val="28"/>
           <w:szCs w:val="28"/>
         </w:rPr>
-        <w:t>functions</w:t>
-      </w:r>
+      </w:pPr>
+    </w:p>
+    <w:p>
+      <w:pPr>
+        <w:pStyle w:val="ListParagraph"/>
+        <w:tabs>
+          <w:tab w:val="left" w:pos="418"/>
+        </w:tabs>
+        <w:spacing w:before="320" w:line="240" w:lineRule="auto"/>
+        <w:ind w:left="0" w:right="6098" w:firstLine="0"/>
+        <w:rPr>
+          <w:sz w:val="28"/>
+          <w:szCs w:val="28"/>
+        </w:rPr>
+      </w:pPr>
+    </w:p>
+    <w:p>
+      <w:pPr>
+        <w:pStyle w:val="BodyText"/>
+        <w:spacing w:before="3"/>
+        <w:ind w:left="0" w:firstLine="0"/>
+      </w:pPr>
+      <w:r>
+        <w:rPr>
+          <w:noProof/>
+        </w:rPr>
+        <w:drawing>
+          <wp:anchor distT="0" distB="0" distL="114300" distR="114300" simplePos="0" relativeHeight="251700224" behindDoc="0" locked="0" layoutInCell="1" allowOverlap="1" wp14:anchorId="294C6552" wp14:editId="0C2439BD">
+            <wp:simplePos x="0" y="0"/>
+            <wp:positionH relativeFrom="column">
+              <wp:posOffset>1370602</wp:posOffset>
+            </wp:positionH>
+            <wp:positionV relativeFrom="paragraph">
+              <wp:posOffset>776061</wp:posOffset>
+            </wp:positionV>
+            <wp:extent cx="2899410" cy="3657600"/>
+            <wp:effectExtent l="0" t="0" r="0" b="0"/>
+            <wp:wrapTopAndBottom/>
+            <wp:docPr id="47677541" name="Picture 1"/>
+            <wp:cNvGraphicFramePr>
+              <a:graphicFrameLocks xmlns:a="http://schemas.openxmlformats.org/drawingml/2006/main" noChangeAspect="1"/>
+            </wp:cNvGraphicFramePr>
+            <a:graphic xmlns:a="http://schemas.openxmlformats.org/drawingml/2006/main">
+              <a:graphicData uri="http://schemas.openxmlformats.org/drawingml/2006/picture">
+                <pic:pic xmlns:pic="http://schemas.openxmlformats.org/drawingml/2006/picture">
+                  <pic:nvPicPr>
+                    <pic:cNvPr id="47677541" name=""/>
+                    <pic:cNvPicPr/>
+                  </pic:nvPicPr>
+                  <pic:blipFill>
+                    <a:blip r:embed="rId11">
+                      <a:extLst>
+                        <a:ext uri="{28A0092B-C50C-407E-A947-70E740481C1C}">
+                          <a14:useLocalDpi xmlns:a14="http://schemas.microsoft.com/office/drawing/2010/main" val="0"/>
+                        </a:ext>
+                      </a:extLst>
+                    </a:blip>
+                    <a:stretch>
+                      <a:fillRect/>
+                    </a:stretch>
+                  </pic:blipFill>
+                  <pic:spPr>
+                    <a:xfrm>
+                      <a:off x="0" y="0"/>
+                      <a:ext cx="2899410" cy="3657600"/>
+                    </a:xfrm>
+                    <a:prstGeom prst="rect">
+                      <a:avLst/>
+                    </a:prstGeom>
+                  </pic:spPr>
+                </pic:pic>
+              </a:graphicData>
+            </a:graphic>
+            <wp14:sizeRelH relativeFrom="margin">
+              <wp14:pctWidth>0</wp14:pctWidth>
+            </wp14:sizeRelH>
+            <wp14:sizeRelV relativeFrom="margin">
+              <wp14:pctHeight>0</wp14:pctHeight>
+            </wp14:sizeRelV>
+          </wp:anchor>
+        </w:drawing>
+      </w:r>
+      <w:r>
+        <w:t>This flowchart represents the decision process for verifying runway availability and assigning slots without scheduling conflicts.</w:t>
+      </w:r>
+    </w:p>
+    <w:p>
+      <w:pPr>
+        <w:pStyle w:val="ListParagraph"/>
+        <w:tabs>
+          <w:tab w:val="left" w:pos="418"/>
+        </w:tabs>
+        <w:spacing w:before="320" w:line="240" w:lineRule="auto"/>
+        <w:ind w:left="0" w:right="6098" w:firstLine="0"/>
+        <w:rPr>
+          <w:sz w:val="28"/>
+          <w:szCs w:val="28"/>
+        </w:rPr>
+      </w:pPr>
     </w:p>
     <w:p>
       <w:pPr>
@@ -3449,6 +3855,7 @@
           <w:sz w:val="28"/>
           <w:szCs w:val="28"/>
         </w:rPr>
+        <w:lastRenderedPageBreak/>
         <w:t>Modules</w:t>
       </w:r>
       <w:r>
@@ -4333,7 +4740,6 @@
         <w:rPr>
           <w:lang w:val="en-IN"/>
         </w:rPr>
-        <w:lastRenderedPageBreak/>
         <w:t>Updated flight schedule</w:t>
       </w:r>
     </w:p>
@@ -4713,6 +5119,26 @@
       <w:pPr>
         <w:pStyle w:val="BodyText"/>
         <w:spacing w:before="4"/>
+        <w:ind w:left="0" w:firstLine="0"/>
+        <w:rPr>
+          <w:lang w:val="en-IN"/>
+        </w:rPr>
+      </w:pPr>
+    </w:p>
+    <w:p>
+      <w:pPr>
+        <w:pStyle w:val="BodyText"/>
+        <w:spacing w:before="4"/>
+        <w:ind w:left="0" w:firstLine="0"/>
+        <w:rPr>
+          <w:lang w:val="en-IN"/>
+        </w:rPr>
+      </w:pPr>
+    </w:p>
+    <w:p>
+      <w:pPr>
+        <w:pStyle w:val="BodyText"/>
+        <w:spacing w:before="4"/>
         <w:ind w:left="-501" w:firstLine="0"/>
         <w:rPr>
           <w:lang w:val="en-IN"/>
@@ -4743,21 +5169,21 @@
     </w:p>
     <w:tbl>
       <w:tblPr>
-        <w:tblW w:w="9891" w:type="dxa"/>
+        <w:tblW w:w="9004" w:type="dxa"/>
         <w:tblInd w:w="-383" w:type="dxa"/>
         <w:tblLook w:val="04A0" w:firstRow="1" w:lastRow="0" w:firstColumn="1" w:lastColumn="0" w:noHBand="0" w:noVBand="1"/>
       </w:tblPr>
       <w:tblGrid>
-        <w:gridCol w:w="2169"/>
-        <w:gridCol w:w="7722"/>
+        <w:gridCol w:w="1975"/>
+        <w:gridCol w:w="7029"/>
       </w:tblGrid>
       <w:tr>
         <w:trPr>
-          <w:trHeight w:val="379"/>
+          <w:trHeight w:val="357"/>
         </w:trPr>
         <w:tc>
           <w:tcPr>
-            <w:tcW w:w="2169" w:type="dxa"/>
+            <w:tcW w:w="1975" w:type="dxa"/>
             <w:tcBorders>
               <w:top w:val="single" w:sz="4" w:space="0" w:color="auto"/>
               <w:left w:val="single" w:sz="4" w:space="0" w:color="auto"/>
@@ -4797,7 +5223,7 @@
         </w:tc>
         <w:tc>
           <w:tcPr>
-            <w:tcW w:w="7722" w:type="dxa"/>
+            <w:tcW w:w="7029" w:type="dxa"/>
             <w:tcBorders>
               <w:top w:val="single" w:sz="4" w:space="0" w:color="auto"/>
               <w:left w:val="nil"/>
@@ -4838,11 +5264,11 @@
       </w:tr>
       <w:tr>
         <w:trPr>
-          <w:trHeight w:val="390"/>
+          <w:trHeight w:val="367"/>
         </w:trPr>
         <w:tc>
           <w:tcPr>
-            <w:tcW w:w="2169" w:type="dxa"/>
+            <w:tcW w:w="1975" w:type="dxa"/>
             <w:tcBorders>
               <w:top w:val="single" w:sz="8" w:space="0" w:color="auto"/>
               <w:left w:val="single" w:sz="4" w:space="0" w:color="auto"/>
@@ -4878,7 +5304,7 @@
         </w:tc>
         <w:tc>
           <w:tcPr>
-            <w:tcW w:w="7722" w:type="dxa"/>
+            <w:tcW w:w="7029" w:type="dxa"/>
             <w:tcBorders>
               <w:top w:val="single" w:sz="8" w:space="0" w:color="auto"/>
               <w:left w:val="nil"/>
@@ -4915,11 +5341,11 @@
       </w:tr>
       <w:tr>
         <w:trPr>
-          <w:trHeight w:val="390"/>
+          <w:trHeight w:val="367"/>
         </w:trPr>
         <w:tc>
           <w:tcPr>
-            <w:tcW w:w="2169" w:type="dxa"/>
+            <w:tcW w:w="1975" w:type="dxa"/>
             <w:tcBorders>
               <w:top w:val="single" w:sz="8" w:space="0" w:color="auto"/>
               <w:left w:val="single" w:sz="4" w:space="0" w:color="auto"/>
@@ -4955,7 +5381,7 @@
         </w:tc>
         <w:tc>
           <w:tcPr>
-            <w:tcW w:w="7722" w:type="dxa"/>
+            <w:tcW w:w="7029" w:type="dxa"/>
             <w:tcBorders>
               <w:top w:val="single" w:sz="8" w:space="0" w:color="auto"/>
               <w:left w:val="nil"/>
@@ -4985,15 +5411,6 @@
                 <w:szCs w:val="28"/>
                 <w:lang w:val="en-IN" w:eastAsia="en-IN"/>
               </w:rPr>
-              <w:t xml:space="preserve">Basic </w:t>
-            </w:r>
-            <w:r>
-              <w:rPr>
-                <w:color w:val="000000"/>
-                <w:sz w:val="28"/>
-                <w:szCs w:val="28"/>
-                <w:lang w:val="en-IN" w:eastAsia="en-IN"/>
-              </w:rPr>
               <w:t xml:space="preserve">UI design using </w:t>
             </w:r>
             <w:proofErr w:type="spellStart"/>
@@ -5012,11 +5429,11 @@
       </w:tr>
       <w:tr>
         <w:trPr>
-          <w:trHeight w:val="390"/>
+          <w:trHeight w:val="367"/>
         </w:trPr>
         <w:tc>
           <w:tcPr>
-            <w:tcW w:w="2169" w:type="dxa"/>
+            <w:tcW w:w="1975" w:type="dxa"/>
             <w:tcBorders>
               <w:top w:val="single" w:sz="8" w:space="0" w:color="auto"/>
               <w:left w:val="single" w:sz="4" w:space="0" w:color="auto"/>
@@ -5052,7 +5469,7 @@
         </w:tc>
         <w:tc>
           <w:tcPr>
-            <w:tcW w:w="7722" w:type="dxa"/>
+            <w:tcW w:w="7029" w:type="dxa"/>
             <w:tcBorders>
               <w:top w:val="single" w:sz="8" w:space="0" w:color="auto"/>
               <w:left w:val="nil"/>
@@ -5089,11 +5506,11 @@
       </w:tr>
       <w:tr>
         <w:trPr>
-          <w:trHeight w:val="390"/>
+          <w:trHeight w:val="367"/>
         </w:trPr>
         <w:tc>
           <w:tcPr>
-            <w:tcW w:w="2169" w:type="dxa"/>
+            <w:tcW w:w="1975" w:type="dxa"/>
             <w:tcBorders>
               <w:top w:val="single" w:sz="8" w:space="0" w:color="auto"/>
               <w:left w:val="single" w:sz="4" w:space="0" w:color="auto"/>
@@ -5129,7 +5546,7 @@
         </w:tc>
         <w:tc>
           <w:tcPr>
-            <w:tcW w:w="7722" w:type="dxa"/>
+            <w:tcW w:w="7029" w:type="dxa"/>
             <w:tcBorders>
               <w:top w:val="single" w:sz="8" w:space="0" w:color="auto"/>
               <w:left w:val="nil"/>
@@ -5166,11 +5583,11 @@
       </w:tr>
       <w:tr>
         <w:trPr>
-          <w:trHeight w:val="390"/>
+          <w:trHeight w:val="367"/>
         </w:trPr>
         <w:tc>
           <w:tcPr>
-            <w:tcW w:w="2169" w:type="dxa"/>
+            <w:tcW w:w="1975" w:type="dxa"/>
             <w:tcBorders>
               <w:top w:val="single" w:sz="8" w:space="0" w:color="auto"/>
               <w:left w:val="single" w:sz="4" w:space="0" w:color="auto"/>
@@ -5206,7 +5623,7 @@
         </w:tc>
         <w:tc>
           <w:tcPr>
-            <w:tcW w:w="7722" w:type="dxa"/>
+            <w:tcW w:w="7029" w:type="dxa"/>
             <w:tcBorders>
               <w:top w:val="single" w:sz="8" w:space="0" w:color="auto"/>
               <w:left w:val="nil"/>
@@ -5243,11 +5660,11 @@
       </w:tr>
       <w:tr>
         <w:trPr>
-          <w:trHeight w:val="390"/>
+          <w:trHeight w:val="367"/>
         </w:trPr>
         <w:tc>
           <w:tcPr>
-            <w:tcW w:w="2169" w:type="dxa"/>
+            <w:tcW w:w="1975" w:type="dxa"/>
             <w:tcBorders>
               <w:top w:val="single" w:sz="8" w:space="0" w:color="auto"/>
               <w:left w:val="single" w:sz="4" w:space="0" w:color="auto"/>
@@ -5283,7 +5700,7 @@
         </w:tc>
         <w:tc>
           <w:tcPr>
-            <w:tcW w:w="7722" w:type="dxa"/>
+            <w:tcW w:w="7029" w:type="dxa"/>
             <w:tcBorders>
               <w:top w:val="single" w:sz="8" w:space="0" w:color="auto"/>
               <w:left w:val="nil"/>
@@ -5320,11 +5737,11 @@
       </w:tr>
       <w:tr>
         <w:trPr>
-          <w:trHeight w:val="390"/>
+          <w:trHeight w:val="367"/>
         </w:trPr>
         <w:tc>
           <w:tcPr>
-            <w:tcW w:w="2169" w:type="dxa"/>
+            <w:tcW w:w="1975" w:type="dxa"/>
             <w:tcBorders>
               <w:top w:val="single" w:sz="8" w:space="0" w:color="auto"/>
               <w:left w:val="single" w:sz="4" w:space="0" w:color="auto"/>
@@ -5360,7 +5777,7 @@
         </w:tc>
         <w:tc>
           <w:tcPr>
-            <w:tcW w:w="7722" w:type="dxa"/>
+            <w:tcW w:w="7029" w:type="dxa"/>
             <w:tcBorders>
               <w:top w:val="single" w:sz="8" w:space="0" w:color="auto"/>
               <w:left w:val="nil"/>
@@ -5397,11 +5814,11 @@
       </w:tr>
       <w:tr>
         <w:trPr>
-          <w:trHeight w:val="390"/>
+          <w:trHeight w:val="367"/>
         </w:trPr>
         <w:tc>
           <w:tcPr>
-            <w:tcW w:w="2169" w:type="dxa"/>
+            <w:tcW w:w="1975" w:type="dxa"/>
             <w:tcBorders>
               <w:top w:val="single" w:sz="8" w:space="0" w:color="auto"/>
               <w:left w:val="single" w:sz="4" w:space="0" w:color="auto"/>
@@ -5437,7 +5854,7 @@
         </w:tc>
         <w:tc>
           <w:tcPr>
-            <w:tcW w:w="7722" w:type="dxa"/>
+            <w:tcW w:w="7029" w:type="dxa"/>
             <w:tcBorders>
               <w:top w:val="single" w:sz="8" w:space="0" w:color="auto"/>
               <w:left w:val="nil"/>
@@ -5474,11 +5891,11 @@
       </w:tr>
       <w:tr>
         <w:trPr>
-          <w:trHeight w:val="390"/>
+          <w:trHeight w:val="367"/>
         </w:trPr>
         <w:tc>
           <w:tcPr>
-            <w:tcW w:w="2169" w:type="dxa"/>
+            <w:tcW w:w="1975" w:type="dxa"/>
             <w:tcBorders>
               <w:top w:val="single" w:sz="8" w:space="0" w:color="auto"/>
               <w:left w:val="single" w:sz="4" w:space="0" w:color="auto"/>
@@ -5513,7 +5930,7 @@
         </w:tc>
         <w:tc>
           <w:tcPr>
-            <w:tcW w:w="7722" w:type="dxa"/>
+            <w:tcW w:w="7029" w:type="dxa"/>
             <w:tcBorders>
               <w:top w:val="single" w:sz="8" w:space="0" w:color="auto"/>
               <w:left w:val="nil"/>
@@ -5549,11 +5966,11 @@
       </w:tr>
       <w:tr>
         <w:trPr>
-          <w:trHeight w:val="390"/>
+          <w:trHeight w:val="367"/>
         </w:trPr>
         <w:tc>
           <w:tcPr>
-            <w:tcW w:w="2169" w:type="dxa"/>
+            <w:tcW w:w="1975" w:type="dxa"/>
             <w:tcBorders>
               <w:top w:val="single" w:sz="8" w:space="0" w:color="auto"/>
               <w:left w:val="single" w:sz="4" w:space="0" w:color="auto"/>
@@ -5588,7 +6005,7 @@
         </w:tc>
         <w:tc>
           <w:tcPr>
-            <w:tcW w:w="7722" w:type="dxa"/>
+            <w:tcW w:w="7029" w:type="dxa"/>
             <w:tcBorders>
               <w:top w:val="single" w:sz="8" w:space="0" w:color="auto"/>
               <w:left w:val="nil"/>
@@ -5630,6 +6047,13 @@
         <w:ind w:left="0" w:firstLine="0"/>
       </w:pPr>
     </w:p>
+    <w:p>
+      <w:pPr>
+        <w:pStyle w:val="BodyText"/>
+        <w:spacing w:before="3"/>
+        <w:ind w:left="0" w:firstLine="0"/>
+      </w:pPr>
+    </w:p>
     <w:sectPr>
       <w:pgSz w:w="11910" w:h="16840"/>
       <w:pgMar w:top="1580" w:right="1275" w:bottom="280" w:left="1275" w:header="720" w:footer="720" w:gutter="0"/>
@@ -5639,54 +6063,6 @@
 </w:document>
 </file>
 
-<file path=word/endnotes.xml><?xml version="1.0" encoding="utf-8"?>
-<w:endnotes xmlns:wpc="http://schemas.microsoft.com/office/word/2010/wordprocessingCanvas" xmlns:cx="http://schemas.microsoft.com/office/drawing/2014/chartex" xmlns:cx1="http://schemas.microsoft.com/office/drawing/2015/9/8/chartex" xmlns:cx2="http://schemas.microsoft.com/office/drawing/2015/10/21/chartex" xmlns:cx3="http://schemas.microsoft.com/office/drawing/2016/5/9/chartex" xmlns:cx4="http://schemas.microsoft.com/office/drawing/2016/5/10/chartex" xmlns:cx5="http://schemas.microsoft.com/office/drawing/2016/5/11/chartex" xmlns:cx6="http://schemas.microsoft.com/office/drawing/2016/5/12/chartex" xmlns:cx7="http://schemas.microsoft.com/office/drawing/2016/5/13/chartex" xmlns:cx8="http://schemas.microsoft.com/office/drawing/2016/5/14/chartex" xmlns:mc="http://schemas.openxmlformats.org/markup-compatibility/2006" xmlns:aink="http://schemas.microsoft.com/office/drawing/2016/ink" xmlns:am3d="http://schemas.microsoft.com/office/drawing/2017/model3d" xmlns:o="urn:schemas-microsoft-com:office:office" xmlns:oel="http://schemas.microsoft.com/office/2019/extlst" xmlns:r="http://schemas.openxmlformats.org/officeDocument/2006/relationships" xmlns:m="http://schemas.openxmlformats.org/officeDocument/2006/math" xmlns:v="urn:schemas-microsoft-com:vml" xmlns:wp14="http://schemas.microsoft.com/office/word/2010/wordprocessingDrawing" xmlns:wp="http://schemas.openxmlformats.org/drawingml/2006/wordprocessingDrawing" xmlns:w10="urn:schemas-microsoft-com:office:word" xmlns:w="http://schemas.openxmlformats.org/wordprocessingml/2006/main" xmlns:w14="http://schemas.microsoft.com/office/word/2010/wordml" xmlns:w15="http://schemas.microsoft.com/office/word/2012/wordml" xmlns:w16cex="http://schemas.microsoft.com/office/word/2018/wordml/cex" xmlns:w16cid="http://schemas.microsoft.com/office/word/2016/wordml/cid" xmlns:w16="http://schemas.microsoft.com/office/word/2018/wordml" xmlns:w16du="http://schemas.microsoft.com/office/word/2023/wordml/word16du" xmlns:w16sdtdh="http://schemas.microsoft.com/office/word/2020/wordml/sdtdatahash" xmlns:w16sdtfl="http://schemas.microsoft.com/office/word/2024/wordml/sdtformatlock" xmlns:w16se="http://schemas.microsoft.com/office/word/2015/wordml/symex" xmlns:wpg="http://schemas.microsoft.com/office/word/2010/wordprocessingGroup" xmlns:wpi="http://schemas.microsoft.com/office/word/2010/wordprocessingInk" xmlns:wne="http://schemas.microsoft.com/office/word/2006/wordml" xmlns:wps="http://schemas.microsoft.com/office/word/2010/wordprocessingShape" mc:Ignorable="w14 w15 w16se w16cid w16 w16cex w16sdtdh w16sdtfl w16du wp14">
-  <w:endnote w:type="separator" w:id="-1">
-    <w:p>
-      <w:r>
-        <w:separator/>
-      </w:r>
-    </w:p>
-  </w:endnote>
-  <w:endnote w:type="continuationSeparator" w:id="0">
-    <w:p>
-      <w:r>
-        <w:continuationSeparator/>
-      </w:r>
-    </w:p>
-  </w:endnote>
-</w:endnotes>
-</file>
-
-<file path=word/footnotes.xml><?xml version="1.0" encoding="utf-8"?>
-<w:footnotes xmlns:wpc="http://schemas.microsoft.com/office/word/2010/wordprocessingCanvas" xmlns:cx="http://schemas.microsoft.com/office/drawing/2014/chartex" xmlns:cx1="http://schemas.microsoft.com/office/drawing/2015/9/8/chartex" xmlns:cx2="http://schemas.microsoft.com/office/drawing/2015/10/21/chartex" xmlns:cx3="http://schemas.microsoft.com/office/drawing/2016/5/9/chartex" xmlns:cx4="http://schemas.microsoft.com/office/drawing/2016/5/10/chartex" xmlns:cx5="http://schemas.microsoft.com/office/drawing/2016/5/11/chartex" xmlns:cx6="http://schemas.microsoft.com/office/drawing/2016/5/12/chartex" xmlns:cx7="http://schemas.microsoft.com/office/drawing/2016/5/13/chartex" xmlns:cx8="http://schemas.microsoft.com/office/drawing/2016/5/14/chartex" xmlns:mc="http://schemas.openxmlformats.org/markup-compatibility/2006" xmlns:aink="http://schemas.microsoft.com/office/drawing/2016/ink" xmlns:am3d="http://schemas.microsoft.com/office/drawing/2017/model3d" xmlns:o="urn:schemas-microsoft-com:office:office" xmlns:oel="http://schemas.microsoft.com/office/2019/extlst" xmlns:r="http://schemas.openxmlformats.org/officeDocument/2006/relationships" xmlns:m="http://schemas.openxmlformats.org/officeDocument/2006/math" xmlns:v="urn:schemas-microsoft-com:vml" xmlns:wp14="http://schemas.microsoft.com/office/word/2010/wordprocessingDrawing" xmlns:wp="http://schemas.openxmlformats.org/drawingml/2006/wordprocessingDrawing" xmlns:w10="urn:schemas-microsoft-com:office:word" xmlns:w="http://schemas.openxmlformats.org/wordprocessingml/2006/main" xmlns:w14="http://schemas.microsoft.com/office/word/2010/wordml" xmlns:w15="http://schemas.microsoft.com/office/word/2012/wordml" xmlns:w16cex="http://schemas.microsoft.com/office/word/2018/wordml/cex" xmlns:w16cid="http://schemas.microsoft.com/office/word/2016/wordml/cid" xmlns:w16="http://schemas.microsoft.com/office/word/2018/wordml" xmlns:w16du="http://schemas.microsoft.com/office/word/2023/wordml/word16du" xmlns:w16sdtdh="http://schemas.microsoft.com/office/word/2020/wordml/sdtdatahash" xmlns:w16sdtfl="http://schemas.microsoft.com/office/word/2024/wordml/sdtformatlock" xmlns:w16se="http://schemas.microsoft.com/office/word/2015/wordml/symex" xmlns:wpg="http://schemas.microsoft.com/office/word/2010/wordprocessingGroup" xmlns:wpi="http://schemas.microsoft.com/office/word/2010/wordprocessingInk" xmlns:wne="http://schemas.microsoft.com/office/word/2006/wordml" xmlns:wps="http://schemas.microsoft.com/office/word/2010/wordprocessingShape" mc:Ignorable="w14 w15 w16se w16cid w16 w16cex w16sdtdh w16sdtfl w16du wp14">
-  <w:footnote w:type="separator" w:id="-1">
-    <w:p>
-      <w:r>
-        <w:separator/>
-      </w:r>
-    </w:p>
-  </w:footnote>
-  <w:footnote w:type="continuationSeparator" w:id="0">
-    <w:p>
-      <w:r>
-        <w:continuationSeparator/>
-      </w:r>
-    </w:p>
-  </w:footnote>
-</w:footnotes>
-</file>
-
-<file path=word/header1.xml><?xml version="1.0" encoding="utf-8"?>
-<w:hdr xmlns:wpc="http://schemas.microsoft.com/office/word/2010/wordprocessingCanvas" xmlns:cx="http://schemas.microsoft.com/office/drawing/2014/chartex" xmlns:cx1="http://schemas.microsoft.com/office/drawing/2015/9/8/chartex" xmlns:cx2="http://schemas.microsoft.com/office/drawing/2015/10/21/chartex" xmlns:cx3="http://schemas.microsoft.com/office/drawing/2016/5/9/chartex" xmlns:cx4="http://schemas.microsoft.com/office/drawing/2016/5/10/chartex" xmlns:cx5="http://schemas.microsoft.com/office/drawing/2016/5/11/chartex" xmlns:cx6="http://schemas.microsoft.com/office/drawing/2016/5/12/chartex" xmlns:cx7="http://schemas.microsoft.com/office/drawing/2016/5/13/chartex" xmlns:cx8="http://schemas.microsoft.com/office/drawing/2016/5/14/chartex" xmlns:mc="http://schemas.openxmlformats.org/markup-compatibility/2006" xmlns:aink="http://schemas.microsoft.com/office/drawing/2016/ink" xmlns:am3d="http://schemas.microsoft.com/office/drawing/2017/model3d" xmlns:o="urn:schemas-microsoft-com:office:office" xmlns:oel="http://schemas.microsoft.com/office/2019/extlst" xmlns:r="http://schemas.openxmlformats.org/officeDocument/2006/relationships" xmlns:m="http://schemas.openxmlformats.org/officeDocument/2006/math" xmlns:v="urn:schemas-microsoft-com:vml" xmlns:wp14="http://schemas.microsoft.com/office/word/2010/wordprocessingDrawing" xmlns:wp="http://schemas.openxmlformats.org/drawingml/2006/wordprocessingDrawing" xmlns:w10="urn:schemas-microsoft-com:office:word" xmlns:w="http://schemas.openxmlformats.org/wordprocessingml/2006/main" xmlns:w14="http://schemas.microsoft.com/office/word/2010/wordml" xmlns:w15="http://schemas.microsoft.com/office/word/2012/wordml" xmlns:w16cex="http://schemas.microsoft.com/office/word/2018/wordml/cex" xmlns:w16cid="http://schemas.microsoft.com/office/word/2016/wordml/cid" xmlns:w16="http://schemas.microsoft.com/office/word/2018/wordml" xmlns:w16du="http://schemas.microsoft.com/office/word/2023/wordml/word16du" xmlns:w16sdtdh="http://schemas.microsoft.com/office/word/2020/wordml/sdtdatahash" xmlns:w16sdtfl="http://schemas.microsoft.com/office/word/2024/wordml/sdtformatlock" xmlns:w16se="http://schemas.microsoft.com/office/word/2015/wordml/symex" xmlns:wpg="http://schemas.microsoft.com/office/word/2010/wordprocessingGroup" xmlns:wpi="http://schemas.microsoft.com/office/word/2010/wordprocessingInk" xmlns:wne="http://schemas.microsoft.com/office/word/2006/wordml" xmlns:wps="http://schemas.microsoft.com/office/word/2010/wordprocessingShape" mc:Ignorable="w14 w15 w16se w16cid w16 w16cex w16sdtdh w16sdtfl w16du wp14">
-  <w:p>
-    <w:pPr>
-      <w:pStyle w:val="Header"/>
-    </w:pPr>
-  </w:p>
-</w:hdr>
-</file>
-
 <file path=word/numbering.xml><?xml version="1.0" encoding="utf-8"?>
 <w:numbering xmlns:wpc="http://schemas.microsoft.com/office/word/2010/wordprocessingCanvas" xmlns:cx="http://schemas.microsoft.com/office/drawing/2014/chartex" xmlns:cx1="http://schemas.microsoft.com/office/drawing/2015/9/8/chartex" xmlns:cx2="http://schemas.microsoft.com/office/drawing/2015/10/21/chartex" xmlns:cx3="http://schemas.microsoft.com/office/drawing/2016/5/9/chartex" xmlns:cx4="http://schemas.microsoft.com/office/drawing/2016/5/10/chartex" xmlns:cx5="http://schemas.microsoft.com/office/drawing/2016/5/11/chartex" xmlns:cx6="http://schemas.microsoft.com/office/drawing/2016/5/12/chartex" xmlns:cx7="http://schemas.microsoft.com/office/drawing/2016/5/13/chartex" xmlns:cx8="http://schemas.microsoft.com/office/drawing/2016/5/14/chartex" xmlns:mc="http://schemas.openxmlformats.org/markup-compatibility/2006" xmlns:aink="http://schemas.microsoft.com/office/drawing/2016/ink" xmlns:am3d="http://schemas.microsoft.com/office/drawing/2017/model3d" xmlns:o="urn:schemas-microsoft-com:office:office" xmlns:oel="http://schemas.microsoft.com/office/2019/extlst" xmlns:r="http://schemas.openxmlformats.org/officeDocument/2006/relationships" xmlns:m="http://schemas.openxmlformats.org/officeDocument/2006/math" xmlns:v="urn:schemas-microsoft-com:vml" xmlns:wp14="http://schemas.microsoft.com/office/word/2010/wordprocessingDrawing" xmlns:wp="http://schemas.openxmlformats.org/drawingml/2006/wordprocessingDrawing" xmlns:w10="urn:schemas-microsoft-com:office:word" xmlns:w="http://schemas.openxmlformats.org/wordprocessingml/2006/main" xmlns:w14="http://schemas.microsoft.com/office/word/2010/wordml" xmlns:w15="http://schemas.microsoft.com/office/word/2012/wordml" xmlns:w16cex="http://schemas.microsoft.com/office/word/2018/wordml/cex" xmlns:w16cid="http://schemas.microsoft.com/office/word/2016/wordml/cid" xmlns:w16="http://schemas.microsoft.com/office/word/2018/wordml" xmlns:w16du="http://schemas.microsoft.com/office/word/2023/wordml/word16du" xmlns:w16sdtdh="http://schemas.microsoft.com/office/word/2020/wordml/sdtdatahash" xmlns:w16sdtfl="http://schemas.microsoft.com/office/word/2024/wordml/sdtformatlock" xmlns:w16se="http://schemas.microsoft.com/office/word/2015/wordml/symex" xmlns:wpg="http://schemas.microsoft.com/office/word/2010/wordprocessingGroup" xmlns:wpi="http://schemas.microsoft.com/office/word/2010/wordprocessingInk" xmlns:wne="http://schemas.microsoft.com/office/word/2006/wordml" xmlns:wps="http://schemas.microsoft.com/office/word/2010/wordprocessingShape" mc:Ignorable="w14 w15 w16se w16cid w16 w16cex w16sdtdh w16sdtfl w16du wp14">
   <w:abstractNum w:abstractNumId="0" w15:restartNumberingAfterBreak="0">
@@ -5990,8 +6366,8 @@
   <w:abstractNum w:abstractNumId="2" w15:restartNumberingAfterBreak="0">
     <w:nsid w:val="03353439"/>
     <w:multiLevelType w:val="hybridMultilevel"/>
-    <w:tmpl w:val="59742712"/>
-    <w:lvl w:ilvl="0" w:tplc="59F8E254">
+    <w:tmpl w:val="F1E4794A"/>
+    <w:lvl w:ilvl="0" w:tplc="8E42E72A">
       <w:start w:val="1"/>
       <w:numFmt w:val="decimal"/>
       <w:lvlText w:val="%1."/>
@@ -6000,7 +6376,7 @@
         <w:ind w:left="3675" w:hanging="274"/>
       </w:pPr>
       <w:rPr>
-        <w:rFonts w:ascii="Times New Roman" w:eastAsia="Times New Roman" w:hAnsi="Times New Roman" w:cs="Times New Roman" w:hint="default"/>
+        <w:rFonts w:ascii="Times New Roman" w:eastAsia="Times New Roman" w:hAnsi="Times New Roman" w:cs="Times New Roman"/>
         <w:b w:val="0"/>
         <w:bCs w:val="0"/>
         <w:i w:val="0"/>
@@ -6259,6 +6635,119 @@
     </w:lvl>
   </w:abstractNum>
   <w:abstractNum w:abstractNumId="4" w15:restartNumberingAfterBreak="0">
+    <w:nsid w:val="07A4422E"/>
+    <w:multiLevelType w:val="hybridMultilevel"/>
+    <w:tmpl w:val="551096FC"/>
+    <w:lvl w:ilvl="0" w:tplc="40090001">
+      <w:start w:val="1"/>
+      <w:numFmt w:val="bullet"/>
+      <w:lvlText w:val=""/>
+      <w:lvlJc w:val="left"/>
+      <w:pPr>
+        <w:ind w:left="1440" w:hanging="360"/>
+      </w:pPr>
+      <w:rPr>
+        <w:rFonts w:ascii="Symbol" w:hAnsi="Symbol" w:hint="default"/>
+      </w:rPr>
+    </w:lvl>
+    <w:lvl w:ilvl="1" w:tplc="40090003" w:tentative="1">
+      <w:start w:val="1"/>
+      <w:numFmt w:val="bullet"/>
+      <w:lvlText w:val="o"/>
+      <w:lvlJc w:val="left"/>
+      <w:pPr>
+        <w:ind w:left="2160" w:hanging="360"/>
+      </w:pPr>
+      <w:rPr>
+        <w:rFonts w:ascii="Courier New" w:hAnsi="Courier New" w:cs="Courier New" w:hint="default"/>
+      </w:rPr>
+    </w:lvl>
+    <w:lvl w:ilvl="2" w:tplc="40090005" w:tentative="1">
+      <w:start w:val="1"/>
+      <w:numFmt w:val="bullet"/>
+      <w:lvlText w:val=""/>
+      <w:lvlJc w:val="left"/>
+      <w:pPr>
+        <w:ind w:left="2880" w:hanging="360"/>
+      </w:pPr>
+      <w:rPr>
+        <w:rFonts w:ascii="Wingdings" w:hAnsi="Wingdings" w:hint="default"/>
+      </w:rPr>
+    </w:lvl>
+    <w:lvl w:ilvl="3" w:tplc="40090001" w:tentative="1">
+      <w:start w:val="1"/>
+      <w:numFmt w:val="bullet"/>
+      <w:lvlText w:val=""/>
+      <w:lvlJc w:val="left"/>
+      <w:pPr>
+        <w:ind w:left="3600" w:hanging="360"/>
+      </w:pPr>
+      <w:rPr>
+        <w:rFonts w:ascii="Symbol" w:hAnsi="Symbol" w:hint="default"/>
+      </w:rPr>
+    </w:lvl>
+    <w:lvl w:ilvl="4" w:tplc="40090003" w:tentative="1">
+      <w:start w:val="1"/>
+      <w:numFmt w:val="bullet"/>
+      <w:lvlText w:val="o"/>
+      <w:lvlJc w:val="left"/>
+      <w:pPr>
+        <w:ind w:left="4320" w:hanging="360"/>
+      </w:pPr>
+      <w:rPr>
+        <w:rFonts w:ascii="Courier New" w:hAnsi="Courier New" w:cs="Courier New" w:hint="default"/>
+      </w:rPr>
+    </w:lvl>
+    <w:lvl w:ilvl="5" w:tplc="40090005" w:tentative="1">
+      <w:start w:val="1"/>
+      <w:numFmt w:val="bullet"/>
+      <w:lvlText w:val=""/>
+      <w:lvlJc w:val="left"/>
+      <w:pPr>
+        <w:ind w:left="5040" w:hanging="360"/>
+      </w:pPr>
+      <w:rPr>
+        <w:rFonts w:ascii="Wingdings" w:hAnsi="Wingdings" w:hint="default"/>
+      </w:rPr>
+    </w:lvl>
+    <w:lvl w:ilvl="6" w:tplc="40090001" w:tentative="1">
+      <w:start w:val="1"/>
+      <w:numFmt w:val="bullet"/>
+      <w:lvlText w:val=""/>
+      <w:lvlJc w:val="left"/>
+      <w:pPr>
+        <w:ind w:left="5760" w:hanging="360"/>
+      </w:pPr>
+      <w:rPr>
+        <w:rFonts w:ascii="Symbol" w:hAnsi="Symbol" w:hint="default"/>
+      </w:rPr>
+    </w:lvl>
+    <w:lvl w:ilvl="7" w:tplc="40090003" w:tentative="1">
+      <w:start w:val="1"/>
+      <w:numFmt w:val="bullet"/>
+      <w:lvlText w:val="o"/>
+      <w:lvlJc w:val="left"/>
+      <w:pPr>
+        <w:ind w:left="6480" w:hanging="360"/>
+      </w:pPr>
+      <w:rPr>
+        <w:rFonts w:ascii="Courier New" w:hAnsi="Courier New" w:cs="Courier New" w:hint="default"/>
+      </w:rPr>
+    </w:lvl>
+    <w:lvl w:ilvl="8" w:tplc="40090005" w:tentative="1">
+      <w:start w:val="1"/>
+      <w:numFmt w:val="bullet"/>
+      <w:lvlText w:val=""/>
+      <w:lvlJc w:val="left"/>
+      <w:pPr>
+        <w:ind w:left="7200" w:hanging="360"/>
+      </w:pPr>
+      <w:rPr>
+        <w:rFonts w:ascii="Wingdings" w:hAnsi="Wingdings" w:hint="default"/>
+      </w:rPr>
+    </w:lvl>
+  </w:abstractNum>
+  <w:abstractNum w:abstractNumId="5" w15:restartNumberingAfterBreak="0">
     <w:nsid w:val="0C026D0F"/>
     <w:multiLevelType w:val="multilevel"/>
     <w:tmpl w:val="374E1A0A"/>
@@ -6407,7 +6896,7 @@
       </w:rPr>
     </w:lvl>
   </w:abstractNum>
-  <w:abstractNum w:abstractNumId="5" w15:restartNumberingAfterBreak="0">
+  <w:abstractNum w:abstractNumId="6" w15:restartNumberingAfterBreak="0">
     <w:nsid w:val="0E9B0944"/>
     <w:multiLevelType w:val="multilevel"/>
     <w:tmpl w:val="5EA41760"/>
@@ -6556,7 +7045,7 @@
       </w:rPr>
     </w:lvl>
   </w:abstractNum>
-  <w:abstractNum w:abstractNumId="6" w15:restartNumberingAfterBreak="0">
+  <w:abstractNum w:abstractNumId="7" w15:restartNumberingAfterBreak="0">
     <w:nsid w:val="1662673C"/>
     <w:multiLevelType w:val="multilevel"/>
     <w:tmpl w:val="47EED9A0"/>
@@ -6705,7 +7194,7 @@
       </w:rPr>
     </w:lvl>
   </w:abstractNum>
-  <w:abstractNum w:abstractNumId="7" w15:restartNumberingAfterBreak="0">
+  <w:abstractNum w:abstractNumId="8" w15:restartNumberingAfterBreak="0">
     <w:nsid w:val="19B30DBC"/>
     <w:multiLevelType w:val="multilevel"/>
     <w:tmpl w:val="17D808A6"/>
@@ -6854,7 +7343,7 @@
       </w:rPr>
     </w:lvl>
   </w:abstractNum>
-  <w:abstractNum w:abstractNumId="8" w15:restartNumberingAfterBreak="0">
+  <w:abstractNum w:abstractNumId="9" w15:restartNumberingAfterBreak="0">
     <w:nsid w:val="25AA1FBD"/>
     <w:multiLevelType w:val="multilevel"/>
     <w:tmpl w:val="925681BE"/>
@@ -7003,7 +7492,7 @@
       </w:rPr>
     </w:lvl>
   </w:abstractNum>
-  <w:abstractNum w:abstractNumId="9" w15:restartNumberingAfterBreak="0">
+  <w:abstractNum w:abstractNumId="10" w15:restartNumberingAfterBreak="0">
     <w:nsid w:val="28993F50"/>
     <w:multiLevelType w:val="multilevel"/>
     <w:tmpl w:val="E1AC2006"/>
@@ -7119,7 +7608,7 @@
       </w:pPr>
     </w:lvl>
   </w:abstractNum>
-  <w:abstractNum w:abstractNumId="10" w15:restartNumberingAfterBreak="0">
+  <w:abstractNum w:abstractNumId="11" w15:restartNumberingAfterBreak="0">
     <w:nsid w:val="2B050B59"/>
     <w:multiLevelType w:val="multilevel"/>
     <w:tmpl w:val="ECB45FBA"/>
@@ -7268,7 +7757,7 @@
       </w:rPr>
     </w:lvl>
   </w:abstractNum>
-  <w:abstractNum w:abstractNumId="11" w15:restartNumberingAfterBreak="0">
+  <w:abstractNum w:abstractNumId="12" w15:restartNumberingAfterBreak="0">
     <w:nsid w:val="338A6854"/>
     <w:multiLevelType w:val="multilevel"/>
     <w:tmpl w:val="39A4B084"/>
@@ -7417,36 +7906,36 @@
       </w:rPr>
     </w:lvl>
   </w:abstractNum>
-  <w:abstractNum w:abstractNumId="12" w15:restartNumberingAfterBreak="0">
+  <w:abstractNum w:abstractNumId="13" w15:restartNumberingAfterBreak="0">
     <w:nsid w:val="33C0145D"/>
     <w:multiLevelType w:val="multilevel"/>
-    <w:tmpl w:val="D7B82FA6"/>
+    <w:tmpl w:val="3718EAC2"/>
     <w:lvl w:ilvl="0">
       <w:numFmt w:val="bullet"/>
       <w:lvlText w:val="•"/>
       <w:lvlJc w:val="left"/>
       <w:pPr>
         <w:tabs>
-          <w:tab w:val="num" w:pos="1080"/>
-        </w:tabs>
-        <w:ind w:left="1080" w:hanging="360"/>
+          <w:tab w:val="num" w:pos="2188"/>
+        </w:tabs>
+        <w:ind w:left="2188" w:hanging="360"/>
       </w:pPr>
       <w:rPr>
         <w:rFonts w:hint="default"/>
         <w:lang w:val="en-US" w:eastAsia="en-US" w:bidi="ar-SA"/>
       </w:rPr>
     </w:lvl>
-    <w:lvl w:ilvl="1" w:tentative="1">
-      <w:start w:val="1"/>
-      <w:numFmt w:val="decimal"/>
+    <w:lvl w:ilvl="1">
+      <w:start w:val="1"/>
+      <w:numFmt w:val="upperLetter"/>
       <w:lvlText w:val="%2."/>
       <w:lvlJc w:val="left"/>
       <w:pPr>
-        <w:tabs>
-          <w:tab w:val="num" w:pos="1800"/>
-        </w:tabs>
-        <w:ind w:left="1800" w:hanging="360"/>
-      </w:pPr>
+        <w:ind w:left="2908" w:hanging="360"/>
+      </w:pPr>
+      <w:rPr>
+        <w:rFonts w:hint="default"/>
+      </w:rPr>
     </w:lvl>
     <w:lvl w:ilvl="2" w:tentative="1">
       <w:start w:val="1"/>
@@ -7455,9 +7944,9 @@
       <w:lvlJc w:val="left"/>
       <w:pPr>
         <w:tabs>
-          <w:tab w:val="num" w:pos="2520"/>
-        </w:tabs>
-        <w:ind w:left="2520" w:hanging="360"/>
+          <w:tab w:val="num" w:pos="3628"/>
+        </w:tabs>
+        <w:ind w:left="3628" w:hanging="360"/>
       </w:pPr>
     </w:lvl>
     <w:lvl w:ilvl="3" w:tentative="1">
@@ -7467,9 +7956,9 @@
       <w:lvlJc w:val="left"/>
       <w:pPr>
         <w:tabs>
-          <w:tab w:val="num" w:pos="3240"/>
-        </w:tabs>
-        <w:ind w:left="3240" w:hanging="360"/>
+          <w:tab w:val="num" w:pos="4348"/>
+        </w:tabs>
+        <w:ind w:left="4348" w:hanging="360"/>
       </w:pPr>
     </w:lvl>
     <w:lvl w:ilvl="4" w:tentative="1">
@@ -7479,9 +7968,9 @@
       <w:lvlJc w:val="left"/>
       <w:pPr>
         <w:tabs>
-          <w:tab w:val="num" w:pos="3960"/>
-        </w:tabs>
-        <w:ind w:left="3960" w:hanging="360"/>
+          <w:tab w:val="num" w:pos="5068"/>
+        </w:tabs>
+        <w:ind w:left="5068" w:hanging="360"/>
       </w:pPr>
     </w:lvl>
     <w:lvl w:ilvl="5" w:tentative="1">
@@ -7491,9 +7980,9 @@
       <w:lvlJc w:val="left"/>
       <w:pPr>
         <w:tabs>
-          <w:tab w:val="num" w:pos="4680"/>
-        </w:tabs>
-        <w:ind w:left="4680" w:hanging="360"/>
+          <w:tab w:val="num" w:pos="5788"/>
+        </w:tabs>
+        <w:ind w:left="5788" w:hanging="360"/>
       </w:pPr>
     </w:lvl>
     <w:lvl w:ilvl="6" w:tentative="1">
@@ -7503,9 +7992,9 @@
       <w:lvlJc w:val="left"/>
       <w:pPr>
         <w:tabs>
-          <w:tab w:val="num" w:pos="5400"/>
-        </w:tabs>
-        <w:ind w:left="5400" w:hanging="360"/>
+          <w:tab w:val="num" w:pos="6508"/>
+        </w:tabs>
+        <w:ind w:left="6508" w:hanging="360"/>
       </w:pPr>
     </w:lvl>
     <w:lvl w:ilvl="7" w:tentative="1">
@@ -7515,9 +8004,9 @@
       <w:lvlJc w:val="left"/>
       <w:pPr>
         <w:tabs>
-          <w:tab w:val="num" w:pos="6120"/>
-        </w:tabs>
-        <w:ind w:left="6120" w:hanging="360"/>
+          <w:tab w:val="num" w:pos="7228"/>
+        </w:tabs>
+        <w:ind w:left="7228" w:hanging="360"/>
       </w:pPr>
     </w:lvl>
     <w:lvl w:ilvl="8" w:tentative="1">
@@ -7527,13 +8016,13 @@
       <w:lvlJc w:val="left"/>
       <w:pPr>
         <w:tabs>
-          <w:tab w:val="num" w:pos="6840"/>
-        </w:tabs>
-        <w:ind w:left="6840" w:hanging="360"/>
+          <w:tab w:val="num" w:pos="7948"/>
+        </w:tabs>
+        <w:ind w:left="7948" w:hanging="360"/>
       </w:pPr>
     </w:lvl>
   </w:abstractNum>
-  <w:abstractNum w:abstractNumId="13" w15:restartNumberingAfterBreak="0">
+  <w:abstractNum w:abstractNumId="14" w15:restartNumberingAfterBreak="0">
     <w:nsid w:val="3B417C45"/>
     <w:multiLevelType w:val="multilevel"/>
     <w:tmpl w:val="7E563BF4"/>
@@ -7682,7 +8171,7 @@
       </w:rPr>
     </w:lvl>
   </w:abstractNum>
-  <w:abstractNum w:abstractNumId="14" w15:restartNumberingAfterBreak="0">
+  <w:abstractNum w:abstractNumId="15" w15:restartNumberingAfterBreak="0">
     <w:nsid w:val="3CA955DD"/>
     <w:multiLevelType w:val="multilevel"/>
     <w:tmpl w:val="9B72EA46"/>
@@ -7831,7 +8320,7 @@
       </w:rPr>
     </w:lvl>
   </w:abstractNum>
-  <w:abstractNum w:abstractNumId="15" w15:restartNumberingAfterBreak="0">
+  <w:abstractNum w:abstractNumId="16" w15:restartNumberingAfterBreak="0">
     <w:nsid w:val="43B65D05"/>
     <w:multiLevelType w:val="multilevel"/>
     <w:tmpl w:val="947CD9AC"/>
@@ -7980,7 +8469,7 @@
       </w:rPr>
     </w:lvl>
   </w:abstractNum>
-  <w:abstractNum w:abstractNumId="16" w15:restartNumberingAfterBreak="0">
+  <w:abstractNum w:abstractNumId="17" w15:restartNumberingAfterBreak="0">
     <w:nsid w:val="45BF6473"/>
     <w:multiLevelType w:val="multilevel"/>
     <w:tmpl w:val="A37420EC"/>
@@ -8129,7 +8618,7 @@
       </w:rPr>
     </w:lvl>
   </w:abstractNum>
-  <w:abstractNum w:abstractNumId="17" w15:restartNumberingAfterBreak="0">
+  <w:abstractNum w:abstractNumId="18" w15:restartNumberingAfterBreak="0">
     <w:nsid w:val="4A875DAA"/>
     <w:multiLevelType w:val="multilevel"/>
     <w:tmpl w:val="3722A660"/>
@@ -8278,7 +8767,7 @@
       </w:rPr>
     </w:lvl>
   </w:abstractNum>
-  <w:abstractNum w:abstractNumId="18" w15:restartNumberingAfterBreak="0">
+  <w:abstractNum w:abstractNumId="19" w15:restartNumberingAfterBreak="0">
     <w:nsid w:val="4BFC3AB5"/>
     <w:multiLevelType w:val="multilevel"/>
     <w:tmpl w:val="D7B82FA6"/>
@@ -8394,7 +8883,156 @@
       </w:pPr>
     </w:lvl>
   </w:abstractNum>
-  <w:abstractNum w:abstractNumId="19" w15:restartNumberingAfterBreak="0">
+  <w:abstractNum w:abstractNumId="20" w15:restartNumberingAfterBreak="0">
+    <w:nsid w:val="4D4100C2"/>
+    <w:multiLevelType w:val="multilevel"/>
+    <w:tmpl w:val="9866F154"/>
+    <w:lvl w:ilvl="0">
+      <w:start w:val="1"/>
+      <w:numFmt w:val="bullet"/>
+      <w:lvlText w:val=""/>
+      <w:lvlJc w:val="left"/>
+      <w:pPr>
+        <w:tabs>
+          <w:tab w:val="num" w:pos="720"/>
+        </w:tabs>
+        <w:ind w:left="720" w:hanging="360"/>
+      </w:pPr>
+      <w:rPr>
+        <w:rFonts w:ascii="Symbol" w:hAnsi="Symbol" w:hint="default"/>
+        <w:sz w:val="20"/>
+      </w:rPr>
+    </w:lvl>
+    <w:lvl w:ilvl="1" w:tentative="1">
+      <w:start w:val="1"/>
+      <w:numFmt w:val="bullet"/>
+      <w:lvlText w:val=""/>
+      <w:lvlJc w:val="left"/>
+      <w:pPr>
+        <w:tabs>
+          <w:tab w:val="num" w:pos="1440"/>
+        </w:tabs>
+        <w:ind w:left="1440" w:hanging="360"/>
+      </w:pPr>
+      <w:rPr>
+        <w:rFonts w:ascii="Symbol" w:hAnsi="Symbol" w:hint="default"/>
+        <w:sz w:val="20"/>
+      </w:rPr>
+    </w:lvl>
+    <w:lvl w:ilvl="2" w:tentative="1">
+      <w:start w:val="1"/>
+      <w:numFmt w:val="bullet"/>
+      <w:lvlText w:val=""/>
+      <w:lvlJc w:val="left"/>
+      <w:pPr>
+        <w:tabs>
+          <w:tab w:val="num" w:pos="2160"/>
+        </w:tabs>
+        <w:ind w:left="2160" w:hanging="360"/>
+      </w:pPr>
+      <w:rPr>
+        <w:rFonts w:ascii="Symbol" w:hAnsi="Symbol" w:hint="default"/>
+        <w:sz w:val="20"/>
+      </w:rPr>
+    </w:lvl>
+    <w:lvl w:ilvl="3" w:tentative="1">
+      <w:start w:val="1"/>
+      <w:numFmt w:val="bullet"/>
+      <w:lvlText w:val=""/>
+      <w:lvlJc w:val="left"/>
+      <w:pPr>
+        <w:tabs>
+          <w:tab w:val="num" w:pos="2880"/>
+        </w:tabs>
+        <w:ind w:left="2880" w:hanging="360"/>
+      </w:pPr>
+      <w:rPr>
+        <w:rFonts w:ascii="Symbol" w:hAnsi="Symbol" w:hint="default"/>
+        <w:sz w:val="20"/>
+      </w:rPr>
+    </w:lvl>
+    <w:lvl w:ilvl="4" w:tentative="1">
+      <w:start w:val="1"/>
+      <w:numFmt w:val="bullet"/>
+      <w:lvlText w:val=""/>
+      <w:lvlJc w:val="left"/>
+      <w:pPr>
+        <w:tabs>
+          <w:tab w:val="num" w:pos="3600"/>
+        </w:tabs>
+        <w:ind w:left="3600" w:hanging="360"/>
+      </w:pPr>
+      <w:rPr>
+        <w:rFonts w:ascii="Symbol" w:hAnsi="Symbol" w:hint="default"/>
+        <w:sz w:val="20"/>
+      </w:rPr>
+    </w:lvl>
+    <w:lvl w:ilvl="5" w:tentative="1">
+      <w:start w:val="1"/>
+      <w:numFmt w:val="bullet"/>
+      <w:lvlText w:val=""/>
+      <w:lvlJc w:val="left"/>
+      <w:pPr>
+        <w:tabs>
+          <w:tab w:val="num" w:pos="4320"/>
+        </w:tabs>
+        <w:ind w:left="4320" w:hanging="360"/>
+      </w:pPr>
+      <w:rPr>
+        <w:rFonts w:ascii="Symbol" w:hAnsi="Symbol" w:hint="default"/>
+        <w:sz w:val="20"/>
+      </w:rPr>
+    </w:lvl>
+    <w:lvl w:ilvl="6" w:tentative="1">
+      <w:start w:val="1"/>
+      <w:numFmt w:val="bullet"/>
+      <w:lvlText w:val=""/>
+      <w:lvlJc w:val="left"/>
+      <w:pPr>
+        <w:tabs>
+          <w:tab w:val="num" w:pos="5040"/>
+        </w:tabs>
+        <w:ind w:left="5040" w:hanging="360"/>
+      </w:pPr>
+      <w:rPr>
+        <w:rFonts w:ascii="Symbol" w:hAnsi="Symbol" w:hint="default"/>
+        <w:sz w:val="20"/>
+      </w:rPr>
+    </w:lvl>
+    <w:lvl w:ilvl="7" w:tentative="1">
+      <w:start w:val="1"/>
+      <w:numFmt w:val="bullet"/>
+      <w:lvlText w:val=""/>
+      <w:lvlJc w:val="left"/>
+      <w:pPr>
+        <w:tabs>
+          <w:tab w:val="num" w:pos="5760"/>
+        </w:tabs>
+        <w:ind w:left="5760" w:hanging="360"/>
+      </w:pPr>
+      <w:rPr>
+        <w:rFonts w:ascii="Symbol" w:hAnsi="Symbol" w:hint="default"/>
+        <w:sz w:val="20"/>
+      </w:rPr>
+    </w:lvl>
+    <w:lvl w:ilvl="8" w:tentative="1">
+      <w:start w:val="1"/>
+      <w:numFmt w:val="bullet"/>
+      <w:lvlText w:val=""/>
+      <w:lvlJc w:val="left"/>
+      <w:pPr>
+        <w:tabs>
+          <w:tab w:val="num" w:pos="6480"/>
+        </w:tabs>
+        <w:ind w:left="6480" w:hanging="360"/>
+      </w:pPr>
+      <w:rPr>
+        <w:rFonts w:ascii="Symbol" w:hAnsi="Symbol" w:hint="default"/>
+        <w:sz w:val="20"/>
+      </w:rPr>
+    </w:lvl>
+  </w:abstractNum>
+  <w:abstractNum w:abstractNumId="21" w15:restartNumberingAfterBreak="0">
     <w:nsid w:val="4ECF116F"/>
     <w:multiLevelType w:val="multilevel"/>
     <w:tmpl w:val="232470B6"/>
@@ -8543,7 +9181,7 @@
       </w:rPr>
     </w:lvl>
   </w:abstractNum>
-  <w:abstractNum w:abstractNumId="20" w15:restartNumberingAfterBreak="0">
+  <w:abstractNum w:abstractNumId="22" w15:restartNumberingAfterBreak="0">
     <w:nsid w:val="4EFD7518"/>
     <w:multiLevelType w:val="multilevel"/>
     <w:tmpl w:val="EC26F1D8"/>
@@ -8692,7 +9330,7 @@
       </w:rPr>
     </w:lvl>
   </w:abstractNum>
-  <w:abstractNum w:abstractNumId="21" w15:restartNumberingAfterBreak="0">
+  <w:abstractNum w:abstractNumId="23" w15:restartNumberingAfterBreak="0">
     <w:nsid w:val="53541228"/>
     <w:multiLevelType w:val="multilevel"/>
     <w:tmpl w:val="552AAB26"/>
@@ -8841,7 +9479,7 @@
       </w:rPr>
     </w:lvl>
   </w:abstractNum>
-  <w:abstractNum w:abstractNumId="22" w15:restartNumberingAfterBreak="0">
+  <w:abstractNum w:abstractNumId="24" w15:restartNumberingAfterBreak="0">
     <w:nsid w:val="55991A01"/>
     <w:multiLevelType w:val="multilevel"/>
     <w:tmpl w:val="A5FC1FBE"/>
@@ -8990,7 +9628,7 @@
       </w:rPr>
     </w:lvl>
   </w:abstractNum>
-  <w:abstractNum w:abstractNumId="23" w15:restartNumberingAfterBreak="0">
+  <w:abstractNum w:abstractNumId="25" w15:restartNumberingAfterBreak="0">
     <w:nsid w:val="61036C48"/>
     <w:multiLevelType w:val="multilevel"/>
     <w:tmpl w:val="865296AE"/>
@@ -9139,7 +9777,7 @@
       </w:rPr>
     </w:lvl>
   </w:abstractNum>
-  <w:abstractNum w:abstractNumId="24" w15:restartNumberingAfterBreak="0">
+  <w:abstractNum w:abstractNumId="26" w15:restartNumberingAfterBreak="0">
     <w:nsid w:val="63DB0E22"/>
     <w:multiLevelType w:val="multilevel"/>
     <w:tmpl w:val="CA00FCAE"/>
@@ -9288,7 +9926,7 @@
       </w:rPr>
     </w:lvl>
   </w:abstractNum>
-  <w:abstractNum w:abstractNumId="25" w15:restartNumberingAfterBreak="0">
+  <w:abstractNum w:abstractNumId="27" w15:restartNumberingAfterBreak="0">
     <w:nsid w:val="6AF2231E"/>
     <w:multiLevelType w:val="multilevel"/>
     <w:tmpl w:val="007AB854"/>
@@ -9437,7 +10075,7 @@
       </w:rPr>
     </w:lvl>
   </w:abstractNum>
-  <w:abstractNum w:abstractNumId="26" w15:restartNumberingAfterBreak="0">
+  <w:abstractNum w:abstractNumId="28" w15:restartNumberingAfterBreak="0">
     <w:nsid w:val="6E6B3EEF"/>
     <w:multiLevelType w:val="multilevel"/>
     <w:tmpl w:val="277C1F18"/>
@@ -9550,7 +10188,7 @@
       </w:pPr>
     </w:lvl>
   </w:abstractNum>
-  <w:abstractNum w:abstractNumId="27" w15:restartNumberingAfterBreak="0">
+  <w:abstractNum w:abstractNumId="29" w15:restartNumberingAfterBreak="0">
     <w:nsid w:val="73526EF7"/>
     <w:multiLevelType w:val="hybridMultilevel"/>
     <w:tmpl w:val="17766C52"/>
@@ -9560,7 +10198,7 @@
       <w:lvlText w:val="%1."/>
       <w:lvlJc w:val="left"/>
       <w:pPr>
-        <w:ind w:left="862" w:hanging="361"/>
+        <w:ind w:left="361" w:hanging="361"/>
         <w:jc w:val="right"/>
       </w:pPr>
       <w:rPr>
@@ -9681,7 +10319,7 @@
       </w:rPr>
     </w:lvl>
   </w:abstractNum>
-  <w:abstractNum w:abstractNumId="28" w15:restartNumberingAfterBreak="0">
+  <w:abstractNum w:abstractNumId="30" w15:restartNumberingAfterBreak="0">
     <w:nsid w:val="7F330F57"/>
     <w:multiLevelType w:val="multilevel"/>
     <w:tmpl w:val="7E40C5C0"/>
@@ -9830,7 +10468,7 @@
       </w:rPr>
     </w:lvl>
   </w:abstractNum>
-  <w:abstractNum w:abstractNumId="29" w15:restartNumberingAfterBreak="0">
+  <w:abstractNum w:abstractNumId="31" w15:restartNumberingAfterBreak="0">
     <w:nsid w:val="7F58269A"/>
     <w:multiLevelType w:val="multilevel"/>
     <w:tmpl w:val="5DAC26B4"/>
@@ -9980,73 +10618,73 @@
     </w:lvl>
   </w:abstractNum>
   <w:num w:numId="1" w16cid:durableId="2063862613">
-    <w:abstractNumId w:val="27"/>
+    <w:abstractNumId w:val="29"/>
   </w:num>
   <w:num w:numId="2" w16cid:durableId="1628967208">
     <w:abstractNumId w:val="2"/>
   </w:num>
   <w:num w:numId="3" w16cid:durableId="1967077042">
-    <w:abstractNumId w:val="25"/>
+    <w:abstractNumId w:val="27"/>
   </w:num>
   <w:num w:numId="4" w16cid:durableId="188378014">
     <w:abstractNumId w:val="0"/>
   </w:num>
   <w:num w:numId="5" w16cid:durableId="537620284">
+    <w:abstractNumId w:val="18"/>
+  </w:num>
+  <w:num w:numId="6" w16cid:durableId="2118676128">
+    <w:abstractNumId w:val="11"/>
+  </w:num>
+  <w:num w:numId="7" w16cid:durableId="872420230">
+    <w:abstractNumId w:val="14"/>
+  </w:num>
+  <w:num w:numId="8" w16cid:durableId="324671217">
+    <w:abstractNumId w:val="15"/>
+  </w:num>
+  <w:num w:numId="9" w16cid:durableId="798259616">
+    <w:abstractNumId w:val="21"/>
+  </w:num>
+  <w:num w:numId="10" w16cid:durableId="1098335702">
+    <w:abstractNumId w:val="23"/>
+  </w:num>
+  <w:num w:numId="11" w16cid:durableId="833110941">
+    <w:abstractNumId w:val="28"/>
+  </w:num>
+  <w:num w:numId="12" w16cid:durableId="1839924299">
+    <w:abstractNumId w:val="9"/>
+  </w:num>
+  <w:num w:numId="13" w16cid:durableId="570771794">
+    <w:abstractNumId w:val="26"/>
+  </w:num>
+  <w:num w:numId="14" w16cid:durableId="892081510">
+    <w:abstractNumId w:val="7"/>
+  </w:num>
+  <w:num w:numId="15" w16cid:durableId="789394947">
+    <w:abstractNumId w:val="5"/>
+  </w:num>
+  <w:num w:numId="16" w16cid:durableId="267977634">
+    <w:abstractNumId w:val="24"/>
+  </w:num>
+  <w:num w:numId="17" w16cid:durableId="179466111">
+    <w:abstractNumId w:val="8"/>
+  </w:num>
+  <w:num w:numId="18" w16cid:durableId="498810128">
+    <w:abstractNumId w:val="12"/>
+  </w:num>
+  <w:num w:numId="19" w16cid:durableId="1275751698">
+    <w:abstractNumId w:val="22"/>
+  </w:num>
+  <w:num w:numId="20" w16cid:durableId="498616586">
+    <w:abstractNumId w:val="6"/>
+  </w:num>
+  <w:num w:numId="21" w16cid:durableId="878276104">
     <w:abstractNumId w:val="17"/>
   </w:num>
-  <w:num w:numId="6" w16cid:durableId="2118676128">
-    <w:abstractNumId w:val="10"/>
-  </w:num>
-  <w:num w:numId="7" w16cid:durableId="872420230">
-    <w:abstractNumId w:val="13"/>
-  </w:num>
-  <w:num w:numId="8" w16cid:durableId="324671217">
-    <w:abstractNumId w:val="14"/>
-  </w:num>
-  <w:num w:numId="9" w16cid:durableId="798259616">
-    <w:abstractNumId w:val="19"/>
-  </w:num>
-  <w:num w:numId="10" w16cid:durableId="1098335702">
-    <w:abstractNumId w:val="21"/>
-  </w:num>
-  <w:num w:numId="11" w16cid:durableId="833110941">
-    <w:abstractNumId w:val="26"/>
-  </w:num>
-  <w:num w:numId="12" w16cid:durableId="1839924299">
-    <w:abstractNumId w:val="8"/>
-  </w:num>
-  <w:num w:numId="13" w16cid:durableId="570771794">
-    <w:abstractNumId w:val="24"/>
-  </w:num>
-  <w:num w:numId="14" w16cid:durableId="892081510">
-    <w:abstractNumId w:val="6"/>
-  </w:num>
-  <w:num w:numId="15" w16cid:durableId="789394947">
-    <w:abstractNumId w:val="4"/>
-  </w:num>
-  <w:num w:numId="16" w16cid:durableId="267977634">
-    <w:abstractNumId w:val="22"/>
-  </w:num>
-  <w:num w:numId="17" w16cid:durableId="179466111">
-    <w:abstractNumId w:val="7"/>
-  </w:num>
-  <w:num w:numId="18" w16cid:durableId="498810128">
-    <w:abstractNumId w:val="11"/>
-  </w:num>
-  <w:num w:numId="19" w16cid:durableId="1275751698">
-    <w:abstractNumId w:val="20"/>
-  </w:num>
-  <w:num w:numId="20" w16cid:durableId="498616586">
-    <w:abstractNumId w:val="5"/>
-  </w:num>
-  <w:num w:numId="21" w16cid:durableId="878276104">
-    <w:abstractNumId w:val="16"/>
-  </w:num>
   <w:num w:numId="22" w16cid:durableId="13774530">
-    <w:abstractNumId w:val="28"/>
+    <w:abstractNumId w:val="30"/>
   </w:num>
   <w:num w:numId="23" w16cid:durableId="431972288">
-    <w:abstractNumId w:val="29"/>
+    <w:abstractNumId w:val="31"/>
   </w:num>
   <w:num w:numId="24" w16cid:durableId="1051417389">
     <w:abstractNumId w:val="1"/>
@@ -10055,19 +10693,25 @@
     <w:abstractNumId w:val="3"/>
   </w:num>
   <w:num w:numId="26" w16cid:durableId="2093089956">
-    <w:abstractNumId w:val="23"/>
+    <w:abstractNumId w:val="25"/>
   </w:num>
   <w:num w:numId="27" w16cid:durableId="259605082">
-    <w:abstractNumId w:val="15"/>
+    <w:abstractNumId w:val="16"/>
   </w:num>
   <w:num w:numId="28" w16cid:durableId="314261340">
-    <w:abstractNumId w:val="9"/>
+    <w:abstractNumId w:val="10"/>
   </w:num>
   <w:num w:numId="29" w16cid:durableId="1437481826">
-    <w:abstractNumId w:val="12"/>
+    <w:abstractNumId w:val="13"/>
   </w:num>
   <w:num w:numId="30" w16cid:durableId="2119256781">
-    <w:abstractNumId w:val="18"/>
+    <w:abstractNumId w:val="19"/>
+  </w:num>
+  <w:num w:numId="31" w16cid:durableId="1420367867">
+    <w:abstractNumId w:val="20"/>
+  </w:num>
+  <w:num w:numId="32" w16cid:durableId="6442239">
+    <w:abstractNumId w:val="4"/>
   </w:num>
 </w:numbering>
 </file>
@@ -10541,7 +11185,6 @@
   <w:style w:type="character" w:default="1" w:styleId="DefaultParagraphFont">
     <w:name w:val="Default Paragraph Font"/>
     <w:uiPriority w:val="1"/>
-    <w:semiHidden/>
     <w:unhideWhenUsed/>
   </w:style>
   <w:style w:type="table" w:default="1" w:styleId="TableNormal">
@@ -10652,52 +11295,45 @@
       <w:szCs w:val="28"/>
     </w:rPr>
   </w:style>
-  <w:style w:type="paragraph" w:styleId="Header">
-    <w:name w:val="header"/>
+  <w:style w:type="paragraph" w:styleId="NormalWeb">
+    <w:name w:val="Normal (Web)"/>
     <w:basedOn w:val="Normal"/>
-    <w:link w:val="HeaderChar"/>
     <w:uiPriority w:val="99"/>
     <w:unhideWhenUsed/>
-    <w:rsid w:val="009B2690"/>
+    <w:rsid w:val="00291612"/>
     <w:pPr>
-      <w:tabs>
-        <w:tab w:val="center" w:pos="4513"/>
-        <w:tab w:val="right" w:pos="9026"/>
-      </w:tabs>
+      <w:widowControl/>
+      <w:autoSpaceDE/>
+      <w:autoSpaceDN/>
+      <w:spacing w:before="100" w:beforeAutospacing="1" w:after="100" w:afterAutospacing="1"/>
     </w:pPr>
-  </w:style>
-  <w:style w:type="character" w:customStyle="1" w:styleId="HeaderChar">
-    <w:name w:val="Header Char"/>
-    <w:basedOn w:val="DefaultParagraphFont"/>
-    <w:link w:val="Header"/>
-    <w:uiPriority w:val="99"/>
-    <w:rsid w:val="009B2690"/>
     <w:rPr>
-      <w:rFonts w:ascii="Times New Roman" w:eastAsia="Times New Roman" w:hAnsi="Times New Roman" w:cs="Times New Roman"/>
+      <w:sz w:val="24"/>
+      <w:szCs w:val="24"/>
+      <w:lang w:val="en-IN" w:eastAsia="en-IN" w:bidi="ta-IN"/>
     </w:rPr>
   </w:style>
-  <w:style w:type="paragraph" w:styleId="Footer">
-    <w:name w:val="footer"/>
-    <w:basedOn w:val="Normal"/>
-    <w:link w:val="FooterChar"/>
+  <w:style w:type="character" w:styleId="Hyperlink">
+    <w:name w:val="Hyperlink"/>
+    <w:basedOn w:val="DefaultParagraphFont"/>
     <w:uiPriority w:val="99"/>
     <w:unhideWhenUsed/>
-    <w:rsid w:val="009B2690"/>
-    <w:pPr>
-      <w:tabs>
-        <w:tab w:val="center" w:pos="4513"/>
-        <w:tab w:val="right" w:pos="9026"/>
-      </w:tabs>
-    </w:pPr>
+    <w:rsid w:val="003C1E3A"/>
+    <w:rPr>
+      <w:color w:val="0000FF" w:themeColor="hyperlink"/>
+      <w:u w:val="single"/>
+    </w:rPr>
   </w:style>
-  <w:style w:type="character" w:customStyle="1" w:styleId="FooterChar">
-    <w:name w:val="Footer Char"/>
+  <w:style w:type="character" w:styleId="UnresolvedMention">
+    <w:name w:val="Unresolved Mention"/>
     <w:basedOn w:val="DefaultParagraphFont"/>
-    <w:link w:val="Footer"/>
     <w:uiPriority w:val="99"/>
-    <w:rsid w:val="009B2690"/>
+    <w:semiHidden/>
+    <w:unhideWhenUsed/>
+    <w:rsid w:val="003C1E3A"/>
     <w:rPr>
-      <w:rFonts w:ascii="Times New Roman" w:eastAsia="Times New Roman" w:hAnsi="Times New Roman" w:cs="Times New Roman"/>
+      <w:color w:val="605E5C"/>
+      <w:shd w:val="clear" w:color="auto" w:fill="E1DFDD"/>
     </w:rPr>
   </w:style>
 </w:styles>
